--- a/rediseno_2026/4.5 Itinerarios formateados y corregidos/ECO-101 Microeconomía.docx
+++ b/rediseno_2026/4.5 Itinerarios formateados y corregidos/ECO-101 Microeconomía.docx
@@ -85,8 +85,10 @@
         </w:tblBorders>
         <w:tblLayout w:type="fixed"/>
         <w:tblCellMar>
-          <w:left w:w="10" w:type="dxa"/>
-          <w:right w:w="10" w:type="dxa"/>
+          <w:top w:w="40" w:type="dxa"/>
+          <w:left w:w="90" w:type="dxa"/>
+          <w:bottom w:w="40" w:type="dxa"/>
+          <w:right w:w="90" w:type="dxa"/>
         </w:tblCellMar>
         <w:tblLook w:val="0000" w:firstRow="0" w:lastRow="0" w:firstColumn="0" w:lastColumn="0" w:noHBand="0" w:noVBand="0"/>
       </w:tblPr>
@@ -120,12 +122,6 @@
               <w:right w:val="single" w:sz="6" w:space="0" w:color="1F3864"/>
             </w:tcBorders>
             <w:shd w:val="clear" w:color="auto" w:fill="4472C4"/>
-            <w:tcMar>
-              <w:top w:w="50" w:type="dxa"/>
-              <w:left w:w="90" w:type="dxa"/>
-              <w:bottom w:w="50" w:type="dxa"/>
-              <w:right w:w="90" w:type="dxa"/>
-            </w:tcMar>
             <w:vAlign w:val="center"/>
           </w:tcPr>
           <w:p>
@@ -166,12 +162,6 @@
               <w:right w:val="single" w:sz="6" w:space="0" w:color="1F3864"/>
             </w:tcBorders>
             <w:shd w:val="clear" w:color="auto" w:fill="4472C4"/>
-            <w:tcMar>
-              <w:top w:w="50" w:type="dxa"/>
-              <w:left w:w="90" w:type="dxa"/>
-              <w:bottom w:w="50" w:type="dxa"/>
-              <w:right w:w="90" w:type="dxa"/>
-            </w:tcMar>
             <w:vAlign w:val="center"/>
           </w:tcPr>
           <w:p>
@@ -212,12 +202,6 @@
               <w:right w:val="single" w:sz="6" w:space="0" w:color="1F3864"/>
             </w:tcBorders>
             <w:shd w:val="clear" w:color="auto" w:fill="4472C4"/>
-            <w:tcMar>
-              <w:top w:w="50" w:type="dxa"/>
-              <w:left w:w="90" w:type="dxa"/>
-              <w:bottom w:w="50" w:type="dxa"/>
-              <w:right w:w="90" w:type="dxa"/>
-            </w:tcMar>
             <w:vAlign w:val="center"/>
           </w:tcPr>
           <w:p>
@@ -258,12 +242,6 @@
               <w:right w:val="single" w:sz="6" w:space="0" w:color="1F3864"/>
             </w:tcBorders>
             <w:shd w:val="clear" w:color="auto" w:fill="4472C4"/>
-            <w:tcMar>
-              <w:top w:w="50" w:type="dxa"/>
-              <w:left w:w="90" w:type="dxa"/>
-              <w:bottom w:w="50" w:type="dxa"/>
-              <w:right w:w="90" w:type="dxa"/>
-            </w:tcMar>
             <w:vAlign w:val="center"/>
           </w:tcPr>
           <w:p>
@@ -306,12 +284,6 @@
               <w:right w:val="single" w:sz="6" w:space="0" w:color="1F3864"/>
             </w:tcBorders>
             <w:shd w:val="clear" w:color="auto" w:fill="4472C4"/>
-            <w:tcMar>
-              <w:top w:w="50" w:type="dxa"/>
-              <w:left w:w="90" w:type="dxa"/>
-              <w:bottom w:w="50" w:type="dxa"/>
-              <w:right w:w="90" w:type="dxa"/>
-            </w:tcMar>
             <w:vAlign w:val="center"/>
           </w:tcPr>
           <w:p>
@@ -352,12 +324,6 @@
               <w:right w:val="single" w:sz="6" w:space="0" w:color="1F3864"/>
             </w:tcBorders>
             <w:shd w:val="clear" w:color="auto" w:fill="4472C4"/>
-            <w:tcMar>
-              <w:top w:w="50" w:type="dxa"/>
-              <w:left w:w="90" w:type="dxa"/>
-              <w:bottom w:w="50" w:type="dxa"/>
-              <w:right w:w="90" w:type="dxa"/>
-            </w:tcMar>
             <w:vAlign w:val="center"/>
           </w:tcPr>
           <w:p>
@@ -398,12 +364,6 @@
               <w:right w:val="single" w:sz="6" w:space="0" w:color="1F3864"/>
             </w:tcBorders>
             <w:shd w:val="clear" w:color="auto" w:fill="4472C4"/>
-            <w:tcMar>
-              <w:top w:w="50" w:type="dxa"/>
-              <w:left w:w="90" w:type="dxa"/>
-              <w:bottom w:w="50" w:type="dxa"/>
-              <w:right w:w="90" w:type="dxa"/>
-            </w:tcMar>
             <w:vAlign w:val="center"/>
           </w:tcPr>
           <w:p>
@@ -444,12 +404,6 @@
               <w:right w:val="single" w:sz="6" w:space="0" w:color="1F3864"/>
             </w:tcBorders>
             <w:shd w:val="clear" w:color="auto" w:fill="4472C4"/>
-            <w:tcMar>
-              <w:top w:w="50" w:type="dxa"/>
-              <w:left w:w="90" w:type="dxa"/>
-              <w:bottom w:w="50" w:type="dxa"/>
-              <w:right w:w="90" w:type="dxa"/>
-            </w:tcMar>
             <w:vAlign w:val="center"/>
           </w:tcPr>
           <w:p>
@@ -492,12 +446,6 @@
               <w:right w:val="single" w:sz="6" w:space="0" w:color="1F3864"/>
             </w:tcBorders>
             <w:shd w:val="clear" w:color="auto" w:fill="4472C4"/>
-            <w:tcMar>
-              <w:top w:w="50" w:type="dxa"/>
-              <w:left w:w="90" w:type="dxa"/>
-              <w:bottom w:w="50" w:type="dxa"/>
-              <w:right w:w="90" w:type="dxa"/>
-            </w:tcMar>
             <w:vAlign w:val="center"/>
           </w:tcPr>
           <w:p>
@@ -538,12 +486,6 @@
               <w:right w:val="single" w:sz="6" w:space="0" w:color="1F3864"/>
             </w:tcBorders>
             <w:shd w:val="clear" w:color="auto" w:fill="4472C4"/>
-            <w:tcMar>
-              <w:top w:w="50" w:type="dxa"/>
-              <w:left w:w="90" w:type="dxa"/>
-              <w:bottom w:w="50" w:type="dxa"/>
-              <w:right w:w="90" w:type="dxa"/>
-            </w:tcMar>
             <w:vAlign w:val="center"/>
           </w:tcPr>
           <w:p>
@@ -585,12 +527,6 @@
               <w:right w:val="single" w:sz="6" w:space="0" w:color="1F3864"/>
             </w:tcBorders>
             <w:shd w:val="clear" w:color="auto" w:fill="4472C4"/>
-            <w:tcMar>
-              <w:top w:w="50" w:type="dxa"/>
-              <w:left w:w="90" w:type="dxa"/>
-              <w:bottom w:w="50" w:type="dxa"/>
-              <w:right w:w="90" w:type="dxa"/>
-            </w:tcMar>
             <w:vAlign w:val="center"/>
           </w:tcPr>
           <w:p>
@@ -630,12 +566,6 @@
               <w:right w:val="single" w:sz="6" w:space="0" w:color="1F3864"/>
             </w:tcBorders>
             <w:shd w:val="clear" w:color="auto" w:fill="4472C4"/>
-            <w:tcMar>
-              <w:top w:w="50" w:type="dxa"/>
-              <w:left w:w="90" w:type="dxa"/>
-              <w:bottom w:w="50" w:type="dxa"/>
-              <w:right w:w="90" w:type="dxa"/>
-            </w:tcMar>
             <w:vAlign w:val="center"/>
           </w:tcPr>
           <w:p>
@@ -675,12 +605,6 @@
               <w:right w:val="single" w:sz="6" w:space="0" w:color="1F3864"/>
             </w:tcBorders>
             <w:shd w:val="clear" w:color="auto" w:fill="4472C4"/>
-            <w:tcMar>
-              <w:top w:w="50" w:type="dxa"/>
-              <w:left w:w="90" w:type="dxa"/>
-              <w:bottom w:w="50" w:type="dxa"/>
-              <w:right w:w="90" w:type="dxa"/>
-            </w:tcMar>
             <w:vAlign w:val="center"/>
           </w:tcPr>
           <w:p>
@@ -720,12 +644,6 @@
               <w:right w:val="single" w:sz="6" w:space="0" w:color="1F3864"/>
             </w:tcBorders>
             <w:shd w:val="clear" w:color="auto" w:fill="4472C4"/>
-            <w:tcMar>
-              <w:top w:w="50" w:type="dxa"/>
-              <w:left w:w="90" w:type="dxa"/>
-              <w:bottom w:w="50" w:type="dxa"/>
-              <w:right w:w="90" w:type="dxa"/>
-            </w:tcMar>
             <w:vAlign w:val="center"/>
           </w:tcPr>
           <w:p>
@@ -765,12 +683,6 @@
               <w:right w:val="single" w:sz="6" w:space="0" w:color="1F3864"/>
             </w:tcBorders>
             <w:shd w:val="clear" w:color="auto" w:fill="4472C4"/>
-            <w:tcMar>
-              <w:top w:w="50" w:type="dxa"/>
-              <w:left w:w="90" w:type="dxa"/>
-              <w:bottom w:w="50" w:type="dxa"/>
-              <w:right w:w="90" w:type="dxa"/>
-            </w:tcMar>
             <w:vAlign w:val="center"/>
           </w:tcPr>
           <w:p>
@@ -810,12 +722,6 @@
               <w:right w:val="single" w:sz="6" w:space="0" w:color="1F3864"/>
             </w:tcBorders>
             <w:shd w:val="clear" w:color="auto" w:fill="4472C4"/>
-            <w:tcMar>
-              <w:top w:w="50" w:type="dxa"/>
-              <w:left w:w="90" w:type="dxa"/>
-              <w:bottom w:w="50" w:type="dxa"/>
-              <w:right w:w="90" w:type="dxa"/>
-            </w:tcMar>
             <w:vAlign w:val="center"/>
           </w:tcPr>
           <w:p>
@@ -856,12 +762,6 @@
               <w:right w:val="single" w:sz="6" w:space="0" w:color="1F3864"/>
             </w:tcBorders>
             <w:shd w:val="clear" w:color="auto" w:fill="D9E2F3"/>
-            <w:tcMar>
-              <w:top w:w="50" w:type="dxa"/>
-              <w:left w:w="90" w:type="dxa"/>
-              <w:bottom w:w="50" w:type="dxa"/>
-              <w:right w:w="90" w:type="dxa"/>
-            </w:tcMar>
             <w:vAlign w:val="center"/>
           </w:tcPr>
           <w:p>
@@ -896,12 +796,6 @@
               <w:right w:val="single" w:sz="6" w:space="0" w:color="1F3864"/>
             </w:tcBorders>
             <w:shd w:val="clear" w:color="auto" w:fill="D9E2F3"/>
-            <w:tcMar>
-              <w:top w:w="50" w:type="dxa"/>
-              <w:left w:w="90" w:type="dxa"/>
-              <w:bottom w:w="50" w:type="dxa"/>
-              <w:right w:w="90" w:type="dxa"/>
-            </w:tcMar>
             <w:vAlign w:val="center"/>
           </w:tcPr>
           <w:p>
@@ -935,12 +829,6 @@
               <w:right w:val="single" w:sz="6" w:space="0" w:color="1F3864"/>
             </w:tcBorders>
             <w:shd w:val="clear" w:color="auto" w:fill="D9E2F3"/>
-            <w:tcMar>
-              <w:top w:w="50" w:type="dxa"/>
-              <w:left w:w="90" w:type="dxa"/>
-              <w:bottom w:w="50" w:type="dxa"/>
-              <w:right w:w="90" w:type="dxa"/>
-            </w:tcMar>
             <w:vAlign w:val="center"/>
           </w:tcPr>
           <w:p>
@@ -974,12 +862,6 @@
               <w:right w:val="single" w:sz="6" w:space="0" w:color="1F3864"/>
             </w:tcBorders>
             <w:shd w:val="clear" w:color="auto" w:fill="D9E2F3"/>
-            <w:tcMar>
-              <w:top w:w="50" w:type="dxa"/>
-              <w:left w:w="90" w:type="dxa"/>
-              <w:bottom w:w="50" w:type="dxa"/>
-              <w:right w:w="90" w:type="dxa"/>
-            </w:tcMar>
             <w:vAlign w:val="center"/>
           </w:tcPr>
           <w:p>
@@ -1013,12 +895,6 @@
               <w:right w:val="single" w:sz="6" w:space="0" w:color="1F3864"/>
             </w:tcBorders>
             <w:shd w:val="clear" w:color="auto" w:fill="D9E2F3"/>
-            <w:tcMar>
-              <w:top w:w="50" w:type="dxa"/>
-              <w:left w:w="90" w:type="dxa"/>
-              <w:bottom w:w="50" w:type="dxa"/>
-              <w:right w:w="90" w:type="dxa"/>
-            </w:tcMar>
             <w:vAlign w:val="center"/>
           </w:tcPr>
           <w:p>
@@ -1052,12 +928,6 @@
               <w:right w:val="single" w:sz="6" w:space="0" w:color="1F3864"/>
             </w:tcBorders>
             <w:shd w:val="clear" w:color="auto" w:fill="D9E2F3"/>
-            <w:tcMar>
-              <w:top w:w="50" w:type="dxa"/>
-              <w:left w:w="90" w:type="dxa"/>
-              <w:bottom w:w="50" w:type="dxa"/>
-              <w:right w:w="90" w:type="dxa"/>
-            </w:tcMar>
             <w:vAlign w:val="center"/>
           </w:tcPr>
           <w:p>
@@ -1091,12 +961,6 @@
               <w:right w:val="single" w:sz="6" w:space="0" w:color="1F3864"/>
             </w:tcBorders>
             <w:shd w:val="clear" w:color="auto" w:fill="D9E2F3"/>
-            <w:tcMar>
-              <w:top w:w="50" w:type="dxa"/>
-              <w:left w:w="90" w:type="dxa"/>
-              <w:bottom w:w="50" w:type="dxa"/>
-              <w:right w:w="90" w:type="dxa"/>
-            </w:tcMar>
             <w:vAlign w:val="center"/>
           </w:tcPr>
           <w:p>
@@ -1156,12 +1020,6 @@
               <w:right w:val="single" w:sz="6" w:space="0" w:color="1F3864"/>
             </w:tcBorders>
             <w:shd w:val="clear" w:color="auto" w:fill="4472C4"/>
-            <w:tcMar>
-              <w:top w:w="50" w:type="dxa"/>
-              <w:left w:w="90" w:type="dxa"/>
-              <w:bottom w:w="50" w:type="dxa"/>
-              <w:right w:w="90" w:type="dxa"/>
-            </w:tcMar>
             <w:vAlign w:val="center"/>
           </w:tcPr>
           <w:p>
@@ -1204,12 +1062,6 @@
               <w:right w:val="single" w:sz="6" w:space="0" w:color="1F3864"/>
             </w:tcBorders>
             <w:shd w:val="clear" w:color="auto" w:fill="D9E2F3"/>
-            <w:tcMar>
-              <w:top w:w="50" w:type="dxa"/>
-              <w:left w:w="90" w:type="dxa"/>
-              <w:bottom w:w="50" w:type="dxa"/>
-              <w:right w:w="90" w:type="dxa"/>
-            </w:tcMar>
             <w:vAlign w:val="center"/>
           </w:tcPr>
           <w:p>
@@ -1246,12 +1098,6 @@
               <w:right w:val="single" w:sz="6" w:space="0" w:color="1F3864"/>
             </w:tcBorders>
             <w:shd w:val="clear" w:color="auto" w:fill="D9E2F3"/>
-            <w:tcMar>
-              <w:top w:w="50" w:type="dxa"/>
-              <w:left w:w="90" w:type="dxa"/>
-              <w:bottom w:w="50" w:type="dxa"/>
-              <w:right w:w="90" w:type="dxa"/>
-            </w:tcMar>
             <w:vAlign w:val="center"/>
           </w:tcPr>
           <w:p>
@@ -1299,12 +1145,6 @@
               <w:right w:val="single" w:sz="6" w:space="0" w:color="1F3864"/>
             </w:tcBorders>
             <w:shd w:val="clear" w:color="auto" w:fill="4472C4"/>
-            <w:tcMar>
-              <w:top w:w="50" w:type="dxa"/>
-              <w:left w:w="90" w:type="dxa"/>
-              <w:bottom w:w="50" w:type="dxa"/>
-              <w:right w:w="90" w:type="dxa"/>
-            </w:tcMar>
             <w:vAlign w:val="center"/>
           </w:tcPr>
           <w:p>
@@ -1345,12 +1185,6 @@
               <w:right w:val="single" w:sz="6" w:space="0" w:color="1F3864"/>
             </w:tcBorders>
             <w:shd w:val="clear" w:color="auto" w:fill="4472C4"/>
-            <w:tcMar>
-              <w:top w:w="50" w:type="dxa"/>
-              <w:left w:w="90" w:type="dxa"/>
-              <w:bottom w:w="50" w:type="dxa"/>
-              <w:right w:w="90" w:type="dxa"/>
-            </w:tcMar>
             <w:vAlign w:val="center"/>
           </w:tcPr>
           <w:p>
@@ -1391,12 +1225,6 @@
               <w:right w:val="single" w:sz="6" w:space="0" w:color="1F3864"/>
             </w:tcBorders>
             <w:shd w:val="clear" w:color="auto" w:fill="4472C4"/>
-            <w:tcMar>
-              <w:top w:w="50" w:type="dxa"/>
-              <w:left w:w="90" w:type="dxa"/>
-              <w:bottom w:w="50" w:type="dxa"/>
-              <w:right w:w="90" w:type="dxa"/>
-            </w:tcMar>
             <w:vAlign w:val="center"/>
           </w:tcPr>
           <w:p>
@@ -1441,12 +1269,6 @@
               <w:right w:val="single" w:sz="6" w:space="0" w:color="1F3864"/>
             </w:tcBorders>
             <w:shd w:val="clear" w:color="auto" w:fill="D9E2F3"/>
-            <w:tcMar>
-              <w:top w:w="50" w:type="dxa"/>
-              <w:left w:w="90" w:type="dxa"/>
-              <w:bottom w:w="50" w:type="dxa"/>
-              <w:right w:w="90" w:type="dxa"/>
-            </w:tcMar>
             <w:vAlign w:val="center"/>
           </w:tcPr>
           <w:p>
@@ -1479,12 +1301,6 @@
               <w:right w:val="single" w:sz="6" w:space="0" w:color="1F3864"/>
             </w:tcBorders>
             <w:shd w:val="clear" w:color="auto" w:fill="D9E2F3"/>
-            <w:tcMar>
-              <w:top w:w="50" w:type="dxa"/>
-              <w:left w:w="90" w:type="dxa"/>
-              <w:bottom w:w="50" w:type="dxa"/>
-              <w:right w:w="90" w:type="dxa"/>
-            </w:tcMar>
             <w:vAlign w:val="center"/>
           </w:tcPr>
           <w:p>
@@ -1517,12 +1333,6 @@
               <w:right w:val="single" w:sz="6" w:space="0" w:color="1F3864"/>
             </w:tcBorders>
             <w:shd w:val="clear" w:color="auto" w:fill="D9E2F3"/>
-            <w:tcMar>
-              <w:top w:w="50" w:type="dxa"/>
-              <w:left w:w="90" w:type="dxa"/>
-              <w:bottom w:w="50" w:type="dxa"/>
-              <w:right w:w="90" w:type="dxa"/>
-            </w:tcMar>
             <w:vAlign w:val="center"/>
           </w:tcPr>
           <w:p>
@@ -1592,12 +1402,6 @@
               <w:right w:val="single" w:sz="6" w:space="0" w:color="1F3864"/>
             </w:tcBorders>
             <w:shd w:val="clear" w:color="auto" w:fill="D9E2F3"/>
-            <w:tcMar>
-              <w:top w:w="50" w:type="dxa"/>
-              <w:left w:w="90" w:type="dxa"/>
-              <w:bottom w:w="50" w:type="dxa"/>
-              <w:right w:w="90" w:type="dxa"/>
-            </w:tcMar>
             <w:vAlign w:val="center"/>
           </w:tcPr>
           <w:p>
@@ -1630,12 +1434,6 @@
               <w:right w:val="single" w:sz="6" w:space="0" w:color="1F3864"/>
             </w:tcBorders>
             <w:shd w:val="clear" w:color="auto" w:fill="D9E2F3"/>
-            <w:tcMar>
-              <w:top w:w="50" w:type="dxa"/>
-              <w:left w:w="90" w:type="dxa"/>
-              <w:bottom w:w="50" w:type="dxa"/>
-              <w:right w:w="90" w:type="dxa"/>
-            </w:tcMar>
             <w:vAlign w:val="center"/>
           </w:tcPr>
           <w:p>
@@ -1682,12 +1480,6 @@
               <w:right w:val="single" w:sz="6" w:space="0" w:color="1F3864"/>
             </w:tcBorders>
             <w:shd w:val="clear" w:color="auto" w:fill="D9E2F3"/>
-            <w:tcMar>
-              <w:top w:w="50" w:type="dxa"/>
-              <w:left w:w="90" w:type="dxa"/>
-              <w:bottom w:w="50" w:type="dxa"/>
-              <w:right w:w="90" w:type="dxa"/>
-            </w:tcMar>
             <w:vAlign w:val="center"/>
           </w:tcPr>
           <w:p>
@@ -1720,12 +1512,6 @@
               <w:right w:val="single" w:sz="6" w:space="0" w:color="1F3864"/>
             </w:tcBorders>
             <w:shd w:val="clear" w:color="auto" w:fill="D9E2F3"/>
-            <w:tcMar>
-              <w:top w:w="50" w:type="dxa"/>
-              <w:left w:w="90" w:type="dxa"/>
-              <w:bottom w:w="50" w:type="dxa"/>
-              <w:right w:w="90" w:type="dxa"/>
-            </w:tcMar>
             <w:vAlign w:val="center"/>
           </w:tcPr>
           <w:p>
@@ -1758,12 +1544,6 @@
               <w:right w:val="single" w:sz="6" w:space="0" w:color="1F3864"/>
             </w:tcBorders>
             <w:shd w:val="clear" w:color="auto" w:fill="D9E2F3"/>
-            <w:tcMar>
-              <w:top w:w="50" w:type="dxa"/>
-              <w:left w:w="90" w:type="dxa"/>
-              <w:bottom w:w="50" w:type="dxa"/>
-              <w:right w:w="90" w:type="dxa"/>
-            </w:tcMar>
             <w:vAlign w:val="center"/>
           </w:tcPr>
           <w:p>
@@ -1833,12 +1613,6 @@
               <w:right w:val="single" w:sz="6" w:space="0" w:color="1F3864"/>
             </w:tcBorders>
             <w:shd w:val="clear" w:color="auto" w:fill="D9E2F3"/>
-            <w:tcMar>
-              <w:top w:w="50" w:type="dxa"/>
-              <w:left w:w="90" w:type="dxa"/>
-              <w:bottom w:w="50" w:type="dxa"/>
-              <w:right w:w="90" w:type="dxa"/>
-            </w:tcMar>
             <w:vAlign w:val="center"/>
           </w:tcPr>
           <w:p>
@@ -1871,12 +1645,6 @@
               <w:right w:val="single" w:sz="6" w:space="0" w:color="1F3864"/>
             </w:tcBorders>
             <w:shd w:val="clear" w:color="auto" w:fill="D9E2F3"/>
-            <w:tcMar>
-              <w:top w:w="50" w:type="dxa"/>
-              <w:left w:w="90" w:type="dxa"/>
-              <w:bottom w:w="50" w:type="dxa"/>
-              <w:right w:w="90" w:type="dxa"/>
-            </w:tcMar>
             <w:vAlign w:val="center"/>
           </w:tcPr>
           <w:p>
@@ -1921,12 +1689,6 @@
               <w:right w:val="single" w:sz="6" w:space="0" w:color="1F3864"/>
             </w:tcBorders>
             <w:shd w:val="clear" w:color="auto" w:fill="4472C4"/>
-            <w:tcMar>
-              <w:top w:w="50" w:type="dxa"/>
-              <w:left w:w="90" w:type="dxa"/>
-              <w:bottom w:w="50" w:type="dxa"/>
-              <w:right w:w="90" w:type="dxa"/>
-            </w:tcMar>
             <w:vAlign w:val="center"/>
           </w:tcPr>
           <w:p>
@@ -1969,12 +1731,6 @@
               <w:right w:val="single" w:sz="6" w:space="0" w:color="1F3864"/>
             </w:tcBorders>
             <w:shd w:val="clear" w:color="auto" w:fill="4472C4"/>
-            <w:tcMar>
-              <w:top w:w="50" w:type="dxa"/>
-              <w:left w:w="90" w:type="dxa"/>
-              <w:bottom w:w="50" w:type="dxa"/>
-              <w:right w:w="90" w:type="dxa"/>
-            </w:tcMar>
             <w:vAlign w:val="center"/>
           </w:tcPr>
           <w:p>
@@ -2014,12 +1770,6 @@
               <w:right w:val="single" w:sz="6" w:space="0" w:color="1F3864"/>
             </w:tcBorders>
             <w:shd w:val="clear" w:color="auto" w:fill="D9E2F3"/>
-            <w:tcMar>
-              <w:top w:w="50" w:type="dxa"/>
-              <w:left w:w="90" w:type="dxa"/>
-              <w:bottom w:w="50" w:type="dxa"/>
-              <w:right w:w="90" w:type="dxa"/>
-            </w:tcMar>
             <w:vAlign w:val="center"/>
           </w:tcPr>
           <w:p>
@@ -2078,12 +1828,6 @@
               <w:right w:val="single" w:sz="6" w:space="0" w:color="1F3864"/>
             </w:tcBorders>
             <w:shd w:val="clear" w:color="auto" w:fill="4472C4"/>
-            <w:tcMar>
-              <w:top w:w="50" w:type="dxa"/>
-              <w:left w:w="90" w:type="dxa"/>
-              <w:bottom w:w="50" w:type="dxa"/>
-              <w:right w:w="90" w:type="dxa"/>
-            </w:tcMar>
             <w:vAlign w:val="center"/>
           </w:tcPr>
           <w:p>
@@ -2125,12 +1869,6 @@
               <w:right w:val="single" w:sz="6" w:space="0" w:color="1F3864"/>
             </w:tcBorders>
             <w:shd w:val="clear" w:color="auto" w:fill="D9E2F3"/>
-            <w:tcMar>
-              <w:top w:w="50" w:type="dxa"/>
-              <w:left w:w="90" w:type="dxa"/>
-              <w:bottom w:w="50" w:type="dxa"/>
-              <w:right w:w="90" w:type="dxa"/>
-            </w:tcMar>
             <w:vAlign w:val="center"/>
           </w:tcPr>
           <w:p>
@@ -2163,12 +1901,6 @@
               <w:right w:val="single" w:sz="6" w:space="0" w:color="1F3864"/>
             </w:tcBorders>
             <w:shd w:val="clear" w:color="auto" w:fill="D9E2F3"/>
-            <w:tcMar>
-              <w:top w:w="50" w:type="dxa"/>
-              <w:left w:w="90" w:type="dxa"/>
-              <w:bottom w:w="50" w:type="dxa"/>
-              <w:right w:w="90" w:type="dxa"/>
-            </w:tcMar>
             <w:vAlign w:val="center"/>
           </w:tcPr>
           <w:p>
@@ -2330,12 +2062,6 @@
               <w:right w:val="single" w:sz="6" w:space="0" w:color="1F3864"/>
             </w:tcBorders>
             <w:shd w:val="clear" w:color="auto" w:fill="D9E2F3"/>
-            <w:tcMar>
-              <w:top w:w="50" w:type="dxa"/>
-              <w:left w:w="90" w:type="dxa"/>
-              <w:bottom w:w="50" w:type="dxa"/>
-              <w:right w:w="90" w:type="dxa"/>
-            </w:tcMar>
             <w:vAlign w:val="center"/>
           </w:tcPr>
           <w:p>
@@ -2423,12 +2149,6 @@
               <w:right w:val="single" w:sz="6" w:space="0" w:color="1F3864"/>
             </w:tcBorders>
             <w:shd w:val="clear" w:color="auto" w:fill="D9E2F3"/>
-            <w:tcMar>
-              <w:top w:w="50" w:type="dxa"/>
-              <w:left w:w="90" w:type="dxa"/>
-              <w:bottom w:w="50" w:type="dxa"/>
-              <w:right w:w="90" w:type="dxa"/>
-            </w:tcMar>
             <w:vAlign w:val="center"/>
           </w:tcPr>
           <w:p>
@@ -2476,12 +2196,6 @@
               <w:right w:val="single" w:sz="6" w:space="0" w:color="1F3864"/>
             </w:tcBorders>
             <w:shd w:val="clear" w:color="auto" w:fill="4472C4"/>
-            <w:tcMar>
-              <w:top w:w="50" w:type="dxa"/>
-              <w:left w:w="90" w:type="dxa"/>
-              <w:bottom w:w="50" w:type="dxa"/>
-              <w:right w:w="90" w:type="dxa"/>
-            </w:tcMar>
             <w:vAlign w:val="center"/>
           </w:tcPr>
           <w:p>
@@ -2522,12 +2236,6 @@
               <w:right w:val="single" w:sz="6" w:space="0" w:color="1F3864"/>
             </w:tcBorders>
             <w:shd w:val="clear" w:color="auto" w:fill="4472C4"/>
-            <w:tcMar>
-              <w:top w:w="50" w:type="dxa"/>
-              <w:left w:w="90" w:type="dxa"/>
-              <w:bottom w:w="50" w:type="dxa"/>
-              <w:right w:w="90" w:type="dxa"/>
-            </w:tcMar>
             <w:vAlign w:val="center"/>
           </w:tcPr>
           <w:p>
@@ -2568,12 +2276,6 @@
               <w:right w:val="single" w:sz="6" w:space="0" w:color="1F3864"/>
             </w:tcBorders>
             <w:shd w:val="clear" w:color="auto" w:fill="4472C4"/>
-            <w:tcMar>
-              <w:top w:w="50" w:type="dxa"/>
-              <w:left w:w="90" w:type="dxa"/>
-              <w:bottom w:w="50" w:type="dxa"/>
-              <w:right w:w="90" w:type="dxa"/>
-            </w:tcMar>
             <w:vAlign w:val="center"/>
           </w:tcPr>
           <w:p>
@@ -2618,12 +2320,6 @@
               <w:right w:val="single" w:sz="6" w:space="0" w:color="1F3864"/>
             </w:tcBorders>
             <w:shd w:val="clear" w:color="auto" w:fill="D9E2F3"/>
-            <w:tcMar>
-              <w:top w:w="50" w:type="dxa"/>
-              <w:left w:w="90" w:type="dxa"/>
-              <w:bottom w:w="50" w:type="dxa"/>
-              <w:right w:w="90" w:type="dxa"/>
-            </w:tcMar>
             <w:vAlign w:val="center"/>
           </w:tcPr>
           <w:p>
@@ -2656,12 +2352,6 @@
               <w:right w:val="single" w:sz="6" w:space="0" w:color="1F3864"/>
             </w:tcBorders>
             <w:shd w:val="clear" w:color="auto" w:fill="D9E2F3"/>
-            <w:tcMar>
-              <w:top w:w="50" w:type="dxa"/>
-              <w:left w:w="90" w:type="dxa"/>
-              <w:bottom w:w="50" w:type="dxa"/>
-              <w:right w:w="90" w:type="dxa"/>
-            </w:tcMar>
             <w:vAlign w:val="center"/>
           </w:tcPr>
           <w:p>
@@ -2694,12 +2384,6 @@
               <w:right w:val="single" w:sz="6" w:space="0" w:color="1F3864"/>
             </w:tcBorders>
             <w:shd w:val="clear" w:color="auto" w:fill="D9E2F3"/>
-            <w:tcMar>
-              <w:top w:w="50" w:type="dxa"/>
-              <w:left w:w="90" w:type="dxa"/>
-              <w:bottom w:w="50" w:type="dxa"/>
-              <w:right w:w="90" w:type="dxa"/>
-            </w:tcMar>
             <w:vAlign w:val="center"/>
           </w:tcPr>
           <w:p>
@@ -2769,12 +2453,6 @@
               <w:right w:val="single" w:sz="6" w:space="0" w:color="1F3864"/>
             </w:tcBorders>
             <w:shd w:val="clear" w:color="auto" w:fill="D9E2F3"/>
-            <w:tcMar>
-              <w:top w:w="50" w:type="dxa"/>
-              <w:left w:w="90" w:type="dxa"/>
-              <w:bottom w:w="50" w:type="dxa"/>
-              <w:right w:w="90" w:type="dxa"/>
-            </w:tcMar>
             <w:vAlign w:val="center"/>
           </w:tcPr>
           <w:p>
@@ -2807,12 +2485,6 @@
               <w:right w:val="single" w:sz="6" w:space="0" w:color="1F3864"/>
             </w:tcBorders>
             <w:shd w:val="clear" w:color="auto" w:fill="D9E2F3"/>
-            <w:tcMar>
-              <w:top w:w="50" w:type="dxa"/>
-              <w:left w:w="90" w:type="dxa"/>
-              <w:bottom w:w="50" w:type="dxa"/>
-              <w:right w:w="90" w:type="dxa"/>
-            </w:tcMar>
             <w:vAlign w:val="center"/>
           </w:tcPr>
           <w:p>
@@ -2859,12 +2531,6 @@
               <w:right w:val="single" w:sz="6" w:space="0" w:color="1F3864"/>
             </w:tcBorders>
             <w:shd w:val="clear" w:color="auto" w:fill="D9E2F3"/>
-            <w:tcMar>
-              <w:top w:w="50" w:type="dxa"/>
-              <w:left w:w="90" w:type="dxa"/>
-              <w:bottom w:w="50" w:type="dxa"/>
-              <w:right w:w="90" w:type="dxa"/>
-            </w:tcMar>
             <w:vAlign w:val="center"/>
           </w:tcPr>
           <w:p>
@@ -2897,12 +2563,6 @@
               <w:right w:val="single" w:sz="6" w:space="0" w:color="1F3864"/>
             </w:tcBorders>
             <w:shd w:val="clear" w:color="auto" w:fill="D9E2F3"/>
-            <w:tcMar>
-              <w:top w:w="50" w:type="dxa"/>
-              <w:left w:w="90" w:type="dxa"/>
-              <w:bottom w:w="50" w:type="dxa"/>
-              <w:right w:w="90" w:type="dxa"/>
-            </w:tcMar>
             <w:vAlign w:val="center"/>
           </w:tcPr>
           <w:p>
@@ -2935,12 +2595,6 @@
               <w:right w:val="single" w:sz="6" w:space="0" w:color="1F3864"/>
             </w:tcBorders>
             <w:shd w:val="clear" w:color="auto" w:fill="D9E2F3"/>
-            <w:tcMar>
-              <w:top w:w="50" w:type="dxa"/>
-              <w:left w:w="90" w:type="dxa"/>
-              <w:bottom w:w="50" w:type="dxa"/>
-              <w:right w:w="90" w:type="dxa"/>
-            </w:tcMar>
             <w:vAlign w:val="center"/>
           </w:tcPr>
           <w:p>
@@ -3010,12 +2664,6 @@
               <w:right w:val="single" w:sz="6" w:space="0" w:color="1F3864"/>
             </w:tcBorders>
             <w:shd w:val="clear" w:color="auto" w:fill="D9E2F3"/>
-            <w:tcMar>
-              <w:top w:w="50" w:type="dxa"/>
-              <w:left w:w="90" w:type="dxa"/>
-              <w:bottom w:w="50" w:type="dxa"/>
-              <w:right w:w="90" w:type="dxa"/>
-            </w:tcMar>
             <w:vAlign w:val="center"/>
           </w:tcPr>
           <w:p>
@@ -3048,12 +2696,6 @@
               <w:right w:val="single" w:sz="6" w:space="0" w:color="1F3864"/>
             </w:tcBorders>
             <w:shd w:val="clear" w:color="auto" w:fill="D9E2F3"/>
-            <w:tcMar>
-              <w:top w:w="50" w:type="dxa"/>
-              <w:left w:w="90" w:type="dxa"/>
-              <w:bottom w:w="50" w:type="dxa"/>
-              <w:right w:w="90" w:type="dxa"/>
-            </w:tcMar>
             <w:vAlign w:val="center"/>
           </w:tcPr>
           <w:p>
@@ -3098,12 +2740,6 @@
               <w:right w:val="single" w:sz="6" w:space="0" w:color="1F3864"/>
             </w:tcBorders>
             <w:shd w:val="clear" w:color="auto" w:fill="4472C4"/>
-            <w:tcMar>
-              <w:top w:w="50" w:type="dxa"/>
-              <w:left w:w="90" w:type="dxa"/>
-              <w:bottom w:w="50" w:type="dxa"/>
-              <w:right w:w="90" w:type="dxa"/>
-            </w:tcMar>
             <w:vAlign w:val="center"/>
           </w:tcPr>
           <w:p>
@@ -3146,12 +2782,6 @@
               <w:right w:val="single" w:sz="6" w:space="0" w:color="1F3864"/>
             </w:tcBorders>
             <w:shd w:val="clear" w:color="auto" w:fill="4472C4"/>
-            <w:tcMar>
-              <w:top w:w="50" w:type="dxa"/>
-              <w:left w:w="90" w:type="dxa"/>
-              <w:bottom w:w="50" w:type="dxa"/>
-              <w:right w:w="90" w:type="dxa"/>
-            </w:tcMar>
             <w:vAlign w:val="center"/>
           </w:tcPr>
           <w:p>
@@ -3191,12 +2821,6 @@
               <w:right w:val="single" w:sz="6" w:space="0" w:color="1F3864"/>
             </w:tcBorders>
             <w:shd w:val="clear" w:color="auto" w:fill="D9E2F3"/>
-            <w:tcMar>
-              <w:top w:w="50" w:type="dxa"/>
-              <w:left w:w="90" w:type="dxa"/>
-              <w:bottom w:w="50" w:type="dxa"/>
-              <w:right w:w="90" w:type="dxa"/>
-            </w:tcMar>
             <w:vAlign w:val="center"/>
           </w:tcPr>
           <w:p>
@@ -3255,12 +2879,6 @@
               <w:right w:val="single" w:sz="6" w:space="0" w:color="1F3864"/>
             </w:tcBorders>
             <w:shd w:val="clear" w:color="auto" w:fill="4472C4"/>
-            <w:tcMar>
-              <w:top w:w="50" w:type="dxa"/>
-              <w:left w:w="90" w:type="dxa"/>
-              <w:bottom w:w="50" w:type="dxa"/>
-              <w:right w:w="90" w:type="dxa"/>
-            </w:tcMar>
             <w:vAlign w:val="center"/>
           </w:tcPr>
           <w:p>
@@ -3302,12 +2920,6 @@
               <w:right w:val="single" w:sz="6" w:space="0" w:color="1F3864"/>
             </w:tcBorders>
             <w:shd w:val="clear" w:color="auto" w:fill="D9E2F3"/>
-            <w:tcMar>
-              <w:top w:w="50" w:type="dxa"/>
-              <w:left w:w="90" w:type="dxa"/>
-              <w:bottom w:w="50" w:type="dxa"/>
-              <w:right w:w="90" w:type="dxa"/>
-            </w:tcMar>
             <w:vAlign w:val="center"/>
           </w:tcPr>
           <w:p>
@@ -3394,12 +3006,6 @@
               <w:right w:val="single" w:sz="6" w:space="0" w:color="1F3864"/>
             </w:tcBorders>
             <w:shd w:val="clear" w:color="auto" w:fill="D9E2F3"/>
-            <w:tcMar>
-              <w:top w:w="50" w:type="dxa"/>
-              <w:left w:w="90" w:type="dxa"/>
-              <w:bottom w:w="50" w:type="dxa"/>
-              <w:right w:w="90" w:type="dxa"/>
-            </w:tcMar>
             <w:vAlign w:val="center"/>
           </w:tcPr>
           <w:p>
@@ -3691,12 +3297,6 @@
               <w:right w:val="single" w:sz="6" w:space="0" w:color="1F3864"/>
             </w:tcBorders>
             <w:shd w:val="clear" w:color="auto" w:fill="D9E2F3"/>
-            <w:tcMar>
-              <w:top w:w="50" w:type="dxa"/>
-              <w:left w:w="90" w:type="dxa"/>
-              <w:bottom w:w="50" w:type="dxa"/>
-              <w:right w:w="90" w:type="dxa"/>
-            </w:tcMar>
             <w:vAlign w:val="center"/>
           </w:tcPr>
           <w:p>
@@ -3761,12 +3361,6 @@
               <w:right w:val="single" w:sz="6" w:space="0" w:color="1F3864"/>
             </w:tcBorders>
             <w:shd w:val="clear" w:color="auto" w:fill="D9E2F3"/>
-            <w:tcMar>
-              <w:top w:w="50" w:type="dxa"/>
-              <w:left w:w="90" w:type="dxa"/>
-              <w:bottom w:w="50" w:type="dxa"/>
-              <w:right w:w="90" w:type="dxa"/>
-            </w:tcMar>
             <w:vAlign w:val="center"/>
           </w:tcPr>
           <w:p>
@@ -3814,12 +3408,6 @@
               <w:right w:val="single" w:sz="6" w:space="0" w:color="1F3864"/>
             </w:tcBorders>
             <w:shd w:val="clear" w:color="auto" w:fill="4472C4"/>
-            <w:tcMar>
-              <w:top w:w="50" w:type="dxa"/>
-              <w:left w:w="90" w:type="dxa"/>
-              <w:bottom w:w="50" w:type="dxa"/>
-              <w:right w:w="90" w:type="dxa"/>
-            </w:tcMar>
             <w:vAlign w:val="center"/>
           </w:tcPr>
           <w:p>
@@ -3860,12 +3448,6 @@
               <w:right w:val="single" w:sz="6" w:space="0" w:color="1F3864"/>
             </w:tcBorders>
             <w:shd w:val="clear" w:color="auto" w:fill="4472C4"/>
-            <w:tcMar>
-              <w:top w:w="50" w:type="dxa"/>
-              <w:left w:w="90" w:type="dxa"/>
-              <w:bottom w:w="50" w:type="dxa"/>
-              <w:right w:w="90" w:type="dxa"/>
-            </w:tcMar>
             <w:vAlign w:val="center"/>
           </w:tcPr>
           <w:p>
@@ -3906,12 +3488,6 @@
               <w:right w:val="single" w:sz="6" w:space="0" w:color="1F3864"/>
             </w:tcBorders>
             <w:shd w:val="clear" w:color="auto" w:fill="4472C4"/>
-            <w:tcMar>
-              <w:top w:w="50" w:type="dxa"/>
-              <w:left w:w="90" w:type="dxa"/>
-              <w:bottom w:w="50" w:type="dxa"/>
-              <w:right w:w="90" w:type="dxa"/>
-            </w:tcMar>
             <w:vAlign w:val="center"/>
           </w:tcPr>
           <w:p>
@@ -3956,12 +3532,6 @@
               <w:right w:val="single" w:sz="6" w:space="0" w:color="1F3864"/>
             </w:tcBorders>
             <w:shd w:val="clear" w:color="auto" w:fill="D9E2F3"/>
-            <w:tcMar>
-              <w:top w:w="50" w:type="dxa"/>
-              <w:left w:w="90" w:type="dxa"/>
-              <w:bottom w:w="50" w:type="dxa"/>
-              <w:right w:w="90" w:type="dxa"/>
-            </w:tcMar>
             <w:vAlign w:val="center"/>
           </w:tcPr>
           <w:p>
@@ -3994,12 +3564,6 @@
               <w:right w:val="single" w:sz="6" w:space="0" w:color="1F3864"/>
             </w:tcBorders>
             <w:shd w:val="clear" w:color="auto" w:fill="D9E2F3"/>
-            <w:tcMar>
-              <w:top w:w="50" w:type="dxa"/>
-              <w:left w:w="90" w:type="dxa"/>
-              <w:bottom w:w="50" w:type="dxa"/>
-              <w:right w:w="90" w:type="dxa"/>
-            </w:tcMar>
             <w:vAlign w:val="center"/>
           </w:tcPr>
           <w:p>
@@ -4032,12 +3596,6 @@
               <w:right w:val="single" w:sz="6" w:space="0" w:color="1F3864"/>
             </w:tcBorders>
             <w:shd w:val="clear" w:color="auto" w:fill="D9E2F3"/>
-            <w:tcMar>
-              <w:top w:w="50" w:type="dxa"/>
-              <w:left w:w="90" w:type="dxa"/>
-              <w:bottom w:w="50" w:type="dxa"/>
-              <w:right w:w="90" w:type="dxa"/>
-            </w:tcMar>
             <w:vAlign w:val="center"/>
           </w:tcPr>
           <w:p>
@@ -4107,12 +3665,6 @@
               <w:right w:val="single" w:sz="6" w:space="0" w:color="1F3864"/>
             </w:tcBorders>
             <w:shd w:val="clear" w:color="auto" w:fill="D9E2F3"/>
-            <w:tcMar>
-              <w:top w:w="50" w:type="dxa"/>
-              <w:left w:w="90" w:type="dxa"/>
-              <w:bottom w:w="50" w:type="dxa"/>
-              <w:right w:w="90" w:type="dxa"/>
-            </w:tcMar>
             <w:vAlign w:val="center"/>
           </w:tcPr>
           <w:p>
@@ -4145,12 +3697,6 @@
               <w:right w:val="single" w:sz="6" w:space="0" w:color="1F3864"/>
             </w:tcBorders>
             <w:shd w:val="clear" w:color="auto" w:fill="D9E2F3"/>
-            <w:tcMar>
-              <w:top w:w="50" w:type="dxa"/>
-              <w:left w:w="90" w:type="dxa"/>
-              <w:bottom w:w="50" w:type="dxa"/>
-              <w:right w:w="90" w:type="dxa"/>
-            </w:tcMar>
             <w:vAlign w:val="center"/>
           </w:tcPr>
           <w:p>
@@ -4197,12 +3743,6 @@
               <w:right w:val="single" w:sz="6" w:space="0" w:color="1F3864"/>
             </w:tcBorders>
             <w:shd w:val="clear" w:color="auto" w:fill="D9E2F3"/>
-            <w:tcMar>
-              <w:top w:w="50" w:type="dxa"/>
-              <w:left w:w="90" w:type="dxa"/>
-              <w:bottom w:w="50" w:type="dxa"/>
-              <w:right w:w="90" w:type="dxa"/>
-            </w:tcMar>
             <w:vAlign w:val="center"/>
           </w:tcPr>
           <w:p>
@@ -4235,12 +3775,6 @@
               <w:right w:val="single" w:sz="6" w:space="0" w:color="1F3864"/>
             </w:tcBorders>
             <w:shd w:val="clear" w:color="auto" w:fill="D9E2F3"/>
-            <w:tcMar>
-              <w:top w:w="50" w:type="dxa"/>
-              <w:left w:w="90" w:type="dxa"/>
-              <w:bottom w:w="50" w:type="dxa"/>
-              <w:right w:w="90" w:type="dxa"/>
-            </w:tcMar>
             <w:vAlign w:val="center"/>
           </w:tcPr>
           <w:p>
@@ -4273,12 +3807,6 @@
               <w:right w:val="single" w:sz="6" w:space="0" w:color="1F3864"/>
             </w:tcBorders>
             <w:shd w:val="clear" w:color="auto" w:fill="D9E2F3"/>
-            <w:tcMar>
-              <w:top w:w="50" w:type="dxa"/>
-              <w:left w:w="90" w:type="dxa"/>
-              <w:bottom w:w="50" w:type="dxa"/>
-              <w:right w:w="90" w:type="dxa"/>
-            </w:tcMar>
             <w:vAlign w:val="center"/>
           </w:tcPr>
           <w:p>
@@ -4348,12 +3876,6 @@
               <w:right w:val="single" w:sz="6" w:space="0" w:color="1F3864"/>
             </w:tcBorders>
             <w:shd w:val="clear" w:color="auto" w:fill="D9E2F3"/>
-            <w:tcMar>
-              <w:top w:w="50" w:type="dxa"/>
-              <w:left w:w="90" w:type="dxa"/>
-              <w:bottom w:w="50" w:type="dxa"/>
-              <w:right w:w="90" w:type="dxa"/>
-            </w:tcMar>
             <w:vAlign w:val="center"/>
           </w:tcPr>
           <w:p>
@@ -4386,12 +3908,6 @@
               <w:right w:val="single" w:sz="6" w:space="0" w:color="1F3864"/>
             </w:tcBorders>
             <w:shd w:val="clear" w:color="auto" w:fill="D9E2F3"/>
-            <w:tcMar>
-              <w:top w:w="50" w:type="dxa"/>
-              <w:left w:w="90" w:type="dxa"/>
-              <w:bottom w:w="50" w:type="dxa"/>
-              <w:right w:w="90" w:type="dxa"/>
-            </w:tcMar>
             <w:vAlign w:val="center"/>
           </w:tcPr>
           <w:p>
@@ -4436,12 +3952,6 @@
               <w:right w:val="single" w:sz="6" w:space="0" w:color="1F3864"/>
             </w:tcBorders>
             <w:shd w:val="clear" w:color="auto" w:fill="4472C4"/>
-            <w:tcMar>
-              <w:top w:w="50" w:type="dxa"/>
-              <w:left w:w="90" w:type="dxa"/>
-              <w:bottom w:w="50" w:type="dxa"/>
-              <w:right w:w="90" w:type="dxa"/>
-            </w:tcMar>
             <w:vAlign w:val="center"/>
           </w:tcPr>
           <w:p>
@@ -4484,12 +3994,6 @@
               <w:right w:val="single" w:sz="6" w:space="0" w:color="1F3864"/>
             </w:tcBorders>
             <w:shd w:val="clear" w:color="auto" w:fill="4472C4"/>
-            <w:tcMar>
-              <w:top w:w="50" w:type="dxa"/>
-              <w:left w:w="90" w:type="dxa"/>
-              <w:bottom w:w="50" w:type="dxa"/>
-              <w:right w:w="90" w:type="dxa"/>
-            </w:tcMar>
             <w:vAlign w:val="center"/>
           </w:tcPr>
           <w:p>
@@ -4529,12 +4033,6 @@
               <w:right w:val="single" w:sz="6" w:space="0" w:color="1F3864"/>
             </w:tcBorders>
             <w:shd w:val="clear" w:color="auto" w:fill="D9E2F3"/>
-            <w:tcMar>
-              <w:top w:w="50" w:type="dxa"/>
-              <w:left w:w="90" w:type="dxa"/>
-              <w:bottom w:w="50" w:type="dxa"/>
-              <w:right w:w="90" w:type="dxa"/>
-            </w:tcMar>
             <w:vAlign w:val="center"/>
           </w:tcPr>
           <w:p>
@@ -4593,12 +4091,6 @@
               <w:right w:val="single" w:sz="6" w:space="0" w:color="1F3864"/>
             </w:tcBorders>
             <w:shd w:val="clear" w:color="auto" w:fill="4472C4"/>
-            <w:tcMar>
-              <w:top w:w="50" w:type="dxa"/>
-              <w:left w:w="90" w:type="dxa"/>
-              <w:bottom w:w="50" w:type="dxa"/>
-              <w:right w:w="90" w:type="dxa"/>
-            </w:tcMar>
             <w:vAlign w:val="center"/>
           </w:tcPr>
           <w:p>
@@ -4640,12 +4132,6 @@
               <w:right w:val="single" w:sz="6" w:space="0" w:color="1F3864"/>
             </w:tcBorders>
             <w:shd w:val="clear" w:color="auto" w:fill="D9E2F3"/>
-            <w:tcMar>
-              <w:top w:w="50" w:type="dxa"/>
-              <w:left w:w="90" w:type="dxa"/>
-              <w:bottom w:w="50" w:type="dxa"/>
-              <w:right w:w="90" w:type="dxa"/>
-            </w:tcMar>
             <w:vAlign w:val="center"/>
           </w:tcPr>
           <w:p>
@@ -4759,12 +4245,6 @@
               <w:right w:val="single" w:sz="6" w:space="0" w:color="1F3864"/>
             </w:tcBorders>
             <w:shd w:val="clear" w:color="auto" w:fill="D9E2F3"/>
-            <w:tcMar>
-              <w:top w:w="50" w:type="dxa"/>
-              <w:left w:w="90" w:type="dxa"/>
-              <w:bottom w:w="50" w:type="dxa"/>
-              <w:right w:w="90" w:type="dxa"/>
-            </w:tcMar>
             <w:vAlign w:val="center"/>
           </w:tcPr>
           <w:p>
@@ -5126,12 +4606,6 @@
               <w:right w:val="single" w:sz="6" w:space="0" w:color="1F3864"/>
             </w:tcBorders>
             <w:shd w:val="clear" w:color="auto" w:fill="D9E2F3"/>
-            <w:tcMar>
-              <w:top w:w="50" w:type="dxa"/>
-              <w:left w:w="90" w:type="dxa"/>
-              <w:bottom w:w="50" w:type="dxa"/>
-              <w:right w:w="90" w:type="dxa"/>
-            </w:tcMar>
             <w:vAlign w:val="center"/>
           </w:tcPr>
           <w:p>
@@ -5196,12 +4670,6 @@
               <w:right w:val="single" w:sz="6" w:space="0" w:color="1F3864"/>
             </w:tcBorders>
             <w:shd w:val="clear" w:color="auto" w:fill="D9E2F3"/>
-            <w:tcMar>
-              <w:top w:w="50" w:type="dxa"/>
-              <w:left w:w="90" w:type="dxa"/>
-              <w:bottom w:w="50" w:type="dxa"/>
-              <w:right w:w="90" w:type="dxa"/>
-            </w:tcMar>
             <w:vAlign w:val="center"/>
           </w:tcPr>
           <w:p>
@@ -5249,12 +4717,6 @@
               <w:right w:val="single" w:sz="6" w:space="0" w:color="1F3864"/>
             </w:tcBorders>
             <w:shd w:val="clear" w:color="auto" w:fill="4472C4"/>
-            <w:tcMar>
-              <w:top w:w="50" w:type="dxa"/>
-              <w:left w:w="90" w:type="dxa"/>
-              <w:bottom w:w="50" w:type="dxa"/>
-              <w:right w:w="90" w:type="dxa"/>
-            </w:tcMar>
             <w:vAlign w:val="center"/>
           </w:tcPr>
           <w:p>
@@ -5295,12 +4757,6 @@
               <w:right w:val="single" w:sz="6" w:space="0" w:color="1F3864"/>
             </w:tcBorders>
             <w:shd w:val="clear" w:color="auto" w:fill="4472C4"/>
-            <w:tcMar>
-              <w:top w:w="50" w:type="dxa"/>
-              <w:left w:w="90" w:type="dxa"/>
-              <w:bottom w:w="50" w:type="dxa"/>
-              <w:right w:w="90" w:type="dxa"/>
-            </w:tcMar>
             <w:vAlign w:val="center"/>
           </w:tcPr>
           <w:p>
@@ -5341,12 +4797,6 @@
               <w:right w:val="single" w:sz="6" w:space="0" w:color="1F3864"/>
             </w:tcBorders>
             <w:shd w:val="clear" w:color="auto" w:fill="4472C4"/>
-            <w:tcMar>
-              <w:top w:w="50" w:type="dxa"/>
-              <w:left w:w="90" w:type="dxa"/>
-              <w:bottom w:w="50" w:type="dxa"/>
-              <w:right w:w="90" w:type="dxa"/>
-            </w:tcMar>
             <w:vAlign w:val="center"/>
           </w:tcPr>
           <w:p>
@@ -5391,12 +4841,6 @@
               <w:right w:val="single" w:sz="6" w:space="0" w:color="1F3864"/>
             </w:tcBorders>
             <w:shd w:val="clear" w:color="auto" w:fill="D9E2F3"/>
-            <w:tcMar>
-              <w:top w:w="50" w:type="dxa"/>
-              <w:left w:w="90" w:type="dxa"/>
-              <w:bottom w:w="50" w:type="dxa"/>
-              <w:right w:w="90" w:type="dxa"/>
-            </w:tcMar>
             <w:vAlign w:val="center"/>
           </w:tcPr>
           <w:p>
@@ -5429,12 +4873,6 @@
               <w:right w:val="single" w:sz="6" w:space="0" w:color="1F3864"/>
             </w:tcBorders>
             <w:shd w:val="clear" w:color="auto" w:fill="D9E2F3"/>
-            <w:tcMar>
-              <w:top w:w="50" w:type="dxa"/>
-              <w:left w:w="90" w:type="dxa"/>
-              <w:bottom w:w="50" w:type="dxa"/>
-              <w:right w:w="90" w:type="dxa"/>
-            </w:tcMar>
             <w:vAlign w:val="center"/>
           </w:tcPr>
           <w:p>
@@ -5467,12 +4905,6 @@
               <w:right w:val="single" w:sz="6" w:space="0" w:color="1F3864"/>
             </w:tcBorders>
             <w:shd w:val="clear" w:color="auto" w:fill="D9E2F3"/>
-            <w:tcMar>
-              <w:top w:w="50" w:type="dxa"/>
-              <w:left w:w="90" w:type="dxa"/>
-              <w:bottom w:w="50" w:type="dxa"/>
-              <w:right w:w="90" w:type="dxa"/>
-            </w:tcMar>
             <w:vAlign w:val="center"/>
           </w:tcPr>
           <w:p>
@@ -5542,12 +4974,6 @@
               <w:right w:val="single" w:sz="6" w:space="0" w:color="1F3864"/>
             </w:tcBorders>
             <w:shd w:val="clear" w:color="auto" w:fill="D9E2F3"/>
-            <w:tcMar>
-              <w:top w:w="50" w:type="dxa"/>
-              <w:left w:w="90" w:type="dxa"/>
-              <w:bottom w:w="50" w:type="dxa"/>
-              <w:right w:w="90" w:type="dxa"/>
-            </w:tcMar>
             <w:vAlign w:val="center"/>
           </w:tcPr>
           <w:p>
@@ -5580,12 +5006,6 @@
               <w:right w:val="single" w:sz="6" w:space="0" w:color="1F3864"/>
             </w:tcBorders>
             <w:shd w:val="clear" w:color="auto" w:fill="D9E2F3"/>
-            <w:tcMar>
-              <w:top w:w="50" w:type="dxa"/>
-              <w:left w:w="90" w:type="dxa"/>
-              <w:bottom w:w="50" w:type="dxa"/>
-              <w:right w:w="90" w:type="dxa"/>
-            </w:tcMar>
             <w:vAlign w:val="center"/>
           </w:tcPr>
           <w:p>
@@ -5632,12 +5052,6 @@
               <w:right w:val="single" w:sz="6" w:space="0" w:color="1F3864"/>
             </w:tcBorders>
             <w:shd w:val="clear" w:color="auto" w:fill="D9E2F3"/>
-            <w:tcMar>
-              <w:top w:w="50" w:type="dxa"/>
-              <w:left w:w="90" w:type="dxa"/>
-              <w:bottom w:w="50" w:type="dxa"/>
-              <w:right w:w="90" w:type="dxa"/>
-            </w:tcMar>
             <w:vAlign w:val="center"/>
           </w:tcPr>
           <w:p>
@@ -5679,12 +5093,6 @@
               <w:right w:val="single" w:sz="6" w:space="0" w:color="1F3864"/>
             </w:tcBorders>
             <w:shd w:val="clear" w:color="auto" w:fill="D9E2F3"/>
-            <w:tcMar>
-              <w:top w:w="50" w:type="dxa"/>
-              <w:left w:w="90" w:type="dxa"/>
-              <w:bottom w:w="50" w:type="dxa"/>
-              <w:right w:w="90" w:type="dxa"/>
-            </w:tcMar>
             <w:vAlign w:val="center"/>
           </w:tcPr>
           <w:p>
@@ -5718,12 +5126,6 @@
               <w:right w:val="single" w:sz="6" w:space="0" w:color="1F3864"/>
             </w:tcBorders>
             <w:shd w:val="clear" w:color="auto" w:fill="D9E2F3"/>
-            <w:tcMar>
-              <w:top w:w="50" w:type="dxa"/>
-              <w:left w:w="90" w:type="dxa"/>
-              <w:bottom w:w="50" w:type="dxa"/>
-              <w:right w:w="90" w:type="dxa"/>
-            </w:tcMar>
             <w:vAlign w:val="center"/>
           </w:tcPr>
           <w:p>
@@ -5793,12 +5195,6 @@
               <w:right w:val="single" w:sz="6" w:space="0" w:color="1F3864"/>
             </w:tcBorders>
             <w:shd w:val="clear" w:color="auto" w:fill="D9E2F3"/>
-            <w:tcMar>
-              <w:top w:w="50" w:type="dxa"/>
-              <w:left w:w="90" w:type="dxa"/>
-              <w:bottom w:w="50" w:type="dxa"/>
-              <w:right w:w="90" w:type="dxa"/>
-            </w:tcMar>
             <w:vAlign w:val="center"/>
           </w:tcPr>
           <w:p>
@@ -5831,12 +5227,6 @@
               <w:right w:val="single" w:sz="6" w:space="0" w:color="1F3864"/>
             </w:tcBorders>
             <w:shd w:val="clear" w:color="auto" w:fill="D9E2F3"/>
-            <w:tcMar>
-              <w:top w:w="50" w:type="dxa"/>
-              <w:left w:w="90" w:type="dxa"/>
-              <w:bottom w:w="50" w:type="dxa"/>
-              <w:right w:w="90" w:type="dxa"/>
-            </w:tcMar>
             <w:vAlign w:val="center"/>
           </w:tcPr>
           <w:p>
@@ -5881,12 +5271,6 @@
               <w:right w:val="single" w:sz="6" w:space="0" w:color="1F3864"/>
             </w:tcBorders>
             <w:shd w:val="clear" w:color="auto" w:fill="4472C4"/>
-            <w:tcMar>
-              <w:top w:w="50" w:type="dxa"/>
-              <w:left w:w="90" w:type="dxa"/>
-              <w:bottom w:w="50" w:type="dxa"/>
-              <w:right w:w="90" w:type="dxa"/>
-            </w:tcMar>
             <w:vAlign w:val="center"/>
           </w:tcPr>
           <w:p>
@@ -5929,12 +5313,6 @@
               <w:right w:val="single" w:sz="6" w:space="0" w:color="1F3864"/>
             </w:tcBorders>
             <w:shd w:val="clear" w:color="auto" w:fill="4472C4"/>
-            <w:tcMar>
-              <w:top w:w="50" w:type="dxa"/>
-              <w:left w:w="90" w:type="dxa"/>
-              <w:bottom w:w="50" w:type="dxa"/>
-              <w:right w:w="90" w:type="dxa"/>
-            </w:tcMar>
             <w:vAlign w:val="center"/>
           </w:tcPr>
           <w:p>
@@ -5974,12 +5352,6 @@
               <w:right w:val="single" w:sz="6" w:space="0" w:color="1F3864"/>
             </w:tcBorders>
             <w:shd w:val="clear" w:color="auto" w:fill="D9E2F3"/>
-            <w:tcMar>
-              <w:top w:w="50" w:type="dxa"/>
-              <w:left w:w="90" w:type="dxa"/>
-              <w:bottom w:w="50" w:type="dxa"/>
-              <w:right w:w="90" w:type="dxa"/>
-            </w:tcMar>
             <w:vAlign w:val="center"/>
           </w:tcPr>
           <w:p>
@@ -6038,12 +5410,6 @@
               <w:right w:val="single" w:sz="6" w:space="0" w:color="1F3864"/>
             </w:tcBorders>
             <w:shd w:val="clear" w:color="auto" w:fill="4472C4"/>
-            <w:tcMar>
-              <w:top w:w="50" w:type="dxa"/>
-              <w:left w:w="90" w:type="dxa"/>
-              <w:bottom w:w="50" w:type="dxa"/>
-              <w:right w:w="90" w:type="dxa"/>
-            </w:tcMar>
             <w:vAlign w:val="center"/>
           </w:tcPr>
           <w:p>
@@ -6085,12 +5451,6 @@
               <w:right w:val="single" w:sz="6" w:space="0" w:color="1F3864"/>
             </w:tcBorders>
             <w:shd w:val="clear" w:color="auto" w:fill="D9E2F3"/>
-            <w:tcMar>
-              <w:top w:w="50" w:type="dxa"/>
-              <w:left w:w="90" w:type="dxa"/>
-              <w:bottom w:w="50" w:type="dxa"/>
-              <w:right w:w="90" w:type="dxa"/>
-            </w:tcMar>
             <w:vAlign w:val="center"/>
           </w:tcPr>
           <w:p>
@@ -6141,12 +5501,6 @@
               <w:right w:val="single" w:sz="6" w:space="0" w:color="1F3864"/>
             </w:tcBorders>
             <w:shd w:val="clear" w:color="auto" w:fill="D9E2F3"/>
-            <w:tcMar>
-              <w:top w:w="50" w:type="dxa"/>
-              <w:left w:w="90" w:type="dxa"/>
-              <w:bottom w:w="50" w:type="dxa"/>
-              <w:right w:w="90" w:type="dxa"/>
-            </w:tcMar>
             <w:vAlign w:val="center"/>
           </w:tcPr>
           <w:p>
@@ -6338,12 +5692,6 @@
               <w:right w:val="single" w:sz="6" w:space="0" w:color="1F3864"/>
             </w:tcBorders>
             <w:shd w:val="clear" w:color="auto" w:fill="D9E2F3"/>
-            <w:tcMar>
-              <w:top w:w="50" w:type="dxa"/>
-              <w:left w:w="90" w:type="dxa"/>
-              <w:bottom w:w="50" w:type="dxa"/>
-              <w:right w:w="90" w:type="dxa"/>
-            </w:tcMar>
             <w:vAlign w:val="center"/>
           </w:tcPr>
           <w:p>
@@ -6394,6 +5742,55 @@
           </w:p>
         </w:tc>
       </w:tr>
+    </w:tbl>
+    <w:p>
+      <w:pPr>
+        <w:spacing w:before="0" w:after="0" w:line="240" w:lineRule="auto"/>
+        <w:rPr>
+          <w:sz w:val="18"/>
+          <w:szCs w:val="18"/>
+        </w:rPr>
+      </w:pPr>
+    </w:p>
+    <w:tbl>
+      <w:tblPr>
+        <w:tblW w:w="9405" w:type="dxa"/>
+        <w:jc w:val="center"/>
+        <w:tblBorders>
+          <w:top w:val="single" w:sz="6" w:space="0" w:color="1F3864"/>
+          <w:left w:val="single" w:sz="6" w:space="0" w:color="1F3864"/>
+          <w:bottom w:val="single" w:sz="6" w:space="0" w:color="1F3864"/>
+          <w:right w:val="single" w:sz="6" w:space="0" w:color="1F3864"/>
+          <w:insideH w:val="single" w:sz="6" w:space="0" w:color="1F3864"/>
+          <w:insideV w:val="single" w:sz="6" w:space="0" w:color="1F3864"/>
+        </w:tblBorders>
+        <w:tblLayout w:type="fixed"/>
+        <w:tblCellMar>
+          <w:top w:w="40" w:type="dxa"/>
+          <w:left w:w="90" w:type="dxa"/>
+          <w:bottom w:w="40" w:type="dxa"/>
+          <w:right w:w="90" w:type="dxa"/>
+        </w:tblCellMar>
+        <w:tblLook w:val="0000" w:firstRow="0" w:lastRow="0" w:firstColumn="0" w:lastColumn="0" w:noHBand="0" w:noVBand="0"/>
+      </w:tblPr>
+      <w:tblGrid>
+        <w:gridCol w:w="1175"/>
+        <w:gridCol w:w="391"/>
+        <w:gridCol w:w="391"/>
+        <w:gridCol w:w="391"/>
+        <w:gridCol w:w="783"/>
+        <w:gridCol w:w="391"/>
+        <w:gridCol w:w="391"/>
+        <w:gridCol w:w="783"/>
+        <w:gridCol w:w="783"/>
+        <w:gridCol w:w="391"/>
+        <w:gridCol w:w="391"/>
+        <w:gridCol w:w="391"/>
+        <w:gridCol w:w="391"/>
+        <w:gridCol w:w="391"/>
+        <w:gridCol w:w="391"/>
+        <w:gridCol w:w="1567"/>
+      </w:tblGrid>
       <w:tr>
         <w:tc>
           <w:tcPr>
@@ -6406,12 +5803,6 @@
               <w:right w:val="single" w:sz="6" w:space="0" w:color="1F3864"/>
             </w:tcBorders>
             <w:shd w:val="clear" w:color="auto" w:fill="4472C4"/>
-            <w:tcMar>
-              <w:top w:w="50" w:type="dxa"/>
-              <w:left w:w="90" w:type="dxa"/>
-              <w:bottom w:w="50" w:type="dxa"/>
-              <w:right w:w="90" w:type="dxa"/>
-            </w:tcMar>
             <w:vAlign w:val="center"/>
           </w:tcPr>
           <w:p>
@@ -6454,12 +5845,6 @@
               <w:right w:val="single" w:sz="6" w:space="0" w:color="1F3864"/>
             </w:tcBorders>
             <w:shd w:val="clear" w:color="auto" w:fill="4472C4"/>
-            <w:tcMar>
-              <w:top w:w="50" w:type="dxa"/>
-              <w:left w:w="90" w:type="dxa"/>
-              <w:bottom w:w="50" w:type="dxa"/>
-              <w:right w:w="90" w:type="dxa"/>
-            </w:tcMar>
             <w:vAlign w:val="center"/>
           </w:tcPr>
           <w:p>
@@ -6500,12 +5885,6 @@
               <w:right w:val="single" w:sz="6" w:space="0" w:color="1F3864"/>
             </w:tcBorders>
             <w:shd w:val="clear" w:color="auto" w:fill="4472C4"/>
-            <w:tcMar>
-              <w:top w:w="50" w:type="dxa"/>
-              <w:left w:w="90" w:type="dxa"/>
-              <w:bottom w:w="50" w:type="dxa"/>
-              <w:right w:w="90" w:type="dxa"/>
-            </w:tcMar>
             <w:vAlign w:val="center"/>
           </w:tcPr>
           <w:p>
@@ -6546,12 +5925,6 @@
               <w:right w:val="single" w:sz="6" w:space="0" w:color="1F3864"/>
             </w:tcBorders>
             <w:shd w:val="clear" w:color="auto" w:fill="4472C4"/>
-            <w:tcMar>
-              <w:top w:w="50" w:type="dxa"/>
-              <w:left w:w="90" w:type="dxa"/>
-              <w:bottom w:w="50" w:type="dxa"/>
-              <w:right w:w="90" w:type="dxa"/>
-            </w:tcMar>
             <w:vAlign w:val="center"/>
           </w:tcPr>
           <w:p>
@@ -6592,12 +5965,6 @@
               <w:right w:val="single" w:sz="6" w:space="0" w:color="1F3864"/>
             </w:tcBorders>
             <w:shd w:val="clear" w:color="auto" w:fill="4472C4"/>
-            <w:tcMar>
-              <w:top w:w="50" w:type="dxa"/>
-              <w:left w:w="90" w:type="dxa"/>
-              <w:bottom w:w="50" w:type="dxa"/>
-              <w:right w:w="90" w:type="dxa"/>
-            </w:tcMar>
             <w:vAlign w:val="center"/>
           </w:tcPr>
           <w:p>
@@ -6638,12 +6005,6 @@
               <w:right w:val="single" w:sz="6" w:space="0" w:color="1F3864"/>
             </w:tcBorders>
             <w:shd w:val="clear" w:color="auto" w:fill="4472C4"/>
-            <w:tcMar>
-              <w:top w:w="50" w:type="dxa"/>
-              <w:left w:w="90" w:type="dxa"/>
-              <w:bottom w:w="50" w:type="dxa"/>
-              <w:right w:w="90" w:type="dxa"/>
-            </w:tcMar>
             <w:vAlign w:val="center"/>
           </w:tcPr>
           <w:p>
@@ -6686,12 +6047,6 @@
               <w:right w:val="single" w:sz="6" w:space="0" w:color="1F3864"/>
             </w:tcBorders>
             <w:shd w:val="clear" w:color="auto" w:fill="D9E2F3"/>
-            <w:tcMar>
-              <w:top w:w="50" w:type="dxa"/>
-              <w:left w:w="90" w:type="dxa"/>
-              <w:bottom w:w="50" w:type="dxa"/>
-              <w:right w:w="90" w:type="dxa"/>
-            </w:tcMar>
             <w:vAlign w:val="center"/>
           </w:tcPr>
           <w:p>
@@ -6801,12 +6156,6 @@
               <w:right w:val="single" w:sz="6" w:space="0" w:color="1F3864"/>
             </w:tcBorders>
             <w:shd w:val="clear" w:color="auto" w:fill="D9E2F3"/>
-            <w:tcMar>
-              <w:top w:w="50" w:type="dxa"/>
-              <w:left w:w="90" w:type="dxa"/>
-              <w:bottom w:w="50" w:type="dxa"/>
-              <w:right w:w="90" w:type="dxa"/>
-            </w:tcMar>
             <w:vAlign w:val="center"/>
           </w:tcPr>
           <w:p>
@@ -6897,12 +6246,6 @@
               <w:right w:val="single" w:sz="6" w:space="0" w:color="1F3864"/>
             </w:tcBorders>
             <w:shd w:val="clear" w:color="auto" w:fill="D9E2F3"/>
-            <w:tcMar>
-              <w:top w:w="50" w:type="dxa"/>
-              <w:left w:w="90" w:type="dxa"/>
-              <w:bottom w:w="50" w:type="dxa"/>
-              <w:right w:w="90" w:type="dxa"/>
-            </w:tcMar>
             <w:vAlign w:val="center"/>
           </w:tcPr>
           <w:p>
@@ -6993,12 +6336,6 @@
               <w:right w:val="single" w:sz="6" w:space="0" w:color="1F3864"/>
             </w:tcBorders>
             <w:shd w:val="clear" w:color="auto" w:fill="D9E2F3"/>
-            <w:tcMar>
-              <w:top w:w="50" w:type="dxa"/>
-              <w:left w:w="90" w:type="dxa"/>
-              <w:bottom w:w="50" w:type="dxa"/>
-              <w:right w:w="90" w:type="dxa"/>
-            </w:tcMar>
             <w:vAlign w:val="center"/>
           </w:tcPr>
           <w:p>
@@ -7089,12 +6426,6 @@
               <w:right w:val="single" w:sz="6" w:space="0" w:color="1F3864"/>
             </w:tcBorders>
             <w:shd w:val="clear" w:color="auto" w:fill="D9E2F3"/>
-            <w:tcMar>
-              <w:top w:w="50" w:type="dxa"/>
-              <w:left w:w="90" w:type="dxa"/>
-              <w:bottom w:w="50" w:type="dxa"/>
-              <w:right w:w="90" w:type="dxa"/>
-            </w:tcMar>
             <w:vAlign w:val="center"/>
           </w:tcPr>
           <w:p>
@@ -7175,6 +6506,55 @@
           </w:p>
         </w:tc>
       </w:tr>
+    </w:tbl>
+    <w:p>
+      <w:pPr>
+        <w:spacing w:before="0" w:after="0" w:line="240" w:lineRule="auto"/>
+        <w:rPr>
+          <w:sz w:val="18"/>
+          <w:szCs w:val="18"/>
+        </w:rPr>
+      </w:pPr>
+    </w:p>
+    <w:tbl>
+      <w:tblPr>
+        <w:tblW w:w="9405" w:type="dxa"/>
+        <w:jc w:val="center"/>
+        <w:tblBorders>
+          <w:top w:val="single" w:sz="6" w:space="0" w:color="1F3864"/>
+          <w:left w:val="single" w:sz="6" w:space="0" w:color="1F3864"/>
+          <w:bottom w:val="single" w:sz="6" w:space="0" w:color="1F3864"/>
+          <w:right w:val="single" w:sz="6" w:space="0" w:color="1F3864"/>
+          <w:insideH w:val="single" w:sz="6" w:space="0" w:color="1F3864"/>
+          <w:insideV w:val="single" w:sz="6" w:space="0" w:color="1F3864"/>
+        </w:tblBorders>
+        <w:tblLayout w:type="fixed"/>
+        <w:tblCellMar>
+          <w:top w:w="40" w:type="dxa"/>
+          <w:left w:w="90" w:type="dxa"/>
+          <w:bottom w:w="40" w:type="dxa"/>
+          <w:right w:w="90" w:type="dxa"/>
+        </w:tblCellMar>
+        <w:tblLook w:val="0000" w:firstRow="0" w:lastRow="0" w:firstColumn="0" w:lastColumn="0" w:noHBand="0" w:noVBand="0"/>
+      </w:tblPr>
+      <w:tblGrid>
+        <w:gridCol w:w="1175"/>
+        <w:gridCol w:w="391"/>
+        <w:gridCol w:w="391"/>
+        <w:gridCol w:w="391"/>
+        <w:gridCol w:w="783"/>
+        <w:gridCol w:w="391"/>
+        <w:gridCol w:w="391"/>
+        <w:gridCol w:w="783"/>
+        <w:gridCol w:w="783"/>
+        <w:gridCol w:w="391"/>
+        <w:gridCol w:w="391"/>
+        <w:gridCol w:w="391"/>
+        <w:gridCol w:w="391"/>
+        <w:gridCol w:w="391"/>
+        <w:gridCol w:w="391"/>
+        <w:gridCol w:w="1567"/>
+      </w:tblGrid>
       <w:tr>
         <w:tc>
           <w:tcPr>
@@ -7187,12 +6567,6 @@
               <w:right w:val="single" w:sz="6" w:space="0" w:color="1F3864"/>
             </w:tcBorders>
             <w:shd w:val="clear" w:color="auto" w:fill="4472C4"/>
-            <w:tcMar>
-              <w:top w:w="50" w:type="dxa"/>
-              <w:left w:w="90" w:type="dxa"/>
-              <w:bottom w:w="50" w:type="dxa"/>
-              <w:right w:w="90" w:type="dxa"/>
-            </w:tcMar>
             <w:vAlign w:val="center"/>
           </w:tcPr>
           <w:p>
@@ -7232,12 +6606,6 @@
               <w:right w:val="single" w:sz="6" w:space="0" w:color="1F3864"/>
             </w:tcBorders>
             <w:shd w:val="clear" w:color="auto" w:fill="D9E2F3"/>
-            <w:tcMar>
-              <w:top w:w="50" w:type="dxa"/>
-              <w:left w:w="90" w:type="dxa"/>
-              <w:bottom w:w="50" w:type="dxa"/>
-              <w:right w:w="90" w:type="dxa"/>
-            </w:tcMar>
             <w:vAlign w:val="center"/>
           </w:tcPr>
           <w:p>
@@ -7415,12 +6783,6 @@
               <w:right w:val="single" w:sz="6" w:space="0" w:color="1F3864"/>
             </w:tcBorders>
             <w:shd w:val="clear" w:color="auto" w:fill="4472C4"/>
-            <w:tcMar>
-              <w:top w:w="50" w:type="dxa"/>
-              <w:left w:w="90" w:type="dxa"/>
-              <w:bottom w:w="50" w:type="dxa"/>
-              <w:right w:w="90" w:type="dxa"/>
-            </w:tcMar>
             <w:vAlign w:val="center"/>
           </w:tcPr>
           <w:p>
@@ -7460,12 +6822,6 @@
               <w:right w:val="single" w:sz="6" w:space="0" w:color="1F3864"/>
             </w:tcBorders>
             <w:shd w:val="clear" w:color="auto" w:fill="D9E2F3"/>
-            <w:tcMar>
-              <w:top w:w="50" w:type="dxa"/>
-              <w:left w:w="90" w:type="dxa"/>
-              <w:bottom w:w="50" w:type="dxa"/>
-              <w:right w:w="90" w:type="dxa"/>
-            </w:tcMar>
             <w:vAlign w:val="center"/>
           </w:tcPr>
           <w:p>
@@ -7620,12 +6976,6 @@
               <w:right w:val="single" w:sz="6" w:space="0" w:color="1F3864"/>
             </w:tcBorders>
             <w:shd w:val="clear" w:color="auto" w:fill="4472C4"/>
-            <w:tcMar>
-              <w:top w:w="50" w:type="dxa"/>
-              <w:left w:w="90" w:type="dxa"/>
-              <w:bottom w:w="50" w:type="dxa"/>
-              <w:right w:w="90" w:type="dxa"/>
-            </w:tcMar>
             <w:vAlign w:val="center"/>
           </w:tcPr>
           <w:p>
@@ -7665,12 +7015,6 @@
               <w:right w:val="single" w:sz="6" w:space="0" w:color="1F3864"/>
             </w:tcBorders>
             <w:shd w:val="clear" w:color="auto" w:fill="D9E2F3"/>
-            <w:tcMar>
-              <w:top w:w="50" w:type="dxa"/>
-              <w:left w:w="90" w:type="dxa"/>
-              <w:bottom w:w="50" w:type="dxa"/>
-              <w:right w:w="90" w:type="dxa"/>
-            </w:tcMar>
             <w:vAlign w:val="center"/>
           </w:tcPr>
           <w:p>
@@ -7756,12 +7100,6 @@
               <w:right w:val="single" w:sz="6" w:space="0" w:color="1F3864"/>
             </w:tcBorders>
             <w:shd w:val="clear" w:color="auto" w:fill="4472C4"/>
-            <w:tcMar>
-              <w:top w:w="50" w:type="dxa"/>
-              <w:left w:w="90" w:type="dxa"/>
-              <w:bottom w:w="50" w:type="dxa"/>
-              <w:right w:w="90" w:type="dxa"/>
-            </w:tcMar>
             <w:vAlign w:val="center"/>
           </w:tcPr>
           <w:p>
@@ -7801,12 +7139,6 @@
               <w:right w:val="single" w:sz="6" w:space="0" w:color="1F3864"/>
             </w:tcBorders>
             <w:shd w:val="clear" w:color="auto" w:fill="D9E2F3"/>
-            <w:tcMar>
-              <w:top w:w="50" w:type="dxa"/>
-              <w:left w:w="90" w:type="dxa"/>
-              <w:bottom w:w="50" w:type="dxa"/>
-              <w:right w:w="90" w:type="dxa"/>
-            </w:tcMar>
             <w:vAlign w:val="center"/>
           </w:tcPr>
           <w:p>
@@ -7917,12 +7249,6 @@
               <w:right w:val="single" w:sz="6" w:space="0" w:color="1F3864"/>
             </w:tcBorders>
             <w:shd w:val="clear" w:color="auto" w:fill="4472C4"/>
-            <w:tcMar>
-              <w:top w:w="50" w:type="dxa"/>
-              <w:left w:w="90" w:type="dxa"/>
-              <w:bottom w:w="50" w:type="dxa"/>
-              <w:right w:w="90" w:type="dxa"/>
-            </w:tcMar>
             <w:vAlign w:val="center"/>
           </w:tcPr>
           <w:p>
@@ -7962,12 +7288,6 @@
               <w:right w:val="single" w:sz="6" w:space="0" w:color="1F3864"/>
             </w:tcBorders>
             <w:shd w:val="clear" w:color="auto" w:fill="D9E2F3"/>
-            <w:tcMar>
-              <w:top w:w="50" w:type="dxa"/>
-              <w:left w:w="90" w:type="dxa"/>
-              <w:bottom w:w="50" w:type="dxa"/>
-              <w:right w:w="90" w:type="dxa"/>
-            </w:tcMar>
             <w:vAlign w:val="center"/>
           </w:tcPr>
           <w:p>
@@ -8012,12 +7332,6 @@
               <w:right w:val="single" w:sz="6" w:space="0" w:color="1F3864"/>
             </w:tcBorders>
             <w:shd w:val="clear" w:color="auto" w:fill="4472C4"/>
-            <w:tcMar>
-              <w:top w:w="50" w:type="dxa"/>
-              <w:left w:w="90" w:type="dxa"/>
-              <w:bottom w:w="50" w:type="dxa"/>
-              <w:right w:w="90" w:type="dxa"/>
-            </w:tcMar>
             <w:vAlign w:val="center"/>
           </w:tcPr>
           <w:p>
@@ -8084,12 +7398,6 @@
               <w:right w:val="single" w:sz="6" w:space="0" w:color="1F3864"/>
             </w:tcBorders>
             <w:shd w:val="clear" w:color="auto" w:fill="4472C4"/>
-            <w:tcMar>
-              <w:top w:w="50" w:type="dxa"/>
-              <w:left w:w="90" w:type="dxa"/>
-              <w:bottom w:w="50" w:type="dxa"/>
-              <w:right w:w="90" w:type="dxa"/>
-            </w:tcMar>
             <w:vAlign w:val="center"/>
           </w:tcPr>
           <w:p>
@@ -8129,12 +7437,6 @@
               <w:right w:val="single" w:sz="6" w:space="0" w:color="1F3864"/>
             </w:tcBorders>
             <w:shd w:val="clear" w:color="auto" w:fill="4472C4"/>
-            <w:tcMar>
-              <w:top w:w="50" w:type="dxa"/>
-              <w:left w:w="90" w:type="dxa"/>
-              <w:bottom w:w="50" w:type="dxa"/>
-              <w:right w:w="90" w:type="dxa"/>
-            </w:tcMar>
             <w:vAlign w:val="center"/>
           </w:tcPr>
           <w:p>
@@ -8174,12 +7476,6 @@
               <w:right w:val="single" w:sz="6" w:space="0" w:color="1F3864"/>
             </w:tcBorders>
             <w:shd w:val="clear" w:color="auto" w:fill="4472C4"/>
-            <w:tcMar>
-              <w:top w:w="50" w:type="dxa"/>
-              <w:left w:w="90" w:type="dxa"/>
-              <w:bottom w:w="50" w:type="dxa"/>
-              <w:right w:w="90" w:type="dxa"/>
-            </w:tcMar>
             <w:vAlign w:val="center"/>
           </w:tcPr>
           <w:p>
@@ -8219,12 +7515,6 @@
               <w:right w:val="single" w:sz="6" w:space="0" w:color="1F3864"/>
             </w:tcBorders>
             <w:shd w:val="clear" w:color="auto" w:fill="4472C4"/>
-            <w:tcMar>
-              <w:top w:w="50" w:type="dxa"/>
-              <w:left w:w="90" w:type="dxa"/>
-              <w:bottom w:w="50" w:type="dxa"/>
-              <w:right w:w="90" w:type="dxa"/>
-            </w:tcMar>
             <w:vAlign w:val="center"/>
           </w:tcPr>
           <w:p>
@@ -8291,12 +7581,6 @@
               <w:right w:val="single" w:sz="6" w:space="0" w:color="1F3864"/>
             </w:tcBorders>
             <w:shd w:val="clear" w:color="auto" w:fill="D9E2F3"/>
-            <w:tcMar>
-              <w:top w:w="50" w:type="dxa"/>
-              <w:left w:w="90" w:type="dxa"/>
-              <w:bottom w:w="50" w:type="dxa"/>
-              <w:right w:w="90" w:type="dxa"/>
-            </w:tcMar>
             <w:vAlign w:val="center"/>
           </w:tcPr>
           <w:p>
@@ -8329,12 +7613,6 @@
               <w:right w:val="single" w:sz="6" w:space="0" w:color="1F3864"/>
             </w:tcBorders>
             <w:shd w:val="clear" w:color="auto" w:fill="D9E2F3"/>
-            <w:tcMar>
-              <w:top w:w="50" w:type="dxa"/>
-              <w:left w:w="90" w:type="dxa"/>
-              <w:bottom w:w="50" w:type="dxa"/>
-              <w:right w:w="90" w:type="dxa"/>
-            </w:tcMar>
             <w:vAlign w:val="center"/>
           </w:tcPr>
           <w:p>
@@ -8367,12 +7645,6 @@
               <w:right w:val="single" w:sz="6" w:space="0" w:color="1F3864"/>
             </w:tcBorders>
             <w:shd w:val="clear" w:color="auto" w:fill="D9E2F3"/>
-            <w:tcMar>
-              <w:top w:w="50" w:type="dxa"/>
-              <w:left w:w="90" w:type="dxa"/>
-              <w:bottom w:w="50" w:type="dxa"/>
-              <w:right w:w="90" w:type="dxa"/>
-            </w:tcMar>
             <w:vAlign w:val="center"/>
           </w:tcPr>
           <w:p>
@@ -8405,12 +7677,6 @@
               <w:right w:val="single" w:sz="6" w:space="0" w:color="1F3864"/>
             </w:tcBorders>
             <w:shd w:val="clear" w:color="auto" w:fill="D9E2F3"/>
-            <w:tcMar>
-              <w:top w:w="50" w:type="dxa"/>
-              <w:left w:w="90" w:type="dxa"/>
-              <w:bottom w:w="50" w:type="dxa"/>
-              <w:right w:w="90" w:type="dxa"/>
-            </w:tcMar>
             <w:vAlign w:val="center"/>
           </w:tcPr>
           <w:p>
@@ -8470,12 +7736,6 @@
               <w:right w:val="single" w:sz="6" w:space="0" w:color="1F3864"/>
             </w:tcBorders>
             <w:shd w:val="clear" w:color="auto" w:fill="D9E2F3"/>
-            <w:tcMar>
-              <w:top w:w="50" w:type="dxa"/>
-              <w:left w:w="90" w:type="dxa"/>
-              <w:bottom w:w="50" w:type="dxa"/>
-              <w:right w:w="90" w:type="dxa"/>
-            </w:tcMar>
             <w:vAlign w:val="center"/>
           </w:tcPr>
           <w:p>
@@ -8508,12 +7768,6 @@
               <w:right w:val="single" w:sz="6" w:space="0" w:color="1F3864"/>
             </w:tcBorders>
             <w:shd w:val="clear" w:color="auto" w:fill="D9E2F3"/>
-            <w:tcMar>
-              <w:top w:w="50" w:type="dxa"/>
-              <w:left w:w="90" w:type="dxa"/>
-              <w:bottom w:w="50" w:type="dxa"/>
-              <w:right w:w="90" w:type="dxa"/>
-            </w:tcMar>
             <w:vAlign w:val="center"/>
           </w:tcPr>
           <w:p>
@@ -8546,12 +7800,6 @@
               <w:right w:val="single" w:sz="6" w:space="0" w:color="1F3864"/>
             </w:tcBorders>
             <w:shd w:val="clear" w:color="auto" w:fill="D9E2F3"/>
-            <w:tcMar>
-              <w:top w:w="50" w:type="dxa"/>
-              <w:left w:w="90" w:type="dxa"/>
-              <w:bottom w:w="50" w:type="dxa"/>
-              <w:right w:w="90" w:type="dxa"/>
-            </w:tcMar>
             <w:vAlign w:val="center"/>
           </w:tcPr>
           <w:p>
@@ -8584,12 +7832,6 @@
               <w:right w:val="single" w:sz="6" w:space="0" w:color="1F3864"/>
             </w:tcBorders>
             <w:shd w:val="clear" w:color="auto" w:fill="D9E2F3"/>
-            <w:tcMar>
-              <w:top w:w="50" w:type="dxa"/>
-              <w:left w:w="90" w:type="dxa"/>
-              <w:bottom w:w="50" w:type="dxa"/>
-              <w:right w:w="90" w:type="dxa"/>
-            </w:tcMar>
             <w:vAlign w:val="center"/>
           </w:tcPr>
           <w:p>
@@ -8649,12 +7891,6 @@
               <w:right w:val="single" w:sz="6" w:space="0" w:color="1F3864"/>
             </w:tcBorders>
             <w:shd w:val="clear" w:color="auto" w:fill="D9E2F3"/>
-            <w:tcMar>
-              <w:top w:w="50" w:type="dxa"/>
-              <w:left w:w="90" w:type="dxa"/>
-              <w:bottom w:w="50" w:type="dxa"/>
-              <w:right w:w="90" w:type="dxa"/>
-            </w:tcMar>
             <w:vAlign w:val="center"/>
           </w:tcPr>
           <w:p>
@@ -8687,12 +7923,6 @@
               <w:right w:val="single" w:sz="6" w:space="0" w:color="1F3864"/>
             </w:tcBorders>
             <w:shd w:val="clear" w:color="auto" w:fill="D9E2F3"/>
-            <w:tcMar>
-              <w:top w:w="50" w:type="dxa"/>
-              <w:left w:w="90" w:type="dxa"/>
-              <w:bottom w:w="50" w:type="dxa"/>
-              <w:right w:w="90" w:type="dxa"/>
-            </w:tcMar>
             <w:vAlign w:val="center"/>
           </w:tcPr>
           <w:p>
@@ -8725,12 +7955,6 @@
               <w:right w:val="single" w:sz="6" w:space="0" w:color="1F3864"/>
             </w:tcBorders>
             <w:shd w:val="clear" w:color="auto" w:fill="D9E2F3"/>
-            <w:tcMar>
-              <w:top w:w="50" w:type="dxa"/>
-              <w:left w:w="90" w:type="dxa"/>
-              <w:bottom w:w="50" w:type="dxa"/>
-              <w:right w:w="90" w:type="dxa"/>
-            </w:tcMar>
             <w:vAlign w:val="center"/>
           </w:tcPr>
           <w:p>
@@ -8763,12 +7987,6 @@
               <w:right w:val="single" w:sz="6" w:space="0" w:color="1F3864"/>
             </w:tcBorders>
             <w:shd w:val="clear" w:color="auto" w:fill="D9E2F3"/>
-            <w:tcMar>
-              <w:top w:w="50" w:type="dxa"/>
-              <w:left w:w="90" w:type="dxa"/>
-              <w:bottom w:w="50" w:type="dxa"/>
-              <w:right w:w="90" w:type="dxa"/>
-            </w:tcMar>
             <w:vAlign w:val="center"/>
           </w:tcPr>
           <w:p>
@@ -8828,12 +8046,6 @@
               <w:right w:val="single" w:sz="6" w:space="0" w:color="1F3864"/>
             </w:tcBorders>
             <w:shd w:val="clear" w:color="auto" w:fill="D9E2F3"/>
-            <w:tcMar>
-              <w:top w:w="50" w:type="dxa"/>
-              <w:left w:w="90" w:type="dxa"/>
-              <w:bottom w:w="50" w:type="dxa"/>
-              <w:right w:w="90" w:type="dxa"/>
-            </w:tcMar>
             <w:vAlign w:val="center"/>
           </w:tcPr>
           <w:p>
@@ -8878,12 +8090,6 @@
               <w:right w:val="single" w:sz="6" w:space="0" w:color="1F3864"/>
             </w:tcBorders>
             <w:shd w:val="clear" w:color="auto" w:fill="4472C4"/>
-            <w:tcMar>
-              <w:top w:w="50" w:type="dxa"/>
-              <w:left w:w="90" w:type="dxa"/>
-              <w:bottom w:w="50" w:type="dxa"/>
-              <w:right w:w="90" w:type="dxa"/>
-            </w:tcMar>
             <w:vAlign w:val="center"/>
           </w:tcPr>
           <w:p>
@@ -8963,12 +8169,6 @@
               <w:right w:val="single" w:sz="6" w:space="0" w:color="1F3864"/>
             </w:tcBorders>
             <w:shd w:val="clear" w:color="auto" w:fill="4472C4"/>
-            <w:tcMar>
-              <w:top w:w="50" w:type="dxa"/>
-              <w:left w:w="90" w:type="dxa"/>
-              <w:bottom w:w="50" w:type="dxa"/>
-              <w:right w:w="90" w:type="dxa"/>
-            </w:tcMar>
             <w:vAlign w:val="center"/>
           </w:tcPr>
           <w:p>
@@ -9008,12 +8208,6 @@
               <w:right w:val="single" w:sz="6" w:space="0" w:color="1F3864"/>
             </w:tcBorders>
             <w:shd w:val="clear" w:color="auto" w:fill="4472C4"/>
-            <w:tcMar>
-              <w:top w:w="50" w:type="dxa"/>
-              <w:left w:w="90" w:type="dxa"/>
-              <w:bottom w:w="50" w:type="dxa"/>
-              <w:right w:w="90" w:type="dxa"/>
-            </w:tcMar>
             <w:vAlign w:val="center"/>
           </w:tcPr>
           <w:p>
@@ -9053,12 +8247,6 @@
               <w:right w:val="single" w:sz="6" w:space="0" w:color="1F3864"/>
             </w:tcBorders>
             <w:shd w:val="clear" w:color="auto" w:fill="4472C4"/>
-            <w:tcMar>
-              <w:top w:w="50" w:type="dxa"/>
-              <w:left w:w="90" w:type="dxa"/>
-              <w:bottom w:w="50" w:type="dxa"/>
-              <w:right w:w="90" w:type="dxa"/>
-            </w:tcMar>
             <w:vAlign w:val="center"/>
           </w:tcPr>
           <w:p>
@@ -9098,12 +8286,6 @@
               <w:right w:val="single" w:sz="6" w:space="0" w:color="1F3864"/>
             </w:tcBorders>
             <w:shd w:val="clear" w:color="auto" w:fill="4472C4"/>
-            <w:tcMar>
-              <w:top w:w="50" w:type="dxa"/>
-              <w:left w:w="90" w:type="dxa"/>
-              <w:bottom w:w="50" w:type="dxa"/>
-              <w:right w:w="90" w:type="dxa"/>
-            </w:tcMar>
             <w:vAlign w:val="center"/>
           </w:tcPr>
           <w:p>
@@ -9170,12 +8352,6 @@
               <w:right w:val="single" w:sz="6" w:space="0" w:color="1F3864"/>
             </w:tcBorders>
             <w:shd w:val="clear" w:color="auto" w:fill="D9E2F3"/>
-            <w:tcMar>
-              <w:top w:w="50" w:type="dxa"/>
-              <w:left w:w="90" w:type="dxa"/>
-              <w:bottom w:w="50" w:type="dxa"/>
-              <w:right w:w="90" w:type="dxa"/>
-            </w:tcMar>
             <w:vAlign w:val="center"/>
           </w:tcPr>
           <w:p>
@@ -9208,12 +8384,6 @@
               <w:right w:val="single" w:sz="6" w:space="0" w:color="1F3864"/>
             </w:tcBorders>
             <w:shd w:val="clear" w:color="auto" w:fill="D9E2F3"/>
-            <w:tcMar>
-              <w:top w:w="50" w:type="dxa"/>
-              <w:left w:w="90" w:type="dxa"/>
-              <w:bottom w:w="50" w:type="dxa"/>
-              <w:right w:w="90" w:type="dxa"/>
-            </w:tcMar>
             <w:vAlign w:val="center"/>
           </w:tcPr>
           <w:p>
@@ -9246,12 +8416,6 @@
               <w:right w:val="single" w:sz="6" w:space="0" w:color="1F3864"/>
             </w:tcBorders>
             <w:shd w:val="clear" w:color="auto" w:fill="D9E2F3"/>
-            <w:tcMar>
-              <w:top w:w="50" w:type="dxa"/>
-              <w:left w:w="90" w:type="dxa"/>
-              <w:bottom w:w="50" w:type="dxa"/>
-              <w:right w:w="90" w:type="dxa"/>
-            </w:tcMar>
             <w:vAlign w:val="center"/>
           </w:tcPr>
           <w:p>
@@ -9284,12 +8448,6 @@
               <w:right w:val="single" w:sz="6" w:space="0" w:color="1F3864"/>
             </w:tcBorders>
             <w:shd w:val="clear" w:color="auto" w:fill="D9E2F3"/>
-            <w:tcMar>
-              <w:top w:w="50" w:type="dxa"/>
-              <w:left w:w="90" w:type="dxa"/>
-              <w:bottom w:w="50" w:type="dxa"/>
-              <w:right w:w="90" w:type="dxa"/>
-            </w:tcMar>
             <w:vAlign w:val="center"/>
           </w:tcPr>
           <w:p>
@@ -9349,12 +8507,6 @@
               <w:right w:val="single" w:sz="6" w:space="0" w:color="1F3864"/>
             </w:tcBorders>
             <w:shd w:val="clear" w:color="auto" w:fill="D9E2F3"/>
-            <w:tcMar>
-              <w:top w:w="50" w:type="dxa"/>
-              <w:left w:w="90" w:type="dxa"/>
-              <w:bottom w:w="50" w:type="dxa"/>
-              <w:right w:w="90" w:type="dxa"/>
-            </w:tcMar>
             <w:vAlign w:val="center"/>
           </w:tcPr>
           <w:p>
@@ -9387,12 +8539,6 @@
               <w:right w:val="single" w:sz="6" w:space="0" w:color="1F3864"/>
             </w:tcBorders>
             <w:shd w:val="clear" w:color="auto" w:fill="D9E2F3"/>
-            <w:tcMar>
-              <w:top w:w="50" w:type="dxa"/>
-              <w:left w:w="90" w:type="dxa"/>
-              <w:bottom w:w="50" w:type="dxa"/>
-              <w:right w:w="90" w:type="dxa"/>
-            </w:tcMar>
             <w:vAlign w:val="center"/>
           </w:tcPr>
           <w:p>
@@ -9425,12 +8571,6 @@
               <w:right w:val="single" w:sz="6" w:space="0" w:color="1F3864"/>
             </w:tcBorders>
             <w:shd w:val="clear" w:color="auto" w:fill="D9E2F3"/>
-            <w:tcMar>
-              <w:top w:w="50" w:type="dxa"/>
-              <w:left w:w="90" w:type="dxa"/>
-              <w:bottom w:w="50" w:type="dxa"/>
-              <w:right w:w="90" w:type="dxa"/>
-            </w:tcMar>
             <w:vAlign w:val="center"/>
           </w:tcPr>
           <w:p>
@@ -9463,12 +8603,6 @@
               <w:right w:val="single" w:sz="6" w:space="0" w:color="1F3864"/>
             </w:tcBorders>
             <w:shd w:val="clear" w:color="auto" w:fill="D9E2F3"/>
-            <w:tcMar>
-              <w:top w:w="50" w:type="dxa"/>
-              <w:left w:w="90" w:type="dxa"/>
-              <w:bottom w:w="50" w:type="dxa"/>
-              <w:right w:w="90" w:type="dxa"/>
-            </w:tcMar>
             <w:vAlign w:val="center"/>
           </w:tcPr>
           <w:p>
@@ -9528,12 +8662,6 @@
               <w:right w:val="single" w:sz="6" w:space="0" w:color="1F3864"/>
             </w:tcBorders>
             <w:shd w:val="clear" w:color="auto" w:fill="D9E2F3"/>
-            <w:tcMar>
-              <w:top w:w="50" w:type="dxa"/>
-              <w:left w:w="90" w:type="dxa"/>
-              <w:bottom w:w="50" w:type="dxa"/>
-              <w:right w:w="90" w:type="dxa"/>
-            </w:tcMar>
             <w:vAlign w:val="center"/>
           </w:tcPr>
           <w:p>
@@ -9566,12 +8694,6 @@
               <w:right w:val="single" w:sz="6" w:space="0" w:color="1F3864"/>
             </w:tcBorders>
             <w:shd w:val="clear" w:color="auto" w:fill="D9E2F3"/>
-            <w:tcMar>
-              <w:top w:w="50" w:type="dxa"/>
-              <w:left w:w="90" w:type="dxa"/>
-              <w:bottom w:w="50" w:type="dxa"/>
-              <w:right w:w="90" w:type="dxa"/>
-            </w:tcMar>
             <w:vAlign w:val="center"/>
           </w:tcPr>
           <w:p>
@@ -9604,12 +8726,6 @@
               <w:right w:val="single" w:sz="6" w:space="0" w:color="1F3864"/>
             </w:tcBorders>
             <w:shd w:val="clear" w:color="auto" w:fill="D9E2F3"/>
-            <w:tcMar>
-              <w:top w:w="50" w:type="dxa"/>
-              <w:left w:w="90" w:type="dxa"/>
-              <w:bottom w:w="50" w:type="dxa"/>
-              <w:right w:w="90" w:type="dxa"/>
-            </w:tcMar>
             <w:vAlign w:val="center"/>
           </w:tcPr>
           <w:p>
@@ -9642,12 +8758,6 @@
               <w:right w:val="single" w:sz="6" w:space="0" w:color="1F3864"/>
             </w:tcBorders>
             <w:shd w:val="clear" w:color="auto" w:fill="D9E2F3"/>
-            <w:tcMar>
-              <w:top w:w="50" w:type="dxa"/>
-              <w:left w:w="90" w:type="dxa"/>
-              <w:bottom w:w="50" w:type="dxa"/>
-              <w:right w:w="90" w:type="dxa"/>
-            </w:tcMar>
             <w:vAlign w:val="center"/>
           </w:tcPr>
           <w:p>
@@ -9707,12 +8817,6 @@
               <w:right w:val="single" w:sz="6" w:space="0" w:color="1F3864"/>
             </w:tcBorders>
             <w:shd w:val="clear" w:color="auto" w:fill="D9E2F3"/>
-            <w:tcMar>
-              <w:top w:w="50" w:type="dxa"/>
-              <w:left w:w="90" w:type="dxa"/>
-              <w:bottom w:w="50" w:type="dxa"/>
-              <w:right w:w="90" w:type="dxa"/>
-            </w:tcMar>
             <w:vAlign w:val="center"/>
           </w:tcPr>
           <w:p>
@@ -9757,12 +8861,6 @@
               <w:right w:val="single" w:sz="6" w:space="0" w:color="1F3864"/>
             </w:tcBorders>
             <w:shd w:val="clear" w:color="auto" w:fill="4472C4"/>
-            <w:tcMar>
-              <w:top w:w="50" w:type="dxa"/>
-              <w:left w:w="90" w:type="dxa"/>
-              <w:bottom w:w="50" w:type="dxa"/>
-              <w:right w:w="90" w:type="dxa"/>
-            </w:tcMar>
             <w:vAlign w:val="center"/>
           </w:tcPr>
           <w:p>
@@ -9842,12 +8940,6 @@
               <w:right w:val="single" w:sz="6" w:space="0" w:color="1F3864"/>
             </w:tcBorders>
             <w:shd w:val="clear" w:color="auto" w:fill="4472C4"/>
-            <w:tcMar>
-              <w:top w:w="50" w:type="dxa"/>
-              <w:left w:w="90" w:type="dxa"/>
-              <w:bottom w:w="50" w:type="dxa"/>
-              <w:right w:w="90" w:type="dxa"/>
-            </w:tcMar>
             <w:vAlign w:val="center"/>
           </w:tcPr>
           <w:p>
@@ -9887,12 +8979,6 @@
               <w:right w:val="single" w:sz="6" w:space="0" w:color="1F3864"/>
             </w:tcBorders>
             <w:shd w:val="clear" w:color="auto" w:fill="4472C4"/>
-            <w:tcMar>
-              <w:top w:w="50" w:type="dxa"/>
-              <w:left w:w="90" w:type="dxa"/>
-              <w:bottom w:w="50" w:type="dxa"/>
-              <w:right w:w="90" w:type="dxa"/>
-            </w:tcMar>
             <w:vAlign w:val="center"/>
           </w:tcPr>
           <w:p>
@@ -9932,12 +9018,6 @@
               <w:right w:val="single" w:sz="6" w:space="0" w:color="1F3864"/>
             </w:tcBorders>
             <w:shd w:val="clear" w:color="auto" w:fill="4472C4"/>
-            <w:tcMar>
-              <w:top w:w="50" w:type="dxa"/>
-              <w:left w:w="90" w:type="dxa"/>
-              <w:bottom w:w="50" w:type="dxa"/>
-              <w:right w:w="90" w:type="dxa"/>
-            </w:tcMar>
             <w:vAlign w:val="center"/>
           </w:tcPr>
           <w:p>
@@ -9977,12 +9057,6 @@
               <w:right w:val="single" w:sz="6" w:space="0" w:color="1F3864"/>
             </w:tcBorders>
             <w:shd w:val="clear" w:color="auto" w:fill="4472C4"/>
-            <w:tcMar>
-              <w:top w:w="50" w:type="dxa"/>
-              <w:left w:w="90" w:type="dxa"/>
-              <w:bottom w:w="50" w:type="dxa"/>
-              <w:right w:w="90" w:type="dxa"/>
-            </w:tcMar>
             <w:vAlign w:val="center"/>
           </w:tcPr>
           <w:p>
@@ -10049,12 +9123,6 @@
               <w:right w:val="single" w:sz="6" w:space="0" w:color="1F3864"/>
             </w:tcBorders>
             <w:shd w:val="clear" w:color="auto" w:fill="D9E2F3"/>
-            <w:tcMar>
-              <w:top w:w="50" w:type="dxa"/>
-              <w:left w:w="90" w:type="dxa"/>
-              <w:bottom w:w="50" w:type="dxa"/>
-              <w:right w:w="90" w:type="dxa"/>
-            </w:tcMar>
             <w:vAlign w:val="center"/>
           </w:tcPr>
           <w:p>
@@ -10087,12 +9155,6 @@
               <w:right w:val="single" w:sz="6" w:space="0" w:color="1F3864"/>
             </w:tcBorders>
             <w:shd w:val="clear" w:color="auto" w:fill="D9E2F3"/>
-            <w:tcMar>
-              <w:top w:w="50" w:type="dxa"/>
-              <w:left w:w="90" w:type="dxa"/>
-              <w:bottom w:w="50" w:type="dxa"/>
-              <w:right w:w="90" w:type="dxa"/>
-            </w:tcMar>
             <w:vAlign w:val="center"/>
           </w:tcPr>
           <w:p>
@@ -10125,12 +9187,6 @@
               <w:right w:val="single" w:sz="6" w:space="0" w:color="1F3864"/>
             </w:tcBorders>
             <w:shd w:val="clear" w:color="auto" w:fill="D9E2F3"/>
-            <w:tcMar>
-              <w:top w:w="50" w:type="dxa"/>
-              <w:left w:w="90" w:type="dxa"/>
-              <w:bottom w:w="50" w:type="dxa"/>
-              <w:right w:w="90" w:type="dxa"/>
-            </w:tcMar>
             <w:vAlign w:val="center"/>
           </w:tcPr>
           <w:p>
@@ -10163,12 +9219,6 @@
               <w:right w:val="single" w:sz="6" w:space="0" w:color="1F3864"/>
             </w:tcBorders>
             <w:shd w:val="clear" w:color="auto" w:fill="D9E2F3"/>
-            <w:tcMar>
-              <w:top w:w="50" w:type="dxa"/>
-              <w:left w:w="90" w:type="dxa"/>
-              <w:bottom w:w="50" w:type="dxa"/>
-              <w:right w:w="90" w:type="dxa"/>
-            </w:tcMar>
             <w:vAlign w:val="center"/>
           </w:tcPr>
           <w:p>
@@ -10228,12 +9278,6 @@
               <w:right w:val="single" w:sz="6" w:space="0" w:color="1F3864"/>
             </w:tcBorders>
             <w:shd w:val="clear" w:color="auto" w:fill="D9E2F3"/>
-            <w:tcMar>
-              <w:top w:w="50" w:type="dxa"/>
-              <w:left w:w="90" w:type="dxa"/>
-              <w:bottom w:w="50" w:type="dxa"/>
-              <w:right w:w="90" w:type="dxa"/>
-            </w:tcMar>
             <w:vAlign w:val="center"/>
           </w:tcPr>
           <w:p>
@@ -10266,12 +9310,6 @@
               <w:right w:val="single" w:sz="6" w:space="0" w:color="1F3864"/>
             </w:tcBorders>
             <w:shd w:val="clear" w:color="auto" w:fill="D9E2F3"/>
-            <w:tcMar>
-              <w:top w:w="50" w:type="dxa"/>
-              <w:left w:w="90" w:type="dxa"/>
-              <w:bottom w:w="50" w:type="dxa"/>
-              <w:right w:w="90" w:type="dxa"/>
-            </w:tcMar>
             <w:vAlign w:val="center"/>
           </w:tcPr>
           <w:p>
@@ -10304,12 +9342,6 @@
               <w:right w:val="single" w:sz="6" w:space="0" w:color="1F3864"/>
             </w:tcBorders>
             <w:shd w:val="clear" w:color="auto" w:fill="D9E2F3"/>
-            <w:tcMar>
-              <w:top w:w="50" w:type="dxa"/>
-              <w:left w:w="90" w:type="dxa"/>
-              <w:bottom w:w="50" w:type="dxa"/>
-              <w:right w:w="90" w:type="dxa"/>
-            </w:tcMar>
             <w:vAlign w:val="center"/>
           </w:tcPr>
           <w:p>
@@ -10342,12 +9374,6 @@
               <w:right w:val="single" w:sz="6" w:space="0" w:color="1F3864"/>
             </w:tcBorders>
             <w:shd w:val="clear" w:color="auto" w:fill="D9E2F3"/>
-            <w:tcMar>
-              <w:top w:w="50" w:type="dxa"/>
-              <w:left w:w="90" w:type="dxa"/>
-              <w:bottom w:w="50" w:type="dxa"/>
-              <w:right w:w="90" w:type="dxa"/>
-            </w:tcMar>
             <w:vAlign w:val="center"/>
           </w:tcPr>
           <w:p>
@@ -10407,12 +9433,6 @@
               <w:right w:val="single" w:sz="6" w:space="0" w:color="1F3864"/>
             </w:tcBorders>
             <w:shd w:val="clear" w:color="auto" w:fill="D9E2F3"/>
-            <w:tcMar>
-              <w:top w:w="50" w:type="dxa"/>
-              <w:left w:w="90" w:type="dxa"/>
-              <w:bottom w:w="50" w:type="dxa"/>
-              <w:right w:w="90" w:type="dxa"/>
-            </w:tcMar>
             <w:vAlign w:val="center"/>
           </w:tcPr>
           <w:p>
@@ -10445,12 +9465,6 @@
               <w:right w:val="single" w:sz="6" w:space="0" w:color="1F3864"/>
             </w:tcBorders>
             <w:shd w:val="clear" w:color="auto" w:fill="D9E2F3"/>
-            <w:tcMar>
-              <w:top w:w="50" w:type="dxa"/>
-              <w:left w:w="90" w:type="dxa"/>
-              <w:bottom w:w="50" w:type="dxa"/>
-              <w:right w:w="90" w:type="dxa"/>
-            </w:tcMar>
             <w:vAlign w:val="center"/>
           </w:tcPr>
           <w:p>
@@ -10483,12 +9497,6 @@
               <w:right w:val="single" w:sz="6" w:space="0" w:color="1F3864"/>
             </w:tcBorders>
             <w:shd w:val="clear" w:color="auto" w:fill="D9E2F3"/>
-            <w:tcMar>
-              <w:top w:w="50" w:type="dxa"/>
-              <w:left w:w="90" w:type="dxa"/>
-              <w:bottom w:w="50" w:type="dxa"/>
-              <w:right w:w="90" w:type="dxa"/>
-            </w:tcMar>
             <w:vAlign w:val="center"/>
           </w:tcPr>
           <w:p>
@@ -10521,12 +9529,6 @@
               <w:right w:val="single" w:sz="6" w:space="0" w:color="1F3864"/>
             </w:tcBorders>
             <w:shd w:val="clear" w:color="auto" w:fill="D9E2F3"/>
-            <w:tcMar>
-              <w:top w:w="50" w:type="dxa"/>
-              <w:left w:w="90" w:type="dxa"/>
-              <w:bottom w:w="50" w:type="dxa"/>
-              <w:right w:w="90" w:type="dxa"/>
-            </w:tcMar>
             <w:vAlign w:val="center"/>
           </w:tcPr>
           <w:p>
@@ -10586,12 +9588,6 @@
               <w:right w:val="single" w:sz="6" w:space="0" w:color="1F3864"/>
             </w:tcBorders>
             <w:shd w:val="clear" w:color="auto" w:fill="D9E2F3"/>
-            <w:tcMar>
-              <w:top w:w="50" w:type="dxa"/>
-              <w:left w:w="90" w:type="dxa"/>
-              <w:bottom w:w="50" w:type="dxa"/>
-              <w:right w:w="90" w:type="dxa"/>
-            </w:tcMar>
             <w:vAlign w:val="center"/>
           </w:tcPr>
           <w:p>
@@ -10636,12 +9632,6 @@
               <w:right w:val="single" w:sz="6" w:space="0" w:color="1F3864"/>
             </w:tcBorders>
             <w:shd w:val="clear" w:color="auto" w:fill="4472C4"/>
-            <w:tcMar>
-              <w:top w:w="50" w:type="dxa"/>
-              <w:left w:w="90" w:type="dxa"/>
-              <w:bottom w:w="50" w:type="dxa"/>
-              <w:right w:w="90" w:type="dxa"/>
-            </w:tcMar>
             <w:vAlign w:val="center"/>
           </w:tcPr>
           <w:p>
@@ -10708,12 +9698,6 @@
               <w:right w:val="single" w:sz="6" w:space="0" w:color="1F3864"/>
             </w:tcBorders>
             <w:shd w:val="clear" w:color="auto" w:fill="4472C4"/>
-            <w:tcMar>
-              <w:top w:w="50" w:type="dxa"/>
-              <w:left w:w="90" w:type="dxa"/>
-              <w:bottom w:w="50" w:type="dxa"/>
-              <w:right w:w="90" w:type="dxa"/>
-            </w:tcMar>
             <w:vAlign w:val="center"/>
           </w:tcPr>
           <w:p>
@@ -10753,12 +9737,6 @@
               <w:right w:val="single" w:sz="6" w:space="0" w:color="1F3864"/>
             </w:tcBorders>
             <w:shd w:val="clear" w:color="auto" w:fill="4472C4"/>
-            <w:tcMar>
-              <w:top w:w="50" w:type="dxa"/>
-              <w:left w:w="90" w:type="dxa"/>
-              <w:bottom w:w="50" w:type="dxa"/>
-              <w:right w:w="90" w:type="dxa"/>
-            </w:tcMar>
             <w:vAlign w:val="center"/>
           </w:tcPr>
           <w:p>
@@ -10798,12 +9776,6 @@
               <w:right w:val="single" w:sz="6" w:space="0" w:color="1F3864"/>
             </w:tcBorders>
             <w:shd w:val="clear" w:color="auto" w:fill="4472C4"/>
-            <w:tcMar>
-              <w:top w:w="50" w:type="dxa"/>
-              <w:left w:w="90" w:type="dxa"/>
-              <w:bottom w:w="50" w:type="dxa"/>
-              <w:right w:w="90" w:type="dxa"/>
-            </w:tcMar>
             <w:vAlign w:val="center"/>
           </w:tcPr>
           <w:p>
@@ -10843,12 +9815,6 @@
               <w:right w:val="single" w:sz="6" w:space="0" w:color="1F3864"/>
             </w:tcBorders>
             <w:shd w:val="clear" w:color="auto" w:fill="4472C4"/>
-            <w:tcMar>
-              <w:top w:w="50" w:type="dxa"/>
-              <w:left w:w="90" w:type="dxa"/>
-              <w:bottom w:w="50" w:type="dxa"/>
-              <w:right w:w="90" w:type="dxa"/>
-            </w:tcMar>
             <w:vAlign w:val="center"/>
           </w:tcPr>
           <w:p>
@@ -10915,12 +9881,6 @@
               <w:right w:val="single" w:sz="6" w:space="0" w:color="1F3864"/>
             </w:tcBorders>
             <w:shd w:val="clear" w:color="auto" w:fill="D9E2F3"/>
-            <w:tcMar>
-              <w:top w:w="50" w:type="dxa"/>
-              <w:left w:w="90" w:type="dxa"/>
-              <w:bottom w:w="50" w:type="dxa"/>
-              <w:right w:w="90" w:type="dxa"/>
-            </w:tcMar>
             <w:vAlign w:val="center"/>
           </w:tcPr>
           <w:p>
@@ -10953,12 +9913,6 @@
               <w:right w:val="single" w:sz="6" w:space="0" w:color="1F3864"/>
             </w:tcBorders>
             <w:shd w:val="clear" w:color="auto" w:fill="D9E2F3"/>
-            <w:tcMar>
-              <w:top w:w="50" w:type="dxa"/>
-              <w:left w:w="90" w:type="dxa"/>
-              <w:bottom w:w="50" w:type="dxa"/>
-              <w:right w:w="90" w:type="dxa"/>
-            </w:tcMar>
             <w:vAlign w:val="center"/>
           </w:tcPr>
           <w:p>
@@ -10991,12 +9945,6 @@
               <w:right w:val="single" w:sz="6" w:space="0" w:color="1F3864"/>
             </w:tcBorders>
             <w:shd w:val="clear" w:color="auto" w:fill="D9E2F3"/>
-            <w:tcMar>
-              <w:top w:w="50" w:type="dxa"/>
-              <w:left w:w="90" w:type="dxa"/>
-              <w:bottom w:w="50" w:type="dxa"/>
-              <w:right w:w="90" w:type="dxa"/>
-            </w:tcMar>
             <w:vAlign w:val="center"/>
           </w:tcPr>
           <w:p>
@@ -11029,12 +9977,6 @@
               <w:right w:val="single" w:sz="6" w:space="0" w:color="1F3864"/>
             </w:tcBorders>
             <w:shd w:val="clear" w:color="auto" w:fill="D9E2F3"/>
-            <w:tcMar>
-              <w:top w:w="50" w:type="dxa"/>
-              <w:left w:w="90" w:type="dxa"/>
-              <w:bottom w:w="50" w:type="dxa"/>
-              <w:right w:w="90" w:type="dxa"/>
-            </w:tcMar>
             <w:vAlign w:val="center"/>
           </w:tcPr>
           <w:p>
@@ -11094,12 +10036,6 @@
               <w:right w:val="single" w:sz="6" w:space="0" w:color="1F3864"/>
             </w:tcBorders>
             <w:shd w:val="clear" w:color="auto" w:fill="D9E2F3"/>
-            <w:tcMar>
-              <w:top w:w="50" w:type="dxa"/>
-              <w:left w:w="90" w:type="dxa"/>
-              <w:bottom w:w="50" w:type="dxa"/>
-              <w:right w:w="90" w:type="dxa"/>
-            </w:tcMar>
             <w:vAlign w:val="center"/>
           </w:tcPr>
           <w:p>
@@ -11132,12 +10068,6 @@
               <w:right w:val="single" w:sz="6" w:space="0" w:color="1F3864"/>
             </w:tcBorders>
             <w:shd w:val="clear" w:color="auto" w:fill="D9E2F3"/>
-            <w:tcMar>
-              <w:top w:w="50" w:type="dxa"/>
-              <w:left w:w="90" w:type="dxa"/>
-              <w:bottom w:w="50" w:type="dxa"/>
-              <w:right w:w="90" w:type="dxa"/>
-            </w:tcMar>
             <w:vAlign w:val="center"/>
           </w:tcPr>
           <w:p>
@@ -11170,12 +10100,6 @@
               <w:right w:val="single" w:sz="6" w:space="0" w:color="1F3864"/>
             </w:tcBorders>
             <w:shd w:val="clear" w:color="auto" w:fill="D9E2F3"/>
-            <w:tcMar>
-              <w:top w:w="50" w:type="dxa"/>
-              <w:left w:w="90" w:type="dxa"/>
-              <w:bottom w:w="50" w:type="dxa"/>
-              <w:right w:w="90" w:type="dxa"/>
-            </w:tcMar>
             <w:vAlign w:val="center"/>
           </w:tcPr>
           <w:p>
@@ -11208,12 +10132,6 @@
               <w:right w:val="single" w:sz="6" w:space="0" w:color="1F3864"/>
             </w:tcBorders>
             <w:shd w:val="clear" w:color="auto" w:fill="D9E2F3"/>
-            <w:tcMar>
-              <w:top w:w="50" w:type="dxa"/>
-              <w:left w:w="90" w:type="dxa"/>
-              <w:bottom w:w="50" w:type="dxa"/>
-              <w:right w:w="90" w:type="dxa"/>
-            </w:tcMar>
             <w:vAlign w:val="center"/>
           </w:tcPr>
           <w:p>
@@ -11273,12 +10191,6 @@
               <w:right w:val="single" w:sz="6" w:space="0" w:color="1F3864"/>
             </w:tcBorders>
             <w:shd w:val="clear" w:color="auto" w:fill="D9E2F3"/>
-            <w:tcMar>
-              <w:top w:w="50" w:type="dxa"/>
-              <w:left w:w="90" w:type="dxa"/>
-              <w:bottom w:w="50" w:type="dxa"/>
-              <w:right w:w="90" w:type="dxa"/>
-            </w:tcMar>
             <w:vAlign w:val="center"/>
           </w:tcPr>
           <w:p>
@@ -11311,12 +10223,6 @@
               <w:right w:val="single" w:sz="6" w:space="0" w:color="1F3864"/>
             </w:tcBorders>
             <w:shd w:val="clear" w:color="auto" w:fill="D9E2F3"/>
-            <w:tcMar>
-              <w:top w:w="50" w:type="dxa"/>
-              <w:left w:w="90" w:type="dxa"/>
-              <w:bottom w:w="50" w:type="dxa"/>
-              <w:right w:w="90" w:type="dxa"/>
-            </w:tcMar>
             <w:vAlign w:val="center"/>
           </w:tcPr>
           <w:p>
@@ -11349,12 +10255,6 @@
               <w:right w:val="single" w:sz="6" w:space="0" w:color="1F3864"/>
             </w:tcBorders>
             <w:shd w:val="clear" w:color="auto" w:fill="D9E2F3"/>
-            <w:tcMar>
-              <w:top w:w="50" w:type="dxa"/>
-              <w:left w:w="90" w:type="dxa"/>
-              <w:bottom w:w="50" w:type="dxa"/>
-              <w:right w:w="90" w:type="dxa"/>
-            </w:tcMar>
             <w:vAlign w:val="center"/>
           </w:tcPr>
           <w:p>
@@ -11387,12 +10287,6 @@
               <w:right w:val="single" w:sz="6" w:space="0" w:color="1F3864"/>
             </w:tcBorders>
             <w:shd w:val="clear" w:color="auto" w:fill="D9E2F3"/>
-            <w:tcMar>
-              <w:top w:w="50" w:type="dxa"/>
-              <w:left w:w="90" w:type="dxa"/>
-              <w:bottom w:w="50" w:type="dxa"/>
-              <w:right w:w="90" w:type="dxa"/>
-            </w:tcMar>
             <w:vAlign w:val="center"/>
           </w:tcPr>
           <w:p>
@@ -11452,12 +10346,6 @@
               <w:right w:val="single" w:sz="6" w:space="0" w:color="1F3864"/>
             </w:tcBorders>
             <w:shd w:val="clear" w:color="auto" w:fill="D9E2F3"/>
-            <w:tcMar>
-              <w:top w:w="50" w:type="dxa"/>
-              <w:left w:w="90" w:type="dxa"/>
-              <w:bottom w:w="50" w:type="dxa"/>
-              <w:right w:w="90" w:type="dxa"/>
-            </w:tcMar>
             <w:vAlign w:val="center"/>
           </w:tcPr>
           <w:p>
@@ -11502,12 +10390,6 @@
               <w:right w:val="single" w:sz="6" w:space="0" w:color="1F3864"/>
             </w:tcBorders>
             <w:shd w:val="clear" w:color="auto" w:fill="4472C4"/>
-            <w:tcMar>
-              <w:top w:w="50" w:type="dxa"/>
-              <w:left w:w="90" w:type="dxa"/>
-              <w:bottom w:w="50" w:type="dxa"/>
-              <w:right w:w="90" w:type="dxa"/>
-            </w:tcMar>
             <w:vAlign w:val="center"/>
           </w:tcPr>
           <w:p>
@@ -11587,12 +10469,6 @@
               <w:right w:val="single" w:sz="6" w:space="0" w:color="1F3864"/>
             </w:tcBorders>
             <w:shd w:val="clear" w:color="auto" w:fill="4472C4"/>
-            <w:tcMar>
-              <w:top w:w="50" w:type="dxa"/>
-              <w:left w:w="90" w:type="dxa"/>
-              <w:bottom w:w="50" w:type="dxa"/>
-              <w:right w:w="90" w:type="dxa"/>
-            </w:tcMar>
             <w:vAlign w:val="center"/>
           </w:tcPr>
           <w:p>
@@ -11632,12 +10508,6 @@
               <w:right w:val="single" w:sz="6" w:space="0" w:color="1F3864"/>
             </w:tcBorders>
             <w:shd w:val="clear" w:color="auto" w:fill="4472C4"/>
-            <w:tcMar>
-              <w:top w:w="50" w:type="dxa"/>
-              <w:left w:w="90" w:type="dxa"/>
-              <w:bottom w:w="50" w:type="dxa"/>
-              <w:right w:w="90" w:type="dxa"/>
-            </w:tcMar>
             <w:vAlign w:val="center"/>
           </w:tcPr>
           <w:p>
@@ -11677,12 +10547,6 @@
               <w:right w:val="single" w:sz="6" w:space="0" w:color="1F3864"/>
             </w:tcBorders>
             <w:shd w:val="clear" w:color="auto" w:fill="4472C4"/>
-            <w:tcMar>
-              <w:top w:w="50" w:type="dxa"/>
-              <w:left w:w="90" w:type="dxa"/>
-              <w:bottom w:w="50" w:type="dxa"/>
-              <w:right w:w="90" w:type="dxa"/>
-            </w:tcMar>
             <w:vAlign w:val="center"/>
           </w:tcPr>
           <w:p>
@@ -11722,12 +10586,6 @@
               <w:right w:val="single" w:sz="6" w:space="0" w:color="1F3864"/>
             </w:tcBorders>
             <w:shd w:val="clear" w:color="auto" w:fill="4472C4"/>
-            <w:tcMar>
-              <w:top w:w="50" w:type="dxa"/>
-              <w:left w:w="90" w:type="dxa"/>
-              <w:bottom w:w="50" w:type="dxa"/>
-              <w:right w:w="90" w:type="dxa"/>
-            </w:tcMar>
             <w:vAlign w:val="center"/>
           </w:tcPr>
           <w:p>
@@ -11794,12 +10652,6 @@
               <w:right w:val="single" w:sz="6" w:space="0" w:color="1F3864"/>
             </w:tcBorders>
             <w:shd w:val="clear" w:color="auto" w:fill="D9E2F3"/>
-            <w:tcMar>
-              <w:top w:w="50" w:type="dxa"/>
-              <w:left w:w="90" w:type="dxa"/>
-              <w:bottom w:w="50" w:type="dxa"/>
-              <w:right w:w="90" w:type="dxa"/>
-            </w:tcMar>
             <w:vAlign w:val="center"/>
           </w:tcPr>
           <w:p>
@@ -11832,12 +10684,6 @@
               <w:right w:val="single" w:sz="6" w:space="0" w:color="1F3864"/>
             </w:tcBorders>
             <w:shd w:val="clear" w:color="auto" w:fill="D9E2F3"/>
-            <w:tcMar>
-              <w:top w:w="50" w:type="dxa"/>
-              <w:left w:w="90" w:type="dxa"/>
-              <w:bottom w:w="50" w:type="dxa"/>
-              <w:right w:w="90" w:type="dxa"/>
-            </w:tcMar>
             <w:vAlign w:val="center"/>
           </w:tcPr>
           <w:p>
@@ -11870,12 +10716,6 @@
               <w:right w:val="single" w:sz="6" w:space="0" w:color="1F3864"/>
             </w:tcBorders>
             <w:shd w:val="clear" w:color="auto" w:fill="D9E2F3"/>
-            <w:tcMar>
-              <w:top w:w="50" w:type="dxa"/>
-              <w:left w:w="90" w:type="dxa"/>
-              <w:bottom w:w="50" w:type="dxa"/>
-              <w:right w:w="90" w:type="dxa"/>
-            </w:tcMar>
             <w:vAlign w:val="center"/>
           </w:tcPr>
           <w:p>
@@ -11908,12 +10748,6 @@
               <w:right w:val="single" w:sz="6" w:space="0" w:color="1F3864"/>
             </w:tcBorders>
             <w:shd w:val="clear" w:color="auto" w:fill="D9E2F3"/>
-            <w:tcMar>
-              <w:top w:w="50" w:type="dxa"/>
-              <w:left w:w="90" w:type="dxa"/>
-              <w:bottom w:w="50" w:type="dxa"/>
-              <w:right w:w="90" w:type="dxa"/>
-            </w:tcMar>
             <w:vAlign w:val="center"/>
           </w:tcPr>
           <w:p>
@@ -11973,12 +10807,6 @@
               <w:right w:val="single" w:sz="6" w:space="0" w:color="1F3864"/>
             </w:tcBorders>
             <w:shd w:val="clear" w:color="auto" w:fill="D9E2F3"/>
-            <w:tcMar>
-              <w:top w:w="50" w:type="dxa"/>
-              <w:left w:w="90" w:type="dxa"/>
-              <w:bottom w:w="50" w:type="dxa"/>
-              <w:right w:w="90" w:type="dxa"/>
-            </w:tcMar>
             <w:vAlign w:val="center"/>
           </w:tcPr>
           <w:p>
@@ -12011,12 +10839,6 @@
               <w:right w:val="single" w:sz="6" w:space="0" w:color="1F3864"/>
             </w:tcBorders>
             <w:shd w:val="clear" w:color="auto" w:fill="D9E2F3"/>
-            <w:tcMar>
-              <w:top w:w="50" w:type="dxa"/>
-              <w:left w:w="90" w:type="dxa"/>
-              <w:bottom w:w="50" w:type="dxa"/>
-              <w:right w:w="90" w:type="dxa"/>
-            </w:tcMar>
             <w:vAlign w:val="center"/>
           </w:tcPr>
           <w:p>
@@ -12049,12 +10871,6 @@
               <w:right w:val="single" w:sz="6" w:space="0" w:color="1F3864"/>
             </w:tcBorders>
             <w:shd w:val="clear" w:color="auto" w:fill="D9E2F3"/>
-            <w:tcMar>
-              <w:top w:w="50" w:type="dxa"/>
-              <w:left w:w="90" w:type="dxa"/>
-              <w:bottom w:w="50" w:type="dxa"/>
-              <w:right w:w="90" w:type="dxa"/>
-            </w:tcMar>
             <w:vAlign w:val="center"/>
           </w:tcPr>
           <w:p>
@@ -12087,12 +10903,6 @@
               <w:right w:val="single" w:sz="6" w:space="0" w:color="1F3864"/>
             </w:tcBorders>
             <w:shd w:val="clear" w:color="auto" w:fill="D9E2F3"/>
-            <w:tcMar>
-              <w:top w:w="50" w:type="dxa"/>
-              <w:left w:w="90" w:type="dxa"/>
-              <w:bottom w:w="50" w:type="dxa"/>
-              <w:right w:w="90" w:type="dxa"/>
-            </w:tcMar>
             <w:vAlign w:val="center"/>
           </w:tcPr>
           <w:p>
@@ -12152,12 +10962,6 @@
               <w:right w:val="single" w:sz="6" w:space="0" w:color="1F3864"/>
             </w:tcBorders>
             <w:shd w:val="clear" w:color="auto" w:fill="D9E2F3"/>
-            <w:tcMar>
-              <w:top w:w="50" w:type="dxa"/>
-              <w:left w:w="90" w:type="dxa"/>
-              <w:bottom w:w="50" w:type="dxa"/>
-              <w:right w:w="90" w:type="dxa"/>
-            </w:tcMar>
             <w:vAlign w:val="center"/>
           </w:tcPr>
           <w:p>
@@ -12190,12 +10994,6 @@
               <w:right w:val="single" w:sz="6" w:space="0" w:color="1F3864"/>
             </w:tcBorders>
             <w:shd w:val="clear" w:color="auto" w:fill="D9E2F3"/>
-            <w:tcMar>
-              <w:top w:w="50" w:type="dxa"/>
-              <w:left w:w="90" w:type="dxa"/>
-              <w:bottom w:w="50" w:type="dxa"/>
-              <w:right w:w="90" w:type="dxa"/>
-            </w:tcMar>
             <w:vAlign w:val="center"/>
           </w:tcPr>
           <w:p>
@@ -12228,12 +11026,6 @@
               <w:right w:val="single" w:sz="6" w:space="0" w:color="1F3864"/>
             </w:tcBorders>
             <w:shd w:val="clear" w:color="auto" w:fill="D9E2F3"/>
-            <w:tcMar>
-              <w:top w:w="50" w:type="dxa"/>
-              <w:left w:w="90" w:type="dxa"/>
-              <w:bottom w:w="50" w:type="dxa"/>
-              <w:right w:w="90" w:type="dxa"/>
-            </w:tcMar>
             <w:vAlign w:val="center"/>
           </w:tcPr>
           <w:p>
@@ -12266,12 +11058,6 @@
               <w:right w:val="single" w:sz="6" w:space="0" w:color="1F3864"/>
             </w:tcBorders>
             <w:shd w:val="clear" w:color="auto" w:fill="D9E2F3"/>
-            <w:tcMar>
-              <w:top w:w="50" w:type="dxa"/>
-              <w:left w:w="90" w:type="dxa"/>
-              <w:bottom w:w="50" w:type="dxa"/>
-              <w:right w:w="90" w:type="dxa"/>
-            </w:tcMar>
             <w:vAlign w:val="center"/>
           </w:tcPr>
           <w:p>
@@ -12331,12 +11117,6 @@
               <w:right w:val="single" w:sz="6" w:space="0" w:color="1F3864"/>
             </w:tcBorders>
             <w:shd w:val="clear" w:color="auto" w:fill="D9E2F3"/>
-            <w:tcMar>
-              <w:top w:w="50" w:type="dxa"/>
-              <w:left w:w="90" w:type="dxa"/>
-              <w:bottom w:w="50" w:type="dxa"/>
-              <w:right w:w="90" w:type="dxa"/>
-            </w:tcMar>
             <w:vAlign w:val="center"/>
           </w:tcPr>
           <w:p>
@@ -12381,12 +11161,6 @@
               <w:right w:val="single" w:sz="6" w:space="0" w:color="1F3864"/>
             </w:tcBorders>
             <w:shd w:val="clear" w:color="auto" w:fill="4472C4"/>
-            <w:tcMar>
-              <w:top w:w="50" w:type="dxa"/>
-              <w:left w:w="90" w:type="dxa"/>
-              <w:bottom w:w="50" w:type="dxa"/>
-              <w:right w:w="90" w:type="dxa"/>
-            </w:tcMar>
             <w:vAlign w:val="center"/>
           </w:tcPr>
           <w:p>
@@ -12466,12 +11240,6 @@
               <w:right w:val="single" w:sz="6" w:space="0" w:color="1F3864"/>
             </w:tcBorders>
             <w:shd w:val="clear" w:color="auto" w:fill="4472C4"/>
-            <w:tcMar>
-              <w:top w:w="50" w:type="dxa"/>
-              <w:left w:w="90" w:type="dxa"/>
-              <w:bottom w:w="50" w:type="dxa"/>
-              <w:right w:w="90" w:type="dxa"/>
-            </w:tcMar>
             <w:vAlign w:val="center"/>
           </w:tcPr>
           <w:p>
@@ -12511,12 +11279,6 @@
               <w:right w:val="single" w:sz="6" w:space="0" w:color="1F3864"/>
             </w:tcBorders>
             <w:shd w:val="clear" w:color="auto" w:fill="4472C4"/>
-            <w:tcMar>
-              <w:top w:w="50" w:type="dxa"/>
-              <w:left w:w="90" w:type="dxa"/>
-              <w:bottom w:w="50" w:type="dxa"/>
-              <w:right w:w="90" w:type="dxa"/>
-            </w:tcMar>
             <w:vAlign w:val="center"/>
           </w:tcPr>
           <w:p>
@@ -12556,12 +11318,6 @@
               <w:right w:val="single" w:sz="6" w:space="0" w:color="1F3864"/>
             </w:tcBorders>
             <w:shd w:val="clear" w:color="auto" w:fill="4472C4"/>
-            <w:tcMar>
-              <w:top w:w="50" w:type="dxa"/>
-              <w:left w:w="90" w:type="dxa"/>
-              <w:bottom w:w="50" w:type="dxa"/>
-              <w:right w:w="90" w:type="dxa"/>
-            </w:tcMar>
             <w:vAlign w:val="center"/>
           </w:tcPr>
           <w:p>
@@ -12601,12 +11357,6 @@
               <w:right w:val="single" w:sz="6" w:space="0" w:color="1F3864"/>
             </w:tcBorders>
             <w:shd w:val="clear" w:color="auto" w:fill="4472C4"/>
-            <w:tcMar>
-              <w:top w:w="50" w:type="dxa"/>
-              <w:left w:w="90" w:type="dxa"/>
-              <w:bottom w:w="50" w:type="dxa"/>
-              <w:right w:w="90" w:type="dxa"/>
-            </w:tcMar>
             <w:vAlign w:val="center"/>
           </w:tcPr>
           <w:p>
@@ -12673,12 +11423,6 @@
               <w:right w:val="single" w:sz="6" w:space="0" w:color="1F3864"/>
             </w:tcBorders>
             <w:shd w:val="clear" w:color="auto" w:fill="D9E2F3"/>
-            <w:tcMar>
-              <w:top w:w="50" w:type="dxa"/>
-              <w:left w:w="90" w:type="dxa"/>
-              <w:bottom w:w="50" w:type="dxa"/>
-              <w:right w:w="90" w:type="dxa"/>
-            </w:tcMar>
             <w:vAlign w:val="center"/>
           </w:tcPr>
           <w:p>
@@ -12711,12 +11455,6 @@
               <w:right w:val="single" w:sz="6" w:space="0" w:color="1F3864"/>
             </w:tcBorders>
             <w:shd w:val="clear" w:color="auto" w:fill="D9E2F3"/>
-            <w:tcMar>
-              <w:top w:w="50" w:type="dxa"/>
-              <w:left w:w="90" w:type="dxa"/>
-              <w:bottom w:w="50" w:type="dxa"/>
-              <w:right w:w="90" w:type="dxa"/>
-            </w:tcMar>
             <w:vAlign w:val="center"/>
           </w:tcPr>
           <w:p>
@@ -12749,12 +11487,6 @@
               <w:right w:val="single" w:sz="6" w:space="0" w:color="1F3864"/>
             </w:tcBorders>
             <w:shd w:val="clear" w:color="auto" w:fill="D9E2F3"/>
-            <w:tcMar>
-              <w:top w:w="50" w:type="dxa"/>
-              <w:left w:w="90" w:type="dxa"/>
-              <w:bottom w:w="50" w:type="dxa"/>
-              <w:right w:w="90" w:type="dxa"/>
-            </w:tcMar>
             <w:vAlign w:val="center"/>
           </w:tcPr>
           <w:p>
@@ -12787,12 +11519,6 @@
               <w:right w:val="single" w:sz="6" w:space="0" w:color="1F3864"/>
             </w:tcBorders>
             <w:shd w:val="clear" w:color="auto" w:fill="D9E2F3"/>
-            <w:tcMar>
-              <w:top w:w="50" w:type="dxa"/>
-              <w:left w:w="90" w:type="dxa"/>
-              <w:bottom w:w="50" w:type="dxa"/>
-              <w:right w:w="90" w:type="dxa"/>
-            </w:tcMar>
             <w:vAlign w:val="center"/>
           </w:tcPr>
           <w:p>
@@ -12852,12 +11578,6 @@
               <w:right w:val="single" w:sz="6" w:space="0" w:color="1F3864"/>
             </w:tcBorders>
             <w:shd w:val="clear" w:color="auto" w:fill="D9E2F3"/>
-            <w:tcMar>
-              <w:top w:w="50" w:type="dxa"/>
-              <w:left w:w="90" w:type="dxa"/>
-              <w:bottom w:w="50" w:type="dxa"/>
-              <w:right w:w="90" w:type="dxa"/>
-            </w:tcMar>
             <w:vAlign w:val="center"/>
           </w:tcPr>
           <w:p>
@@ -12890,12 +11610,6 @@
               <w:right w:val="single" w:sz="6" w:space="0" w:color="1F3864"/>
             </w:tcBorders>
             <w:shd w:val="clear" w:color="auto" w:fill="D9E2F3"/>
-            <w:tcMar>
-              <w:top w:w="50" w:type="dxa"/>
-              <w:left w:w="90" w:type="dxa"/>
-              <w:bottom w:w="50" w:type="dxa"/>
-              <w:right w:w="90" w:type="dxa"/>
-            </w:tcMar>
             <w:vAlign w:val="center"/>
           </w:tcPr>
           <w:p>
@@ -12928,12 +11642,6 @@
               <w:right w:val="single" w:sz="6" w:space="0" w:color="1F3864"/>
             </w:tcBorders>
             <w:shd w:val="clear" w:color="auto" w:fill="D9E2F3"/>
-            <w:tcMar>
-              <w:top w:w="50" w:type="dxa"/>
-              <w:left w:w="90" w:type="dxa"/>
-              <w:bottom w:w="50" w:type="dxa"/>
-              <w:right w:w="90" w:type="dxa"/>
-            </w:tcMar>
             <w:vAlign w:val="center"/>
           </w:tcPr>
           <w:p>
@@ -12966,12 +11674,6 @@
               <w:right w:val="single" w:sz="6" w:space="0" w:color="1F3864"/>
             </w:tcBorders>
             <w:shd w:val="clear" w:color="auto" w:fill="D9E2F3"/>
-            <w:tcMar>
-              <w:top w:w="50" w:type="dxa"/>
-              <w:left w:w="90" w:type="dxa"/>
-              <w:bottom w:w="50" w:type="dxa"/>
-              <w:right w:w="90" w:type="dxa"/>
-            </w:tcMar>
             <w:vAlign w:val="center"/>
           </w:tcPr>
           <w:p>
@@ -13031,12 +11733,6 @@
               <w:right w:val="single" w:sz="6" w:space="0" w:color="1F3864"/>
             </w:tcBorders>
             <w:shd w:val="clear" w:color="auto" w:fill="D9E2F3"/>
-            <w:tcMar>
-              <w:top w:w="50" w:type="dxa"/>
-              <w:left w:w="90" w:type="dxa"/>
-              <w:bottom w:w="50" w:type="dxa"/>
-              <w:right w:w="90" w:type="dxa"/>
-            </w:tcMar>
             <w:vAlign w:val="center"/>
           </w:tcPr>
           <w:p>
@@ -13069,12 +11765,6 @@
               <w:right w:val="single" w:sz="6" w:space="0" w:color="1F3864"/>
             </w:tcBorders>
             <w:shd w:val="clear" w:color="auto" w:fill="D9E2F3"/>
-            <w:tcMar>
-              <w:top w:w="50" w:type="dxa"/>
-              <w:left w:w="90" w:type="dxa"/>
-              <w:bottom w:w="50" w:type="dxa"/>
-              <w:right w:w="90" w:type="dxa"/>
-            </w:tcMar>
             <w:vAlign w:val="center"/>
           </w:tcPr>
           <w:p>
@@ -13107,12 +11797,6 @@
               <w:right w:val="single" w:sz="6" w:space="0" w:color="1F3864"/>
             </w:tcBorders>
             <w:shd w:val="clear" w:color="auto" w:fill="D9E2F3"/>
-            <w:tcMar>
-              <w:top w:w="50" w:type="dxa"/>
-              <w:left w:w="90" w:type="dxa"/>
-              <w:bottom w:w="50" w:type="dxa"/>
-              <w:right w:w="90" w:type="dxa"/>
-            </w:tcMar>
             <w:vAlign w:val="center"/>
           </w:tcPr>
           <w:p>
@@ -13145,12 +11829,6 @@
               <w:right w:val="single" w:sz="6" w:space="0" w:color="1F3864"/>
             </w:tcBorders>
             <w:shd w:val="clear" w:color="auto" w:fill="D9E2F3"/>
-            <w:tcMar>
-              <w:top w:w="50" w:type="dxa"/>
-              <w:left w:w="90" w:type="dxa"/>
-              <w:bottom w:w="50" w:type="dxa"/>
-              <w:right w:w="90" w:type="dxa"/>
-            </w:tcMar>
             <w:vAlign w:val="center"/>
           </w:tcPr>
           <w:p>
@@ -13210,12 +11888,6 @@
               <w:right w:val="single" w:sz="6" w:space="0" w:color="1F3864"/>
             </w:tcBorders>
             <w:shd w:val="clear" w:color="auto" w:fill="D9E2F3"/>
-            <w:tcMar>
-              <w:top w:w="50" w:type="dxa"/>
-              <w:left w:w="90" w:type="dxa"/>
-              <w:bottom w:w="50" w:type="dxa"/>
-              <w:right w:w="90" w:type="dxa"/>
-            </w:tcMar>
             <w:vAlign w:val="center"/>
           </w:tcPr>
           <w:p>
@@ -13260,12 +11932,6 @@
               <w:right w:val="single" w:sz="6" w:space="0" w:color="1F3864"/>
             </w:tcBorders>
             <w:shd w:val="clear" w:color="auto" w:fill="4472C4"/>
-            <w:tcMar>
-              <w:top w:w="50" w:type="dxa"/>
-              <w:left w:w="90" w:type="dxa"/>
-              <w:bottom w:w="50" w:type="dxa"/>
-              <w:right w:w="90" w:type="dxa"/>
-            </w:tcMar>
             <w:vAlign w:val="center"/>
           </w:tcPr>
           <w:p>
@@ -13332,12 +11998,6 @@
               <w:right w:val="single" w:sz="6" w:space="0" w:color="1F3864"/>
             </w:tcBorders>
             <w:shd w:val="clear" w:color="auto" w:fill="4472C4"/>
-            <w:tcMar>
-              <w:top w:w="50" w:type="dxa"/>
-              <w:left w:w="90" w:type="dxa"/>
-              <w:bottom w:w="50" w:type="dxa"/>
-              <w:right w:w="90" w:type="dxa"/>
-            </w:tcMar>
             <w:vAlign w:val="center"/>
           </w:tcPr>
           <w:p>
@@ -13377,12 +12037,6 @@
               <w:right w:val="single" w:sz="6" w:space="0" w:color="1F3864"/>
             </w:tcBorders>
             <w:shd w:val="clear" w:color="auto" w:fill="4472C4"/>
-            <w:tcMar>
-              <w:top w:w="50" w:type="dxa"/>
-              <w:left w:w="90" w:type="dxa"/>
-              <w:bottom w:w="50" w:type="dxa"/>
-              <w:right w:w="90" w:type="dxa"/>
-            </w:tcMar>
             <w:vAlign w:val="center"/>
           </w:tcPr>
           <w:p>
@@ -13422,12 +12076,6 @@
               <w:right w:val="single" w:sz="6" w:space="0" w:color="1F3864"/>
             </w:tcBorders>
             <w:shd w:val="clear" w:color="auto" w:fill="4472C4"/>
-            <w:tcMar>
-              <w:top w:w="50" w:type="dxa"/>
-              <w:left w:w="90" w:type="dxa"/>
-              <w:bottom w:w="50" w:type="dxa"/>
-              <w:right w:w="90" w:type="dxa"/>
-            </w:tcMar>
             <w:vAlign w:val="center"/>
           </w:tcPr>
           <w:p>
@@ -13467,12 +12115,6 @@
               <w:right w:val="single" w:sz="6" w:space="0" w:color="1F3864"/>
             </w:tcBorders>
             <w:shd w:val="clear" w:color="auto" w:fill="4472C4"/>
-            <w:tcMar>
-              <w:top w:w="50" w:type="dxa"/>
-              <w:left w:w="90" w:type="dxa"/>
-              <w:bottom w:w="50" w:type="dxa"/>
-              <w:right w:w="90" w:type="dxa"/>
-            </w:tcMar>
             <w:vAlign w:val="center"/>
           </w:tcPr>
           <w:p>
@@ -13539,12 +12181,6 @@
               <w:right w:val="single" w:sz="6" w:space="0" w:color="1F3864"/>
             </w:tcBorders>
             <w:shd w:val="clear" w:color="auto" w:fill="D9E2F3"/>
-            <w:tcMar>
-              <w:top w:w="50" w:type="dxa"/>
-              <w:left w:w="90" w:type="dxa"/>
-              <w:bottom w:w="50" w:type="dxa"/>
-              <w:right w:w="90" w:type="dxa"/>
-            </w:tcMar>
             <w:vAlign w:val="center"/>
           </w:tcPr>
           <w:p>
@@ -13577,12 +12213,6 @@
               <w:right w:val="single" w:sz="6" w:space="0" w:color="1F3864"/>
             </w:tcBorders>
             <w:shd w:val="clear" w:color="auto" w:fill="D9E2F3"/>
-            <w:tcMar>
-              <w:top w:w="50" w:type="dxa"/>
-              <w:left w:w="90" w:type="dxa"/>
-              <w:bottom w:w="50" w:type="dxa"/>
-              <w:right w:w="90" w:type="dxa"/>
-            </w:tcMar>
             <w:vAlign w:val="center"/>
           </w:tcPr>
           <w:p>
@@ -13615,12 +12245,6 @@
               <w:right w:val="single" w:sz="6" w:space="0" w:color="1F3864"/>
             </w:tcBorders>
             <w:shd w:val="clear" w:color="auto" w:fill="D9E2F3"/>
-            <w:tcMar>
-              <w:top w:w="50" w:type="dxa"/>
-              <w:left w:w="90" w:type="dxa"/>
-              <w:bottom w:w="50" w:type="dxa"/>
-              <w:right w:w="90" w:type="dxa"/>
-            </w:tcMar>
             <w:vAlign w:val="center"/>
           </w:tcPr>
           <w:p>
@@ -13653,12 +12277,6 @@
               <w:right w:val="single" w:sz="6" w:space="0" w:color="1F3864"/>
             </w:tcBorders>
             <w:shd w:val="clear" w:color="auto" w:fill="D9E2F3"/>
-            <w:tcMar>
-              <w:top w:w="50" w:type="dxa"/>
-              <w:left w:w="90" w:type="dxa"/>
-              <w:bottom w:w="50" w:type="dxa"/>
-              <w:right w:w="90" w:type="dxa"/>
-            </w:tcMar>
             <w:vAlign w:val="center"/>
           </w:tcPr>
           <w:p>
@@ -13718,12 +12336,6 @@
               <w:right w:val="single" w:sz="6" w:space="0" w:color="1F3864"/>
             </w:tcBorders>
             <w:shd w:val="clear" w:color="auto" w:fill="D9E2F3"/>
-            <w:tcMar>
-              <w:top w:w="50" w:type="dxa"/>
-              <w:left w:w="90" w:type="dxa"/>
-              <w:bottom w:w="50" w:type="dxa"/>
-              <w:right w:w="90" w:type="dxa"/>
-            </w:tcMar>
             <w:vAlign w:val="center"/>
           </w:tcPr>
           <w:p>
@@ -13756,12 +12368,6 @@
               <w:right w:val="single" w:sz="6" w:space="0" w:color="1F3864"/>
             </w:tcBorders>
             <w:shd w:val="clear" w:color="auto" w:fill="D9E2F3"/>
-            <w:tcMar>
-              <w:top w:w="50" w:type="dxa"/>
-              <w:left w:w="90" w:type="dxa"/>
-              <w:bottom w:w="50" w:type="dxa"/>
-              <w:right w:w="90" w:type="dxa"/>
-            </w:tcMar>
             <w:vAlign w:val="center"/>
           </w:tcPr>
           <w:p>
@@ -13794,12 +12400,6 @@
               <w:right w:val="single" w:sz="6" w:space="0" w:color="1F3864"/>
             </w:tcBorders>
             <w:shd w:val="clear" w:color="auto" w:fill="D9E2F3"/>
-            <w:tcMar>
-              <w:top w:w="50" w:type="dxa"/>
-              <w:left w:w="90" w:type="dxa"/>
-              <w:bottom w:w="50" w:type="dxa"/>
-              <w:right w:w="90" w:type="dxa"/>
-            </w:tcMar>
             <w:vAlign w:val="center"/>
           </w:tcPr>
           <w:p>
@@ -13832,12 +12432,6 @@
               <w:right w:val="single" w:sz="6" w:space="0" w:color="1F3864"/>
             </w:tcBorders>
             <w:shd w:val="clear" w:color="auto" w:fill="D9E2F3"/>
-            <w:tcMar>
-              <w:top w:w="50" w:type="dxa"/>
-              <w:left w:w="90" w:type="dxa"/>
-              <w:bottom w:w="50" w:type="dxa"/>
-              <w:right w:w="90" w:type="dxa"/>
-            </w:tcMar>
             <w:vAlign w:val="center"/>
           </w:tcPr>
           <w:p>
@@ -13897,12 +12491,6 @@
               <w:right w:val="single" w:sz="6" w:space="0" w:color="1F3864"/>
             </w:tcBorders>
             <w:shd w:val="clear" w:color="auto" w:fill="D9E2F3"/>
-            <w:tcMar>
-              <w:top w:w="50" w:type="dxa"/>
-              <w:left w:w="90" w:type="dxa"/>
-              <w:bottom w:w="50" w:type="dxa"/>
-              <w:right w:w="90" w:type="dxa"/>
-            </w:tcMar>
             <w:vAlign w:val="center"/>
           </w:tcPr>
           <w:p>
@@ -13935,12 +12523,6 @@
               <w:right w:val="single" w:sz="6" w:space="0" w:color="1F3864"/>
             </w:tcBorders>
             <w:shd w:val="clear" w:color="auto" w:fill="D9E2F3"/>
-            <w:tcMar>
-              <w:top w:w="50" w:type="dxa"/>
-              <w:left w:w="90" w:type="dxa"/>
-              <w:bottom w:w="50" w:type="dxa"/>
-              <w:right w:w="90" w:type="dxa"/>
-            </w:tcMar>
             <w:vAlign w:val="center"/>
           </w:tcPr>
           <w:p>
@@ -13973,12 +12555,6 @@
               <w:right w:val="single" w:sz="6" w:space="0" w:color="1F3864"/>
             </w:tcBorders>
             <w:shd w:val="clear" w:color="auto" w:fill="D9E2F3"/>
-            <w:tcMar>
-              <w:top w:w="50" w:type="dxa"/>
-              <w:left w:w="90" w:type="dxa"/>
-              <w:bottom w:w="50" w:type="dxa"/>
-              <w:right w:w="90" w:type="dxa"/>
-            </w:tcMar>
             <w:vAlign w:val="center"/>
           </w:tcPr>
           <w:p>
@@ -14011,12 +12587,6 @@
               <w:right w:val="single" w:sz="6" w:space="0" w:color="1F3864"/>
             </w:tcBorders>
             <w:shd w:val="clear" w:color="auto" w:fill="D9E2F3"/>
-            <w:tcMar>
-              <w:top w:w="50" w:type="dxa"/>
-              <w:left w:w="90" w:type="dxa"/>
-              <w:bottom w:w="50" w:type="dxa"/>
-              <w:right w:w="90" w:type="dxa"/>
-            </w:tcMar>
             <w:vAlign w:val="center"/>
           </w:tcPr>
           <w:p>
@@ -14076,12 +12646,6 @@
               <w:right w:val="single" w:sz="6" w:space="0" w:color="1F3864"/>
             </w:tcBorders>
             <w:shd w:val="clear" w:color="auto" w:fill="D9E2F3"/>
-            <w:tcMar>
-              <w:top w:w="50" w:type="dxa"/>
-              <w:left w:w="90" w:type="dxa"/>
-              <w:bottom w:w="50" w:type="dxa"/>
-              <w:right w:w="90" w:type="dxa"/>
-            </w:tcMar>
             <w:vAlign w:val="center"/>
           </w:tcPr>
           <w:p>
@@ -14126,12 +12690,6 @@
               <w:right w:val="single" w:sz="6" w:space="0" w:color="1F3864"/>
             </w:tcBorders>
             <w:shd w:val="clear" w:color="auto" w:fill="4472C4"/>
-            <w:tcMar>
-              <w:top w:w="50" w:type="dxa"/>
-              <w:left w:w="90" w:type="dxa"/>
-              <w:bottom w:w="50" w:type="dxa"/>
-              <w:right w:w="90" w:type="dxa"/>
-            </w:tcMar>
             <w:vAlign w:val="center"/>
           </w:tcPr>
           <w:p>
@@ -14198,12 +12756,6 @@
               <w:right w:val="single" w:sz="6" w:space="0" w:color="1F3864"/>
             </w:tcBorders>
             <w:shd w:val="clear" w:color="auto" w:fill="4472C4"/>
-            <w:tcMar>
-              <w:top w:w="50" w:type="dxa"/>
-              <w:left w:w="90" w:type="dxa"/>
-              <w:bottom w:w="50" w:type="dxa"/>
-              <w:right w:w="90" w:type="dxa"/>
-            </w:tcMar>
             <w:vAlign w:val="center"/>
           </w:tcPr>
           <w:p>
@@ -14243,12 +12795,6 @@
               <w:right w:val="single" w:sz="6" w:space="0" w:color="1F3864"/>
             </w:tcBorders>
             <w:shd w:val="clear" w:color="auto" w:fill="4472C4"/>
-            <w:tcMar>
-              <w:top w:w="50" w:type="dxa"/>
-              <w:left w:w="90" w:type="dxa"/>
-              <w:bottom w:w="50" w:type="dxa"/>
-              <w:right w:w="90" w:type="dxa"/>
-            </w:tcMar>
             <w:vAlign w:val="center"/>
           </w:tcPr>
           <w:p>
@@ -14288,12 +12834,6 @@
               <w:right w:val="single" w:sz="6" w:space="0" w:color="1F3864"/>
             </w:tcBorders>
             <w:shd w:val="clear" w:color="auto" w:fill="4472C4"/>
-            <w:tcMar>
-              <w:top w:w="50" w:type="dxa"/>
-              <w:left w:w="90" w:type="dxa"/>
-              <w:bottom w:w="50" w:type="dxa"/>
-              <w:right w:w="90" w:type="dxa"/>
-            </w:tcMar>
             <w:vAlign w:val="center"/>
           </w:tcPr>
           <w:p>
@@ -14333,12 +12873,6 @@
               <w:right w:val="single" w:sz="6" w:space="0" w:color="1F3864"/>
             </w:tcBorders>
             <w:shd w:val="clear" w:color="auto" w:fill="4472C4"/>
-            <w:tcMar>
-              <w:top w:w="50" w:type="dxa"/>
-              <w:left w:w="90" w:type="dxa"/>
-              <w:bottom w:w="50" w:type="dxa"/>
-              <w:right w:w="90" w:type="dxa"/>
-            </w:tcMar>
             <w:vAlign w:val="center"/>
           </w:tcPr>
           <w:p>
@@ -14405,12 +12939,6 @@
               <w:right w:val="single" w:sz="6" w:space="0" w:color="1F3864"/>
             </w:tcBorders>
             <w:shd w:val="clear" w:color="auto" w:fill="D9E2F3"/>
-            <w:tcMar>
-              <w:top w:w="50" w:type="dxa"/>
-              <w:left w:w="90" w:type="dxa"/>
-              <w:bottom w:w="50" w:type="dxa"/>
-              <w:right w:w="90" w:type="dxa"/>
-            </w:tcMar>
             <w:vAlign w:val="center"/>
           </w:tcPr>
           <w:p>
@@ -14443,12 +12971,6 @@
               <w:right w:val="single" w:sz="6" w:space="0" w:color="1F3864"/>
             </w:tcBorders>
             <w:shd w:val="clear" w:color="auto" w:fill="D9E2F3"/>
-            <w:tcMar>
-              <w:top w:w="50" w:type="dxa"/>
-              <w:left w:w="90" w:type="dxa"/>
-              <w:bottom w:w="50" w:type="dxa"/>
-              <w:right w:w="90" w:type="dxa"/>
-            </w:tcMar>
             <w:vAlign w:val="center"/>
           </w:tcPr>
           <w:p>
@@ -14481,12 +13003,6 @@
               <w:right w:val="single" w:sz="6" w:space="0" w:color="1F3864"/>
             </w:tcBorders>
             <w:shd w:val="clear" w:color="auto" w:fill="D9E2F3"/>
-            <w:tcMar>
-              <w:top w:w="50" w:type="dxa"/>
-              <w:left w:w="90" w:type="dxa"/>
-              <w:bottom w:w="50" w:type="dxa"/>
-              <w:right w:w="90" w:type="dxa"/>
-            </w:tcMar>
             <w:vAlign w:val="center"/>
           </w:tcPr>
           <w:p>
@@ -14519,12 +13035,6 @@
               <w:right w:val="single" w:sz="6" w:space="0" w:color="1F3864"/>
             </w:tcBorders>
             <w:shd w:val="clear" w:color="auto" w:fill="D9E2F3"/>
-            <w:tcMar>
-              <w:top w:w="50" w:type="dxa"/>
-              <w:left w:w="90" w:type="dxa"/>
-              <w:bottom w:w="50" w:type="dxa"/>
-              <w:right w:w="90" w:type="dxa"/>
-            </w:tcMar>
             <w:vAlign w:val="center"/>
           </w:tcPr>
           <w:p>
@@ -14584,12 +13094,6 @@
               <w:right w:val="single" w:sz="6" w:space="0" w:color="1F3864"/>
             </w:tcBorders>
             <w:shd w:val="clear" w:color="auto" w:fill="D9E2F3"/>
-            <w:tcMar>
-              <w:top w:w="50" w:type="dxa"/>
-              <w:left w:w="90" w:type="dxa"/>
-              <w:bottom w:w="50" w:type="dxa"/>
-              <w:right w:w="90" w:type="dxa"/>
-            </w:tcMar>
             <w:vAlign w:val="center"/>
           </w:tcPr>
           <w:p>
@@ -14622,12 +13126,6 @@
               <w:right w:val="single" w:sz="6" w:space="0" w:color="1F3864"/>
             </w:tcBorders>
             <w:shd w:val="clear" w:color="auto" w:fill="D9E2F3"/>
-            <w:tcMar>
-              <w:top w:w="50" w:type="dxa"/>
-              <w:left w:w="90" w:type="dxa"/>
-              <w:bottom w:w="50" w:type="dxa"/>
-              <w:right w:w="90" w:type="dxa"/>
-            </w:tcMar>
             <w:vAlign w:val="center"/>
           </w:tcPr>
           <w:p>
@@ -14660,12 +13158,6 @@
               <w:right w:val="single" w:sz="6" w:space="0" w:color="1F3864"/>
             </w:tcBorders>
             <w:shd w:val="clear" w:color="auto" w:fill="D9E2F3"/>
-            <w:tcMar>
-              <w:top w:w="50" w:type="dxa"/>
-              <w:left w:w="90" w:type="dxa"/>
-              <w:bottom w:w="50" w:type="dxa"/>
-              <w:right w:w="90" w:type="dxa"/>
-            </w:tcMar>
             <w:vAlign w:val="center"/>
           </w:tcPr>
           <w:p>
@@ -14698,12 +13190,6 @@
               <w:right w:val="single" w:sz="6" w:space="0" w:color="1F3864"/>
             </w:tcBorders>
             <w:shd w:val="clear" w:color="auto" w:fill="D9E2F3"/>
-            <w:tcMar>
-              <w:top w:w="50" w:type="dxa"/>
-              <w:left w:w="90" w:type="dxa"/>
-              <w:bottom w:w="50" w:type="dxa"/>
-              <w:right w:w="90" w:type="dxa"/>
-            </w:tcMar>
             <w:vAlign w:val="center"/>
           </w:tcPr>
           <w:p>
@@ -14763,12 +13249,6 @@
               <w:right w:val="single" w:sz="6" w:space="0" w:color="1F3864"/>
             </w:tcBorders>
             <w:shd w:val="clear" w:color="auto" w:fill="D9E2F3"/>
-            <w:tcMar>
-              <w:top w:w="50" w:type="dxa"/>
-              <w:left w:w="90" w:type="dxa"/>
-              <w:bottom w:w="50" w:type="dxa"/>
-              <w:right w:w="90" w:type="dxa"/>
-            </w:tcMar>
             <w:vAlign w:val="center"/>
           </w:tcPr>
           <w:p>
@@ -14801,12 +13281,6 @@
               <w:right w:val="single" w:sz="6" w:space="0" w:color="1F3864"/>
             </w:tcBorders>
             <w:shd w:val="clear" w:color="auto" w:fill="D9E2F3"/>
-            <w:tcMar>
-              <w:top w:w="50" w:type="dxa"/>
-              <w:left w:w="90" w:type="dxa"/>
-              <w:bottom w:w="50" w:type="dxa"/>
-              <w:right w:w="90" w:type="dxa"/>
-            </w:tcMar>
             <w:vAlign w:val="center"/>
           </w:tcPr>
           <w:p>
@@ -14839,12 +13313,6 @@
               <w:right w:val="single" w:sz="6" w:space="0" w:color="1F3864"/>
             </w:tcBorders>
             <w:shd w:val="clear" w:color="auto" w:fill="D9E2F3"/>
-            <w:tcMar>
-              <w:top w:w="50" w:type="dxa"/>
-              <w:left w:w="90" w:type="dxa"/>
-              <w:bottom w:w="50" w:type="dxa"/>
-              <w:right w:w="90" w:type="dxa"/>
-            </w:tcMar>
             <w:vAlign w:val="center"/>
           </w:tcPr>
           <w:p>
@@ -14877,12 +13345,6 @@
               <w:right w:val="single" w:sz="6" w:space="0" w:color="1F3864"/>
             </w:tcBorders>
             <w:shd w:val="clear" w:color="auto" w:fill="D9E2F3"/>
-            <w:tcMar>
-              <w:top w:w="50" w:type="dxa"/>
-              <w:left w:w="90" w:type="dxa"/>
-              <w:bottom w:w="50" w:type="dxa"/>
-              <w:right w:w="90" w:type="dxa"/>
-            </w:tcMar>
             <w:vAlign w:val="center"/>
           </w:tcPr>
           <w:p>
@@ -14942,12 +13404,6 @@
               <w:right w:val="single" w:sz="6" w:space="0" w:color="1F3864"/>
             </w:tcBorders>
             <w:shd w:val="clear" w:color="auto" w:fill="D9E2F3"/>
-            <w:tcMar>
-              <w:top w:w="50" w:type="dxa"/>
-              <w:left w:w="90" w:type="dxa"/>
-              <w:bottom w:w="50" w:type="dxa"/>
-              <w:right w:w="90" w:type="dxa"/>
-            </w:tcMar>
             <w:vAlign w:val="center"/>
           </w:tcPr>
           <w:p>
@@ -14992,12 +13448,6 @@
               <w:right w:val="single" w:sz="6" w:space="0" w:color="1F3864"/>
             </w:tcBorders>
             <w:shd w:val="clear" w:color="auto" w:fill="4472C4"/>
-            <w:tcMar>
-              <w:top w:w="50" w:type="dxa"/>
-              <w:left w:w="90" w:type="dxa"/>
-              <w:bottom w:w="50" w:type="dxa"/>
-              <w:right w:w="90" w:type="dxa"/>
-            </w:tcMar>
             <w:vAlign w:val="center"/>
           </w:tcPr>
           <w:p>
@@ -15077,12 +13527,6 @@
               <w:right w:val="single" w:sz="6" w:space="0" w:color="1F3864"/>
             </w:tcBorders>
             <w:shd w:val="clear" w:color="auto" w:fill="4472C4"/>
-            <w:tcMar>
-              <w:top w:w="50" w:type="dxa"/>
-              <w:left w:w="90" w:type="dxa"/>
-              <w:bottom w:w="50" w:type="dxa"/>
-              <w:right w:w="90" w:type="dxa"/>
-            </w:tcMar>
             <w:vAlign w:val="center"/>
           </w:tcPr>
           <w:p>
@@ -15122,12 +13566,6 @@
               <w:right w:val="single" w:sz="6" w:space="0" w:color="1F3864"/>
             </w:tcBorders>
             <w:shd w:val="clear" w:color="auto" w:fill="4472C4"/>
-            <w:tcMar>
-              <w:top w:w="50" w:type="dxa"/>
-              <w:left w:w="90" w:type="dxa"/>
-              <w:bottom w:w="50" w:type="dxa"/>
-              <w:right w:w="90" w:type="dxa"/>
-            </w:tcMar>
             <w:vAlign w:val="center"/>
           </w:tcPr>
           <w:p>
@@ -15167,12 +13605,6 @@
               <w:right w:val="single" w:sz="6" w:space="0" w:color="1F3864"/>
             </w:tcBorders>
             <w:shd w:val="clear" w:color="auto" w:fill="4472C4"/>
-            <w:tcMar>
-              <w:top w:w="50" w:type="dxa"/>
-              <w:left w:w="90" w:type="dxa"/>
-              <w:bottom w:w="50" w:type="dxa"/>
-              <w:right w:w="90" w:type="dxa"/>
-            </w:tcMar>
             <w:vAlign w:val="center"/>
           </w:tcPr>
           <w:p>
@@ -15212,12 +13644,6 @@
               <w:right w:val="single" w:sz="6" w:space="0" w:color="1F3864"/>
             </w:tcBorders>
             <w:shd w:val="clear" w:color="auto" w:fill="4472C4"/>
-            <w:tcMar>
-              <w:top w:w="50" w:type="dxa"/>
-              <w:left w:w="90" w:type="dxa"/>
-              <w:bottom w:w="50" w:type="dxa"/>
-              <w:right w:w="90" w:type="dxa"/>
-            </w:tcMar>
             <w:vAlign w:val="center"/>
           </w:tcPr>
           <w:p>
@@ -15284,12 +13710,6 @@
               <w:right w:val="single" w:sz="6" w:space="0" w:color="1F3864"/>
             </w:tcBorders>
             <w:shd w:val="clear" w:color="auto" w:fill="D9E2F3"/>
-            <w:tcMar>
-              <w:top w:w="50" w:type="dxa"/>
-              <w:left w:w="90" w:type="dxa"/>
-              <w:bottom w:w="50" w:type="dxa"/>
-              <w:right w:w="90" w:type="dxa"/>
-            </w:tcMar>
             <w:vAlign w:val="center"/>
           </w:tcPr>
           <w:p>
@@ -15322,12 +13742,6 @@
               <w:right w:val="single" w:sz="6" w:space="0" w:color="1F3864"/>
             </w:tcBorders>
             <w:shd w:val="clear" w:color="auto" w:fill="D9E2F3"/>
-            <w:tcMar>
-              <w:top w:w="50" w:type="dxa"/>
-              <w:left w:w="90" w:type="dxa"/>
-              <w:bottom w:w="50" w:type="dxa"/>
-              <w:right w:w="90" w:type="dxa"/>
-            </w:tcMar>
             <w:vAlign w:val="center"/>
           </w:tcPr>
           <w:p>
@@ -15360,12 +13774,6 @@
               <w:right w:val="single" w:sz="6" w:space="0" w:color="1F3864"/>
             </w:tcBorders>
             <w:shd w:val="clear" w:color="auto" w:fill="D9E2F3"/>
-            <w:tcMar>
-              <w:top w:w="50" w:type="dxa"/>
-              <w:left w:w="90" w:type="dxa"/>
-              <w:bottom w:w="50" w:type="dxa"/>
-              <w:right w:w="90" w:type="dxa"/>
-            </w:tcMar>
             <w:vAlign w:val="center"/>
           </w:tcPr>
           <w:p>
@@ -15398,12 +13806,6 @@
               <w:right w:val="single" w:sz="6" w:space="0" w:color="1F3864"/>
             </w:tcBorders>
             <w:shd w:val="clear" w:color="auto" w:fill="D9E2F3"/>
-            <w:tcMar>
-              <w:top w:w="50" w:type="dxa"/>
-              <w:left w:w="90" w:type="dxa"/>
-              <w:bottom w:w="50" w:type="dxa"/>
-              <w:right w:w="90" w:type="dxa"/>
-            </w:tcMar>
             <w:vAlign w:val="center"/>
           </w:tcPr>
           <w:p>
@@ -15463,12 +13865,6 @@
               <w:right w:val="single" w:sz="6" w:space="0" w:color="1F3864"/>
             </w:tcBorders>
             <w:shd w:val="clear" w:color="auto" w:fill="D9E2F3"/>
-            <w:tcMar>
-              <w:top w:w="50" w:type="dxa"/>
-              <w:left w:w="90" w:type="dxa"/>
-              <w:bottom w:w="50" w:type="dxa"/>
-              <w:right w:w="90" w:type="dxa"/>
-            </w:tcMar>
             <w:vAlign w:val="center"/>
           </w:tcPr>
           <w:p>
@@ -15501,12 +13897,6 @@
               <w:right w:val="single" w:sz="6" w:space="0" w:color="1F3864"/>
             </w:tcBorders>
             <w:shd w:val="clear" w:color="auto" w:fill="D9E2F3"/>
-            <w:tcMar>
-              <w:top w:w="50" w:type="dxa"/>
-              <w:left w:w="90" w:type="dxa"/>
-              <w:bottom w:w="50" w:type="dxa"/>
-              <w:right w:w="90" w:type="dxa"/>
-            </w:tcMar>
             <w:vAlign w:val="center"/>
           </w:tcPr>
           <w:p>
@@ -15539,12 +13929,6 @@
               <w:right w:val="single" w:sz="6" w:space="0" w:color="1F3864"/>
             </w:tcBorders>
             <w:shd w:val="clear" w:color="auto" w:fill="D9E2F3"/>
-            <w:tcMar>
-              <w:top w:w="50" w:type="dxa"/>
-              <w:left w:w="90" w:type="dxa"/>
-              <w:bottom w:w="50" w:type="dxa"/>
-              <w:right w:w="90" w:type="dxa"/>
-            </w:tcMar>
             <w:vAlign w:val="center"/>
           </w:tcPr>
           <w:p>
@@ -15577,12 +13961,6 @@
               <w:right w:val="single" w:sz="6" w:space="0" w:color="1F3864"/>
             </w:tcBorders>
             <w:shd w:val="clear" w:color="auto" w:fill="D9E2F3"/>
-            <w:tcMar>
-              <w:top w:w="50" w:type="dxa"/>
-              <w:left w:w="90" w:type="dxa"/>
-              <w:bottom w:w="50" w:type="dxa"/>
-              <w:right w:w="90" w:type="dxa"/>
-            </w:tcMar>
             <w:vAlign w:val="center"/>
           </w:tcPr>
           <w:p>
@@ -15642,12 +14020,6 @@
               <w:right w:val="single" w:sz="6" w:space="0" w:color="1F3864"/>
             </w:tcBorders>
             <w:shd w:val="clear" w:color="auto" w:fill="D9E2F3"/>
-            <w:tcMar>
-              <w:top w:w="50" w:type="dxa"/>
-              <w:left w:w="90" w:type="dxa"/>
-              <w:bottom w:w="50" w:type="dxa"/>
-              <w:right w:w="90" w:type="dxa"/>
-            </w:tcMar>
             <w:vAlign w:val="center"/>
           </w:tcPr>
           <w:p>
@@ -15680,12 +14052,6 @@
               <w:right w:val="single" w:sz="6" w:space="0" w:color="1F3864"/>
             </w:tcBorders>
             <w:shd w:val="clear" w:color="auto" w:fill="D9E2F3"/>
-            <w:tcMar>
-              <w:top w:w="50" w:type="dxa"/>
-              <w:left w:w="90" w:type="dxa"/>
-              <w:bottom w:w="50" w:type="dxa"/>
-              <w:right w:w="90" w:type="dxa"/>
-            </w:tcMar>
             <w:vAlign w:val="center"/>
           </w:tcPr>
           <w:p>
@@ -15718,12 +14084,6 @@
               <w:right w:val="single" w:sz="6" w:space="0" w:color="1F3864"/>
             </w:tcBorders>
             <w:shd w:val="clear" w:color="auto" w:fill="D9E2F3"/>
-            <w:tcMar>
-              <w:top w:w="50" w:type="dxa"/>
-              <w:left w:w="90" w:type="dxa"/>
-              <w:bottom w:w="50" w:type="dxa"/>
-              <w:right w:w="90" w:type="dxa"/>
-            </w:tcMar>
             <w:vAlign w:val="center"/>
           </w:tcPr>
           <w:p>
@@ -15756,12 +14116,6 @@
               <w:right w:val="single" w:sz="6" w:space="0" w:color="1F3864"/>
             </w:tcBorders>
             <w:shd w:val="clear" w:color="auto" w:fill="D9E2F3"/>
-            <w:tcMar>
-              <w:top w:w="50" w:type="dxa"/>
-              <w:left w:w="90" w:type="dxa"/>
-              <w:bottom w:w="50" w:type="dxa"/>
-              <w:right w:w="90" w:type="dxa"/>
-            </w:tcMar>
             <w:vAlign w:val="center"/>
           </w:tcPr>
           <w:p>
@@ -15821,12 +14175,6 @@
               <w:right w:val="single" w:sz="6" w:space="0" w:color="1F3864"/>
             </w:tcBorders>
             <w:shd w:val="clear" w:color="auto" w:fill="D9E2F3"/>
-            <w:tcMar>
-              <w:top w:w="50" w:type="dxa"/>
-              <w:left w:w="90" w:type="dxa"/>
-              <w:bottom w:w="50" w:type="dxa"/>
-              <w:right w:w="90" w:type="dxa"/>
-            </w:tcMar>
             <w:vAlign w:val="center"/>
           </w:tcPr>
           <w:p>
@@ -15871,12 +14219,6 @@
               <w:right w:val="single" w:sz="6" w:space="0" w:color="1F3864"/>
             </w:tcBorders>
             <w:shd w:val="clear" w:color="auto" w:fill="4472C4"/>
-            <w:tcMar>
-              <w:top w:w="50" w:type="dxa"/>
-              <w:left w:w="90" w:type="dxa"/>
-              <w:bottom w:w="50" w:type="dxa"/>
-              <w:right w:w="90" w:type="dxa"/>
-            </w:tcMar>
             <w:vAlign w:val="center"/>
           </w:tcPr>
           <w:p>
@@ -15956,12 +14298,6 @@
               <w:right w:val="single" w:sz="6" w:space="0" w:color="1F3864"/>
             </w:tcBorders>
             <w:shd w:val="clear" w:color="auto" w:fill="4472C4"/>
-            <w:tcMar>
-              <w:top w:w="50" w:type="dxa"/>
-              <w:left w:w="90" w:type="dxa"/>
-              <w:bottom w:w="50" w:type="dxa"/>
-              <w:right w:w="90" w:type="dxa"/>
-            </w:tcMar>
             <w:vAlign w:val="center"/>
           </w:tcPr>
           <w:p>
@@ -16001,12 +14337,6 @@
               <w:right w:val="single" w:sz="6" w:space="0" w:color="1F3864"/>
             </w:tcBorders>
             <w:shd w:val="clear" w:color="auto" w:fill="4472C4"/>
-            <w:tcMar>
-              <w:top w:w="50" w:type="dxa"/>
-              <w:left w:w="90" w:type="dxa"/>
-              <w:bottom w:w="50" w:type="dxa"/>
-              <w:right w:w="90" w:type="dxa"/>
-            </w:tcMar>
             <w:vAlign w:val="center"/>
           </w:tcPr>
           <w:p>
@@ -16046,12 +14376,6 @@
               <w:right w:val="single" w:sz="6" w:space="0" w:color="1F3864"/>
             </w:tcBorders>
             <w:shd w:val="clear" w:color="auto" w:fill="4472C4"/>
-            <w:tcMar>
-              <w:top w:w="50" w:type="dxa"/>
-              <w:left w:w="90" w:type="dxa"/>
-              <w:bottom w:w="50" w:type="dxa"/>
-              <w:right w:w="90" w:type="dxa"/>
-            </w:tcMar>
             <w:vAlign w:val="center"/>
           </w:tcPr>
           <w:p>
@@ -16091,12 +14415,6 @@
               <w:right w:val="single" w:sz="6" w:space="0" w:color="1F3864"/>
             </w:tcBorders>
             <w:shd w:val="clear" w:color="auto" w:fill="4472C4"/>
-            <w:tcMar>
-              <w:top w:w="50" w:type="dxa"/>
-              <w:left w:w="90" w:type="dxa"/>
-              <w:bottom w:w="50" w:type="dxa"/>
-              <w:right w:w="90" w:type="dxa"/>
-            </w:tcMar>
             <w:vAlign w:val="center"/>
           </w:tcPr>
           <w:p>
@@ -16163,12 +14481,6 @@
               <w:right w:val="single" w:sz="6" w:space="0" w:color="1F3864"/>
             </w:tcBorders>
             <w:shd w:val="clear" w:color="auto" w:fill="D9E2F3"/>
-            <w:tcMar>
-              <w:top w:w="50" w:type="dxa"/>
-              <w:left w:w="90" w:type="dxa"/>
-              <w:bottom w:w="50" w:type="dxa"/>
-              <w:right w:w="90" w:type="dxa"/>
-            </w:tcMar>
             <w:vAlign w:val="center"/>
           </w:tcPr>
           <w:p>
@@ -16201,12 +14513,6 @@
               <w:right w:val="single" w:sz="6" w:space="0" w:color="1F3864"/>
             </w:tcBorders>
             <w:shd w:val="clear" w:color="auto" w:fill="D9E2F3"/>
-            <w:tcMar>
-              <w:top w:w="50" w:type="dxa"/>
-              <w:left w:w="90" w:type="dxa"/>
-              <w:bottom w:w="50" w:type="dxa"/>
-              <w:right w:w="90" w:type="dxa"/>
-            </w:tcMar>
             <w:vAlign w:val="center"/>
           </w:tcPr>
           <w:p>
@@ -16239,12 +14545,6 @@
               <w:right w:val="single" w:sz="6" w:space="0" w:color="1F3864"/>
             </w:tcBorders>
             <w:shd w:val="clear" w:color="auto" w:fill="D9E2F3"/>
-            <w:tcMar>
-              <w:top w:w="50" w:type="dxa"/>
-              <w:left w:w="90" w:type="dxa"/>
-              <w:bottom w:w="50" w:type="dxa"/>
-              <w:right w:w="90" w:type="dxa"/>
-            </w:tcMar>
             <w:vAlign w:val="center"/>
           </w:tcPr>
           <w:p>
@@ -16277,12 +14577,6 @@
               <w:right w:val="single" w:sz="6" w:space="0" w:color="1F3864"/>
             </w:tcBorders>
             <w:shd w:val="clear" w:color="auto" w:fill="D9E2F3"/>
-            <w:tcMar>
-              <w:top w:w="50" w:type="dxa"/>
-              <w:left w:w="90" w:type="dxa"/>
-              <w:bottom w:w="50" w:type="dxa"/>
-              <w:right w:w="90" w:type="dxa"/>
-            </w:tcMar>
             <w:vAlign w:val="center"/>
           </w:tcPr>
           <w:p>
@@ -16342,12 +14636,6 @@
               <w:right w:val="single" w:sz="6" w:space="0" w:color="1F3864"/>
             </w:tcBorders>
             <w:shd w:val="clear" w:color="auto" w:fill="D9E2F3"/>
-            <w:tcMar>
-              <w:top w:w="50" w:type="dxa"/>
-              <w:left w:w="90" w:type="dxa"/>
-              <w:bottom w:w="50" w:type="dxa"/>
-              <w:right w:w="90" w:type="dxa"/>
-            </w:tcMar>
             <w:vAlign w:val="center"/>
           </w:tcPr>
           <w:p>
@@ -16380,12 +14668,6 @@
               <w:right w:val="single" w:sz="6" w:space="0" w:color="1F3864"/>
             </w:tcBorders>
             <w:shd w:val="clear" w:color="auto" w:fill="D9E2F3"/>
-            <w:tcMar>
-              <w:top w:w="50" w:type="dxa"/>
-              <w:left w:w="90" w:type="dxa"/>
-              <w:bottom w:w="50" w:type="dxa"/>
-              <w:right w:w="90" w:type="dxa"/>
-            </w:tcMar>
             <w:vAlign w:val="center"/>
           </w:tcPr>
           <w:p>
@@ -16418,12 +14700,6 @@
               <w:right w:val="single" w:sz="6" w:space="0" w:color="1F3864"/>
             </w:tcBorders>
             <w:shd w:val="clear" w:color="auto" w:fill="D9E2F3"/>
-            <w:tcMar>
-              <w:top w:w="50" w:type="dxa"/>
-              <w:left w:w="90" w:type="dxa"/>
-              <w:bottom w:w="50" w:type="dxa"/>
-              <w:right w:w="90" w:type="dxa"/>
-            </w:tcMar>
             <w:vAlign w:val="center"/>
           </w:tcPr>
           <w:p>
@@ -16456,12 +14732,6 @@
               <w:right w:val="single" w:sz="6" w:space="0" w:color="1F3864"/>
             </w:tcBorders>
             <w:shd w:val="clear" w:color="auto" w:fill="D9E2F3"/>
-            <w:tcMar>
-              <w:top w:w="50" w:type="dxa"/>
-              <w:left w:w="90" w:type="dxa"/>
-              <w:bottom w:w="50" w:type="dxa"/>
-              <w:right w:w="90" w:type="dxa"/>
-            </w:tcMar>
             <w:vAlign w:val="center"/>
           </w:tcPr>
           <w:p>
@@ -16521,12 +14791,6 @@
               <w:right w:val="single" w:sz="6" w:space="0" w:color="1F3864"/>
             </w:tcBorders>
             <w:shd w:val="clear" w:color="auto" w:fill="D9E2F3"/>
-            <w:tcMar>
-              <w:top w:w="50" w:type="dxa"/>
-              <w:left w:w="90" w:type="dxa"/>
-              <w:bottom w:w="50" w:type="dxa"/>
-              <w:right w:w="90" w:type="dxa"/>
-            </w:tcMar>
             <w:vAlign w:val="center"/>
           </w:tcPr>
           <w:p>
@@ -16559,12 +14823,6 @@
               <w:right w:val="single" w:sz="6" w:space="0" w:color="1F3864"/>
             </w:tcBorders>
             <w:shd w:val="clear" w:color="auto" w:fill="D9E2F3"/>
-            <w:tcMar>
-              <w:top w:w="50" w:type="dxa"/>
-              <w:left w:w="90" w:type="dxa"/>
-              <w:bottom w:w="50" w:type="dxa"/>
-              <w:right w:w="90" w:type="dxa"/>
-            </w:tcMar>
             <w:vAlign w:val="center"/>
           </w:tcPr>
           <w:p>
@@ -16597,12 +14855,6 @@
               <w:right w:val="single" w:sz="6" w:space="0" w:color="1F3864"/>
             </w:tcBorders>
             <w:shd w:val="clear" w:color="auto" w:fill="D9E2F3"/>
-            <w:tcMar>
-              <w:top w:w="50" w:type="dxa"/>
-              <w:left w:w="90" w:type="dxa"/>
-              <w:bottom w:w="50" w:type="dxa"/>
-              <w:right w:w="90" w:type="dxa"/>
-            </w:tcMar>
             <w:vAlign w:val="center"/>
           </w:tcPr>
           <w:p>
@@ -16635,12 +14887,6 @@
               <w:right w:val="single" w:sz="6" w:space="0" w:color="1F3864"/>
             </w:tcBorders>
             <w:shd w:val="clear" w:color="auto" w:fill="D9E2F3"/>
-            <w:tcMar>
-              <w:top w:w="50" w:type="dxa"/>
-              <w:left w:w="90" w:type="dxa"/>
-              <w:bottom w:w="50" w:type="dxa"/>
-              <w:right w:w="90" w:type="dxa"/>
-            </w:tcMar>
             <w:vAlign w:val="center"/>
           </w:tcPr>
           <w:p>
@@ -16700,12 +14946,6 @@
               <w:right w:val="single" w:sz="6" w:space="0" w:color="1F3864"/>
             </w:tcBorders>
             <w:shd w:val="clear" w:color="auto" w:fill="D9E2F3"/>
-            <w:tcMar>
-              <w:top w:w="50" w:type="dxa"/>
-              <w:left w:w="90" w:type="dxa"/>
-              <w:bottom w:w="50" w:type="dxa"/>
-              <w:right w:w="90" w:type="dxa"/>
-            </w:tcMar>
             <w:vAlign w:val="center"/>
           </w:tcPr>
           <w:p>
@@ -16750,12 +14990,6 @@
               <w:right w:val="single" w:sz="6" w:space="0" w:color="1F3864"/>
             </w:tcBorders>
             <w:shd w:val="clear" w:color="auto" w:fill="4472C4"/>
-            <w:tcMar>
-              <w:top w:w="50" w:type="dxa"/>
-              <w:left w:w="90" w:type="dxa"/>
-              <w:bottom w:w="50" w:type="dxa"/>
-              <w:right w:w="90" w:type="dxa"/>
-            </w:tcMar>
             <w:vAlign w:val="center"/>
           </w:tcPr>
           <w:p>
@@ -16822,12 +15056,6 @@
               <w:right w:val="single" w:sz="6" w:space="0" w:color="1F3864"/>
             </w:tcBorders>
             <w:shd w:val="clear" w:color="auto" w:fill="4472C4"/>
-            <w:tcMar>
-              <w:top w:w="50" w:type="dxa"/>
-              <w:left w:w="90" w:type="dxa"/>
-              <w:bottom w:w="50" w:type="dxa"/>
-              <w:right w:w="90" w:type="dxa"/>
-            </w:tcMar>
             <w:vAlign w:val="center"/>
           </w:tcPr>
           <w:p>
@@ -16867,12 +15095,6 @@
               <w:right w:val="single" w:sz="6" w:space="0" w:color="1F3864"/>
             </w:tcBorders>
             <w:shd w:val="clear" w:color="auto" w:fill="4472C4"/>
-            <w:tcMar>
-              <w:top w:w="50" w:type="dxa"/>
-              <w:left w:w="90" w:type="dxa"/>
-              <w:bottom w:w="50" w:type="dxa"/>
-              <w:right w:w="90" w:type="dxa"/>
-            </w:tcMar>
             <w:vAlign w:val="center"/>
           </w:tcPr>
           <w:p>
@@ -16912,12 +15134,6 @@
               <w:right w:val="single" w:sz="6" w:space="0" w:color="1F3864"/>
             </w:tcBorders>
             <w:shd w:val="clear" w:color="auto" w:fill="4472C4"/>
-            <w:tcMar>
-              <w:top w:w="50" w:type="dxa"/>
-              <w:left w:w="90" w:type="dxa"/>
-              <w:bottom w:w="50" w:type="dxa"/>
-              <w:right w:w="90" w:type="dxa"/>
-            </w:tcMar>
             <w:vAlign w:val="center"/>
           </w:tcPr>
           <w:p>
@@ -16957,12 +15173,6 @@
               <w:right w:val="single" w:sz="6" w:space="0" w:color="1F3864"/>
             </w:tcBorders>
             <w:shd w:val="clear" w:color="auto" w:fill="4472C4"/>
-            <w:tcMar>
-              <w:top w:w="50" w:type="dxa"/>
-              <w:left w:w="90" w:type="dxa"/>
-              <w:bottom w:w="50" w:type="dxa"/>
-              <w:right w:w="90" w:type="dxa"/>
-            </w:tcMar>
             <w:vAlign w:val="center"/>
           </w:tcPr>
           <w:p>
@@ -17029,12 +15239,6 @@
               <w:right w:val="single" w:sz="6" w:space="0" w:color="1F3864"/>
             </w:tcBorders>
             <w:shd w:val="clear" w:color="auto" w:fill="D9E2F3"/>
-            <w:tcMar>
-              <w:top w:w="50" w:type="dxa"/>
-              <w:left w:w="90" w:type="dxa"/>
-              <w:bottom w:w="50" w:type="dxa"/>
-              <w:right w:w="90" w:type="dxa"/>
-            </w:tcMar>
             <w:vAlign w:val="center"/>
           </w:tcPr>
           <w:p>
@@ -17067,12 +15271,6 @@
               <w:right w:val="single" w:sz="6" w:space="0" w:color="1F3864"/>
             </w:tcBorders>
             <w:shd w:val="clear" w:color="auto" w:fill="D9E2F3"/>
-            <w:tcMar>
-              <w:top w:w="50" w:type="dxa"/>
-              <w:left w:w="90" w:type="dxa"/>
-              <w:bottom w:w="50" w:type="dxa"/>
-              <w:right w:w="90" w:type="dxa"/>
-            </w:tcMar>
             <w:vAlign w:val="center"/>
           </w:tcPr>
           <w:p>
@@ -17105,12 +15303,6 @@
               <w:right w:val="single" w:sz="6" w:space="0" w:color="1F3864"/>
             </w:tcBorders>
             <w:shd w:val="clear" w:color="auto" w:fill="D9E2F3"/>
-            <w:tcMar>
-              <w:top w:w="50" w:type="dxa"/>
-              <w:left w:w="90" w:type="dxa"/>
-              <w:bottom w:w="50" w:type="dxa"/>
-              <w:right w:w="90" w:type="dxa"/>
-            </w:tcMar>
             <w:vAlign w:val="center"/>
           </w:tcPr>
           <w:p>
@@ -17143,12 +15335,6 @@
               <w:right w:val="single" w:sz="6" w:space="0" w:color="1F3864"/>
             </w:tcBorders>
             <w:shd w:val="clear" w:color="auto" w:fill="D9E2F3"/>
-            <w:tcMar>
-              <w:top w:w="50" w:type="dxa"/>
-              <w:left w:w="90" w:type="dxa"/>
-              <w:bottom w:w="50" w:type="dxa"/>
-              <w:right w:w="90" w:type="dxa"/>
-            </w:tcMar>
             <w:vAlign w:val="center"/>
           </w:tcPr>
           <w:p>
@@ -17208,12 +15394,6 @@
               <w:right w:val="single" w:sz="6" w:space="0" w:color="1F3864"/>
             </w:tcBorders>
             <w:shd w:val="clear" w:color="auto" w:fill="D9E2F3"/>
-            <w:tcMar>
-              <w:top w:w="50" w:type="dxa"/>
-              <w:left w:w="90" w:type="dxa"/>
-              <w:bottom w:w="50" w:type="dxa"/>
-              <w:right w:w="90" w:type="dxa"/>
-            </w:tcMar>
             <w:vAlign w:val="center"/>
           </w:tcPr>
           <w:p>
@@ -17246,12 +15426,6 @@
               <w:right w:val="single" w:sz="6" w:space="0" w:color="1F3864"/>
             </w:tcBorders>
             <w:shd w:val="clear" w:color="auto" w:fill="D9E2F3"/>
-            <w:tcMar>
-              <w:top w:w="50" w:type="dxa"/>
-              <w:left w:w="90" w:type="dxa"/>
-              <w:bottom w:w="50" w:type="dxa"/>
-              <w:right w:w="90" w:type="dxa"/>
-            </w:tcMar>
             <w:vAlign w:val="center"/>
           </w:tcPr>
           <w:p>
@@ -17284,12 +15458,6 @@
               <w:right w:val="single" w:sz="6" w:space="0" w:color="1F3864"/>
             </w:tcBorders>
             <w:shd w:val="clear" w:color="auto" w:fill="D9E2F3"/>
-            <w:tcMar>
-              <w:top w:w="50" w:type="dxa"/>
-              <w:left w:w="90" w:type="dxa"/>
-              <w:bottom w:w="50" w:type="dxa"/>
-              <w:right w:w="90" w:type="dxa"/>
-            </w:tcMar>
             <w:vAlign w:val="center"/>
           </w:tcPr>
           <w:p>
@@ -17322,12 +15490,6 @@
               <w:right w:val="single" w:sz="6" w:space="0" w:color="1F3864"/>
             </w:tcBorders>
             <w:shd w:val="clear" w:color="auto" w:fill="D9E2F3"/>
-            <w:tcMar>
-              <w:top w:w="50" w:type="dxa"/>
-              <w:left w:w="90" w:type="dxa"/>
-              <w:bottom w:w="50" w:type="dxa"/>
-              <w:right w:w="90" w:type="dxa"/>
-            </w:tcMar>
             <w:vAlign w:val="center"/>
           </w:tcPr>
           <w:p>
@@ -17387,12 +15549,6 @@
               <w:right w:val="single" w:sz="6" w:space="0" w:color="1F3864"/>
             </w:tcBorders>
             <w:shd w:val="clear" w:color="auto" w:fill="D9E2F3"/>
-            <w:tcMar>
-              <w:top w:w="50" w:type="dxa"/>
-              <w:left w:w="90" w:type="dxa"/>
-              <w:bottom w:w="50" w:type="dxa"/>
-              <w:right w:w="90" w:type="dxa"/>
-            </w:tcMar>
             <w:vAlign w:val="center"/>
           </w:tcPr>
           <w:p>
@@ -17425,12 +15581,6 @@
               <w:right w:val="single" w:sz="6" w:space="0" w:color="1F3864"/>
             </w:tcBorders>
             <w:shd w:val="clear" w:color="auto" w:fill="D9E2F3"/>
-            <w:tcMar>
-              <w:top w:w="50" w:type="dxa"/>
-              <w:left w:w="90" w:type="dxa"/>
-              <w:bottom w:w="50" w:type="dxa"/>
-              <w:right w:w="90" w:type="dxa"/>
-            </w:tcMar>
             <w:vAlign w:val="center"/>
           </w:tcPr>
           <w:p>
@@ -17463,12 +15613,6 @@
               <w:right w:val="single" w:sz="6" w:space="0" w:color="1F3864"/>
             </w:tcBorders>
             <w:shd w:val="clear" w:color="auto" w:fill="D9E2F3"/>
-            <w:tcMar>
-              <w:top w:w="50" w:type="dxa"/>
-              <w:left w:w="90" w:type="dxa"/>
-              <w:bottom w:w="50" w:type="dxa"/>
-              <w:right w:w="90" w:type="dxa"/>
-            </w:tcMar>
             <w:vAlign w:val="center"/>
           </w:tcPr>
           <w:p>
@@ -17501,12 +15645,6 @@
               <w:right w:val="single" w:sz="6" w:space="0" w:color="1F3864"/>
             </w:tcBorders>
             <w:shd w:val="clear" w:color="auto" w:fill="D9E2F3"/>
-            <w:tcMar>
-              <w:top w:w="50" w:type="dxa"/>
-              <w:left w:w="90" w:type="dxa"/>
-              <w:bottom w:w="50" w:type="dxa"/>
-              <w:right w:w="90" w:type="dxa"/>
-            </w:tcMar>
             <w:vAlign w:val="center"/>
           </w:tcPr>
           <w:p>
@@ -17566,12 +15704,6 @@
               <w:right w:val="single" w:sz="6" w:space="0" w:color="1F3864"/>
             </w:tcBorders>
             <w:shd w:val="clear" w:color="auto" w:fill="D9E2F3"/>
-            <w:tcMar>
-              <w:top w:w="50" w:type="dxa"/>
-              <w:left w:w="90" w:type="dxa"/>
-              <w:bottom w:w="50" w:type="dxa"/>
-              <w:right w:w="90" w:type="dxa"/>
-            </w:tcMar>
             <w:vAlign w:val="center"/>
           </w:tcPr>
           <w:p>
@@ -17616,12 +15748,6 @@
               <w:right w:val="single" w:sz="6" w:space="0" w:color="1F3864"/>
             </w:tcBorders>
             <w:shd w:val="clear" w:color="auto" w:fill="4472C4"/>
-            <w:tcMar>
-              <w:top w:w="50" w:type="dxa"/>
-              <w:left w:w="90" w:type="dxa"/>
-              <w:bottom w:w="50" w:type="dxa"/>
-              <w:right w:w="90" w:type="dxa"/>
-            </w:tcMar>
             <w:vAlign w:val="center"/>
           </w:tcPr>
           <w:p>
@@ -17688,12 +15814,6 @@
               <w:right w:val="single" w:sz="6" w:space="0" w:color="1F3864"/>
             </w:tcBorders>
             <w:shd w:val="clear" w:color="auto" w:fill="4472C4"/>
-            <w:tcMar>
-              <w:top w:w="50" w:type="dxa"/>
-              <w:left w:w="90" w:type="dxa"/>
-              <w:bottom w:w="50" w:type="dxa"/>
-              <w:right w:w="90" w:type="dxa"/>
-            </w:tcMar>
             <w:vAlign w:val="center"/>
           </w:tcPr>
           <w:p>
@@ -17733,12 +15853,6 @@
               <w:right w:val="single" w:sz="6" w:space="0" w:color="1F3864"/>
             </w:tcBorders>
             <w:shd w:val="clear" w:color="auto" w:fill="4472C4"/>
-            <w:tcMar>
-              <w:top w:w="50" w:type="dxa"/>
-              <w:left w:w="90" w:type="dxa"/>
-              <w:bottom w:w="50" w:type="dxa"/>
-              <w:right w:w="90" w:type="dxa"/>
-            </w:tcMar>
             <w:vAlign w:val="center"/>
           </w:tcPr>
           <w:p>
@@ -17778,12 +15892,6 @@
               <w:right w:val="single" w:sz="6" w:space="0" w:color="1F3864"/>
             </w:tcBorders>
             <w:shd w:val="clear" w:color="auto" w:fill="4472C4"/>
-            <w:tcMar>
-              <w:top w:w="50" w:type="dxa"/>
-              <w:left w:w="90" w:type="dxa"/>
-              <w:bottom w:w="50" w:type="dxa"/>
-              <w:right w:w="90" w:type="dxa"/>
-            </w:tcMar>
             <w:vAlign w:val="center"/>
           </w:tcPr>
           <w:p>
@@ -17823,12 +15931,6 @@
               <w:right w:val="single" w:sz="6" w:space="0" w:color="1F3864"/>
             </w:tcBorders>
             <w:shd w:val="clear" w:color="auto" w:fill="4472C4"/>
-            <w:tcMar>
-              <w:top w:w="50" w:type="dxa"/>
-              <w:left w:w="90" w:type="dxa"/>
-              <w:bottom w:w="50" w:type="dxa"/>
-              <w:right w:w="90" w:type="dxa"/>
-            </w:tcMar>
             <w:vAlign w:val="center"/>
           </w:tcPr>
           <w:p>
@@ -17895,12 +15997,6 @@
               <w:right w:val="single" w:sz="6" w:space="0" w:color="1F3864"/>
             </w:tcBorders>
             <w:shd w:val="clear" w:color="auto" w:fill="D9E2F3"/>
-            <w:tcMar>
-              <w:top w:w="50" w:type="dxa"/>
-              <w:left w:w="90" w:type="dxa"/>
-              <w:bottom w:w="50" w:type="dxa"/>
-              <w:right w:w="90" w:type="dxa"/>
-            </w:tcMar>
             <w:vAlign w:val="center"/>
           </w:tcPr>
           <w:p>
@@ -17933,12 +16029,6 @@
               <w:right w:val="single" w:sz="6" w:space="0" w:color="1F3864"/>
             </w:tcBorders>
             <w:shd w:val="clear" w:color="auto" w:fill="D9E2F3"/>
-            <w:tcMar>
-              <w:top w:w="50" w:type="dxa"/>
-              <w:left w:w="90" w:type="dxa"/>
-              <w:bottom w:w="50" w:type="dxa"/>
-              <w:right w:w="90" w:type="dxa"/>
-            </w:tcMar>
             <w:vAlign w:val="center"/>
           </w:tcPr>
           <w:p>
@@ -17971,12 +16061,6 @@
               <w:right w:val="single" w:sz="6" w:space="0" w:color="1F3864"/>
             </w:tcBorders>
             <w:shd w:val="clear" w:color="auto" w:fill="D9E2F3"/>
-            <w:tcMar>
-              <w:top w:w="50" w:type="dxa"/>
-              <w:left w:w="90" w:type="dxa"/>
-              <w:bottom w:w="50" w:type="dxa"/>
-              <w:right w:w="90" w:type="dxa"/>
-            </w:tcMar>
             <w:vAlign w:val="center"/>
           </w:tcPr>
           <w:p>
@@ -18009,12 +16093,6 @@
               <w:right w:val="single" w:sz="6" w:space="0" w:color="1F3864"/>
             </w:tcBorders>
             <w:shd w:val="clear" w:color="auto" w:fill="D9E2F3"/>
-            <w:tcMar>
-              <w:top w:w="50" w:type="dxa"/>
-              <w:left w:w="90" w:type="dxa"/>
-              <w:bottom w:w="50" w:type="dxa"/>
-              <w:right w:w="90" w:type="dxa"/>
-            </w:tcMar>
             <w:vAlign w:val="center"/>
           </w:tcPr>
           <w:p>
@@ -18074,12 +16152,6 @@
               <w:right w:val="single" w:sz="6" w:space="0" w:color="1F3864"/>
             </w:tcBorders>
             <w:shd w:val="clear" w:color="auto" w:fill="D9E2F3"/>
-            <w:tcMar>
-              <w:top w:w="50" w:type="dxa"/>
-              <w:left w:w="90" w:type="dxa"/>
-              <w:bottom w:w="50" w:type="dxa"/>
-              <w:right w:w="90" w:type="dxa"/>
-            </w:tcMar>
             <w:vAlign w:val="center"/>
           </w:tcPr>
           <w:p>
@@ -18112,12 +16184,6 @@
               <w:right w:val="single" w:sz="6" w:space="0" w:color="1F3864"/>
             </w:tcBorders>
             <w:shd w:val="clear" w:color="auto" w:fill="D9E2F3"/>
-            <w:tcMar>
-              <w:top w:w="50" w:type="dxa"/>
-              <w:left w:w="90" w:type="dxa"/>
-              <w:bottom w:w="50" w:type="dxa"/>
-              <w:right w:w="90" w:type="dxa"/>
-            </w:tcMar>
             <w:vAlign w:val="center"/>
           </w:tcPr>
           <w:p>
@@ -18150,12 +16216,6 @@
               <w:right w:val="single" w:sz="6" w:space="0" w:color="1F3864"/>
             </w:tcBorders>
             <w:shd w:val="clear" w:color="auto" w:fill="D9E2F3"/>
-            <w:tcMar>
-              <w:top w:w="50" w:type="dxa"/>
-              <w:left w:w="90" w:type="dxa"/>
-              <w:bottom w:w="50" w:type="dxa"/>
-              <w:right w:w="90" w:type="dxa"/>
-            </w:tcMar>
             <w:vAlign w:val="center"/>
           </w:tcPr>
           <w:p>
@@ -18188,12 +16248,6 @@
               <w:right w:val="single" w:sz="6" w:space="0" w:color="1F3864"/>
             </w:tcBorders>
             <w:shd w:val="clear" w:color="auto" w:fill="D9E2F3"/>
-            <w:tcMar>
-              <w:top w:w="50" w:type="dxa"/>
-              <w:left w:w="90" w:type="dxa"/>
-              <w:bottom w:w="50" w:type="dxa"/>
-              <w:right w:w="90" w:type="dxa"/>
-            </w:tcMar>
             <w:vAlign w:val="center"/>
           </w:tcPr>
           <w:p>
@@ -18253,12 +16307,6 @@
               <w:right w:val="single" w:sz="6" w:space="0" w:color="1F3864"/>
             </w:tcBorders>
             <w:shd w:val="clear" w:color="auto" w:fill="D9E2F3"/>
-            <w:tcMar>
-              <w:top w:w="50" w:type="dxa"/>
-              <w:left w:w="90" w:type="dxa"/>
-              <w:bottom w:w="50" w:type="dxa"/>
-              <w:right w:w="90" w:type="dxa"/>
-            </w:tcMar>
             <w:vAlign w:val="center"/>
           </w:tcPr>
           <w:p>
@@ -18291,12 +16339,6 @@
               <w:right w:val="single" w:sz="6" w:space="0" w:color="1F3864"/>
             </w:tcBorders>
             <w:shd w:val="clear" w:color="auto" w:fill="D9E2F3"/>
-            <w:tcMar>
-              <w:top w:w="50" w:type="dxa"/>
-              <w:left w:w="90" w:type="dxa"/>
-              <w:bottom w:w="50" w:type="dxa"/>
-              <w:right w:w="90" w:type="dxa"/>
-            </w:tcMar>
             <w:vAlign w:val="center"/>
           </w:tcPr>
           <w:p>
@@ -18329,12 +16371,6 @@
               <w:right w:val="single" w:sz="6" w:space="0" w:color="1F3864"/>
             </w:tcBorders>
             <w:shd w:val="clear" w:color="auto" w:fill="D9E2F3"/>
-            <w:tcMar>
-              <w:top w:w="50" w:type="dxa"/>
-              <w:left w:w="90" w:type="dxa"/>
-              <w:bottom w:w="50" w:type="dxa"/>
-              <w:right w:w="90" w:type="dxa"/>
-            </w:tcMar>
             <w:vAlign w:val="center"/>
           </w:tcPr>
           <w:p>
@@ -18367,12 +16403,6 @@
               <w:right w:val="single" w:sz="6" w:space="0" w:color="1F3864"/>
             </w:tcBorders>
             <w:shd w:val="clear" w:color="auto" w:fill="D9E2F3"/>
-            <w:tcMar>
-              <w:top w:w="50" w:type="dxa"/>
-              <w:left w:w="90" w:type="dxa"/>
-              <w:bottom w:w="50" w:type="dxa"/>
-              <w:right w:w="90" w:type="dxa"/>
-            </w:tcMar>
             <w:vAlign w:val="center"/>
           </w:tcPr>
           <w:p>
@@ -18432,12 +16462,6 @@
               <w:right w:val="single" w:sz="6" w:space="0" w:color="1F3864"/>
             </w:tcBorders>
             <w:shd w:val="clear" w:color="auto" w:fill="D9E2F3"/>
-            <w:tcMar>
-              <w:top w:w="50" w:type="dxa"/>
-              <w:left w:w="90" w:type="dxa"/>
-              <w:bottom w:w="50" w:type="dxa"/>
-              <w:right w:w="90" w:type="dxa"/>
-            </w:tcMar>
             <w:vAlign w:val="center"/>
           </w:tcPr>
           <w:p>
@@ -18482,12 +16506,6 @@
               <w:right w:val="single" w:sz="6" w:space="0" w:color="1F3864"/>
             </w:tcBorders>
             <w:shd w:val="clear" w:color="auto" w:fill="4472C4"/>
-            <w:tcMar>
-              <w:top w:w="50" w:type="dxa"/>
-              <w:left w:w="90" w:type="dxa"/>
-              <w:bottom w:w="50" w:type="dxa"/>
-              <w:right w:w="90" w:type="dxa"/>
-            </w:tcMar>
             <w:vAlign w:val="center"/>
           </w:tcPr>
           <w:p>
@@ -18554,12 +16572,6 @@
               <w:right w:val="single" w:sz="6" w:space="0" w:color="1F3864"/>
             </w:tcBorders>
             <w:shd w:val="clear" w:color="auto" w:fill="4472C4"/>
-            <w:tcMar>
-              <w:top w:w="50" w:type="dxa"/>
-              <w:left w:w="90" w:type="dxa"/>
-              <w:bottom w:w="50" w:type="dxa"/>
-              <w:right w:w="90" w:type="dxa"/>
-            </w:tcMar>
             <w:vAlign w:val="center"/>
           </w:tcPr>
           <w:p>
@@ -18599,12 +16611,6 @@
               <w:right w:val="single" w:sz="6" w:space="0" w:color="1F3864"/>
             </w:tcBorders>
             <w:shd w:val="clear" w:color="auto" w:fill="4472C4"/>
-            <w:tcMar>
-              <w:top w:w="50" w:type="dxa"/>
-              <w:left w:w="90" w:type="dxa"/>
-              <w:bottom w:w="50" w:type="dxa"/>
-              <w:right w:w="90" w:type="dxa"/>
-            </w:tcMar>
             <w:vAlign w:val="center"/>
           </w:tcPr>
           <w:p>
@@ -18644,12 +16650,6 @@
               <w:right w:val="single" w:sz="6" w:space="0" w:color="1F3864"/>
             </w:tcBorders>
             <w:shd w:val="clear" w:color="auto" w:fill="4472C4"/>
-            <w:tcMar>
-              <w:top w:w="50" w:type="dxa"/>
-              <w:left w:w="90" w:type="dxa"/>
-              <w:bottom w:w="50" w:type="dxa"/>
-              <w:right w:w="90" w:type="dxa"/>
-            </w:tcMar>
             <w:vAlign w:val="center"/>
           </w:tcPr>
           <w:p>
@@ -18689,12 +16689,6 @@
               <w:right w:val="single" w:sz="6" w:space="0" w:color="1F3864"/>
             </w:tcBorders>
             <w:shd w:val="clear" w:color="auto" w:fill="4472C4"/>
-            <w:tcMar>
-              <w:top w:w="50" w:type="dxa"/>
-              <w:left w:w="90" w:type="dxa"/>
-              <w:bottom w:w="50" w:type="dxa"/>
-              <w:right w:w="90" w:type="dxa"/>
-            </w:tcMar>
             <w:vAlign w:val="center"/>
           </w:tcPr>
           <w:p>
@@ -18761,12 +16755,6 @@
               <w:right w:val="single" w:sz="6" w:space="0" w:color="1F3864"/>
             </w:tcBorders>
             <w:shd w:val="clear" w:color="auto" w:fill="D9E2F3"/>
-            <w:tcMar>
-              <w:top w:w="50" w:type="dxa"/>
-              <w:left w:w="90" w:type="dxa"/>
-              <w:bottom w:w="50" w:type="dxa"/>
-              <w:right w:w="90" w:type="dxa"/>
-            </w:tcMar>
             <w:vAlign w:val="center"/>
           </w:tcPr>
           <w:p>
@@ -18799,12 +16787,6 @@
               <w:right w:val="single" w:sz="6" w:space="0" w:color="1F3864"/>
             </w:tcBorders>
             <w:shd w:val="clear" w:color="auto" w:fill="D9E2F3"/>
-            <w:tcMar>
-              <w:top w:w="50" w:type="dxa"/>
-              <w:left w:w="90" w:type="dxa"/>
-              <w:bottom w:w="50" w:type="dxa"/>
-              <w:right w:w="90" w:type="dxa"/>
-            </w:tcMar>
             <w:vAlign w:val="center"/>
           </w:tcPr>
           <w:p>
@@ -18837,12 +16819,6 @@
               <w:right w:val="single" w:sz="6" w:space="0" w:color="1F3864"/>
             </w:tcBorders>
             <w:shd w:val="clear" w:color="auto" w:fill="D9E2F3"/>
-            <w:tcMar>
-              <w:top w:w="50" w:type="dxa"/>
-              <w:left w:w="90" w:type="dxa"/>
-              <w:bottom w:w="50" w:type="dxa"/>
-              <w:right w:w="90" w:type="dxa"/>
-            </w:tcMar>
             <w:vAlign w:val="center"/>
           </w:tcPr>
           <w:p>
@@ -18875,12 +16851,6 @@
               <w:right w:val="single" w:sz="6" w:space="0" w:color="1F3864"/>
             </w:tcBorders>
             <w:shd w:val="clear" w:color="auto" w:fill="D9E2F3"/>
-            <w:tcMar>
-              <w:top w:w="50" w:type="dxa"/>
-              <w:left w:w="90" w:type="dxa"/>
-              <w:bottom w:w="50" w:type="dxa"/>
-              <w:right w:w="90" w:type="dxa"/>
-            </w:tcMar>
             <w:vAlign w:val="center"/>
           </w:tcPr>
           <w:p>
@@ -18940,12 +16910,6 @@
               <w:right w:val="single" w:sz="6" w:space="0" w:color="1F3864"/>
             </w:tcBorders>
             <w:shd w:val="clear" w:color="auto" w:fill="D9E2F3"/>
-            <w:tcMar>
-              <w:top w:w="50" w:type="dxa"/>
-              <w:left w:w="90" w:type="dxa"/>
-              <w:bottom w:w="50" w:type="dxa"/>
-              <w:right w:w="90" w:type="dxa"/>
-            </w:tcMar>
             <w:vAlign w:val="center"/>
           </w:tcPr>
           <w:p>
@@ -18978,12 +16942,6 @@
               <w:right w:val="single" w:sz="6" w:space="0" w:color="1F3864"/>
             </w:tcBorders>
             <w:shd w:val="clear" w:color="auto" w:fill="D9E2F3"/>
-            <w:tcMar>
-              <w:top w:w="50" w:type="dxa"/>
-              <w:left w:w="90" w:type="dxa"/>
-              <w:bottom w:w="50" w:type="dxa"/>
-              <w:right w:w="90" w:type="dxa"/>
-            </w:tcMar>
             <w:vAlign w:val="center"/>
           </w:tcPr>
           <w:p>
@@ -19016,12 +16974,6 @@
               <w:right w:val="single" w:sz="6" w:space="0" w:color="1F3864"/>
             </w:tcBorders>
             <w:shd w:val="clear" w:color="auto" w:fill="D9E2F3"/>
-            <w:tcMar>
-              <w:top w:w="50" w:type="dxa"/>
-              <w:left w:w="90" w:type="dxa"/>
-              <w:bottom w:w="50" w:type="dxa"/>
-              <w:right w:w="90" w:type="dxa"/>
-            </w:tcMar>
             <w:vAlign w:val="center"/>
           </w:tcPr>
           <w:p>
@@ -19054,12 +17006,6 @@
               <w:right w:val="single" w:sz="6" w:space="0" w:color="1F3864"/>
             </w:tcBorders>
             <w:shd w:val="clear" w:color="auto" w:fill="D9E2F3"/>
-            <w:tcMar>
-              <w:top w:w="50" w:type="dxa"/>
-              <w:left w:w="90" w:type="dxa"/>
-              <w:bottom w:w="50" w:type="dxa"/>
-              <w:right w:w="90" w:type="dxa"/>
-            </w:tcMar>
             <w:vAlign w:val="center"/>
           </w:tcPr>
           <w:p>
@@ -19119,12 +17065,6 @@
               <w:right w:val="single" w:sz="6" w:space="0" w:color="1F3864"/>
             </w:tcBorders>
             <w:shd w:val="clear" w:color="auto" w:fill="D9E2F3"/>
-            <w:tcMar>
-              <w:top w:w="50" w:type="dxa"/>
-              <w:left w:w="90" w:type="dxa"/>
-              <w:bottom w:w="50" w:type="dxa"/>
-              <w:right w:w="90" w:type="dxa"/>
-            </w:tcMar>
             <w:vAlign w:val="center"/>
           </w:tcPr>
           <w:p>
@@ -19157,12 +17097,6 @@
               <w:right w:val="single" w:sz="6" w:space="0" w:color="1F3864"/>
             </w:tcBorders>
             <w:shd w:val="clear" w:color="auto" w:fill="D9E2F3"/>
-            <w:tcMar>
-              <w:top w:w="50" w:type="dxa"/>
-              <w:left w:w="90" w:type="dxa"/>
-              <w:bottom w:w="50" w:type="dxa"/>
-              <w:right w:w="90" w:type="dxa"/>
-            </w:tcMar>
             <w:vAlign w:val="center"/>
           </w:tcPr>
           <w:p>
@@ -19195,12 +17129,6 @@
               <w:right w:val="single" w:sz="6" w:space="0" w:color="1F3864"/>
             </w:tcBorders>
             <w:shd w:val="clear" w:color="auto" w:fill="D9E2F3"/>
-            <w:tcMar>
-              <w:top w:w="50" w:type="dxa"/>
-              <w:left w:w="90" w:type="dxa"/>
-              <w:bottom w:w="50" w:type="dxa"/>
-              <w:right w:w="90" w:type="dxa"/>
-            </w:tcMar>
             <w:vAlign w:val="center"/>
           </w:tcPr>
           <w:p>
@@ -19233,12 +17161,6 @@
               <w:right w:val="single" w:sz="6" w:space="0" w:color="1F3864"/>
             </w:tcBorders>
             <w:shd w:val="clear" w:color="auto" w:fill="D9E2F3"/>
-            <w:tcMar>
-              <w:top w:w="50" w:type="dxa"/>
-              <w:left w:w="90" w:type="dxa"/>
-              <w:bottom w:w="50" w:type="dxa"/>
-              <w:right w:w="90" w:type="dxa"/>
-            </w:tcMar>
             <w:vAlign w:val="center"/>
           </w:tcPr>
           <w:p>
@@ -19298,12 +17220,6 @@
               <w:right w:val="single" w:sz="6" w:space="0" w:color="1F3864"/>
             </w:tcBorders>
             <w:shd w:val="clear" w:color="auto" w:fill="D9E2F3"/>
-            <w:tcMar>
-              <w:top w:w="50" w:type="dxa"/>
-              <w:left w:w="90" w:type="dxa"/>
-              <w:bottom w:w="50" w:type="dxa"/>
-              <w:right w:w="90" w:type="dxa"/>
-            </w:tcMar>
             <w:vAlign w:val="center"/>
           </w:tcPr>
           <w:p>
@@ -19348,12 +17264,6 @@
               <w:right w:val="single" w:sz="6" w:space="0" w:color="1F3864"/>
             </w:tcBorders>
             <w:shd w:val="clear" w:color="auto" w:fill="4472C4"/>
-            <w:tcMar>
-              <w:top w:w="50" w:type="dxa"/>
-              <w:left w:w="90" w:type="dxa"/>
-              <w:bottom w:w="50" w:type="dxa"/>
-              <w:right w:w="90" w:type="dxa"/>
-            </w:tcMar>
             <w:vAlign w:val="center"/>
           </w:tcPr>
           <w:p>
@@ -19420,12 +17330,6 @@
               <w:right w:val="single" w:sz="6" w:space="0" w:color="1F3864"/>
             </w:tcBorders>
             <w:shd w:val="clear" w:color="auto" w:fill="4472C4"/>
-            <w:tcMar>
-              <w:top w:w="50" w:type="dxa"/>
-              <w:left w:w="90" w:type="dxa"/>
-              <w:bottom w:w="50" w:type="dxa"/>
-              <w:right w:w="90" w:type="dxa"/>
-            </w:tcMar>
             <w:vAlign w:val="center"/>
           </w:tcPr>
           <w:p>
@@ -19465,12 +17369,6 @@
               <w:right w:val="single" w:sz="6" w:space="0" w:color="1F3864"/>
             </w:tcBorders>
             <w:shd w:val="clear" w:color="auto" w:fill="4472C4"/>
-            <w:tcMar>
-              <w:top w:w="50" w:type="dxa"/>
-              <w:left w:w="90" w:type="dxa"/>
-              <w:bottom w:w="50" w:type="dxa"/>
-              <w:right w:w="90" w:type="dxa"/>
-            </w:tcMar>
             <w:vAlign w:val="center"/>
           </w:tcPr>
           <w:p>
@@ -19510,12 +17408,6 @@
               <w:right w:val="single" w:sz="6" w:space="0" w:color="1F3864"/>
             </w:tcBorders>
             <w:shd w:val="clear" w:color="auto" w:fill="4472C4"/>
-            <w:tcMar>
-              <w:top w:w="50" w:type="dxa"/>
-              <w:left w:w="90" w:type="dxa"/>
-              <w:bottom w:w="50" w:type="dxa"/>
-              <w:right w:w="90" w:type="dxa"/>
-            </w:tcMar>
             <w:vAlign w:val="center"/>
           </w:tcPr>
           <w:p>
@@ -19555,12 +17447,6 @@
               <w:right w:val="single" w:sz="6" w:space="0" w:color="1F3864"/>
             </w:tcBorders>
             <w:shd w:val="clear" w:color="auto" w:fill="4472C4"/>
-            <w:tcMar>
-              <w:top w:w="50" w:type="dxa"/>
-              <w:left w:w="90" w:type="dxa"/>
-              <w:bottom w:w="50" w:type="dxa"/>
-              <w:right w:w="90" w:type="dxa"/>
-            </w:tcMar>
             <w:vAlign w:val="center"/>
           </w:tcPr>
           <w:p>
@@ -19627,12 +17513,6 @@
               <w:right w:val="single" w:sz="6" w:space="0" w:color="1F3864"/>
             </w:tcBorders>
             <w:shd w:val="clear" w:color="auto" w:fill="D9E2F3"/>
-            <w:tcMar>
-              <w:top w:w="50" w:type="dxa"/>
-              <w:left w:w="90" w:type="dxa"/>
-              <w:bottom w:w="50" w:type="dxa"/>
-              <w:right w:w="90" w:type="dxa"/>
-            </w:tcMar>
             <w:vAlign w:val="center"/>
           </w:tcPr>
           <w:p>
@@ -19665,12 +17545,6 @@
               <w:right w:val="single" w:sz="6" w:space="0" w:color="1F3864"/>
             </w:tcBorders>
             <w:shd w:val="clear" w:color="auto" w:fill="D9E2F3"/>
-            <w:tcMar>
-              <w:top w:w="50" w:type="dxa"/>
-              <w:left w:w="90" w:type="dxa"/>
-              <w:bottom w:w="50" w:type="dxa"/>
-              <w:right w:w="90" w:type="dxa"/>
-            </w:tcMar>
             <w:vAlign w:val="center"/>
           </w:tcPr>
           <w:p>
@@ -19703,12 +17577,6 @@
               <w:right w:val="single" w:sz="6" w:space="0" w:color="1F3864"/>
             </w:tcBorders>
             <w:shd w:val="clear" w:color="auto" w:fill="D9E2F3"/>
-            <w:tcMar>
-              <w:top w:w="50" w:type="dxa"/>
-              <w:left w:w="90" w:type="dxa"/>
-              <w:bottom w:w="50" w:type="dxa"/>
-              <w:right w:w="90" w:type="dxa"/>
-            </w:tcMar>
             <w:vAlign w:val="center"/>
           </w:tcPr>
           <w:p>
@@ -19741,12 +17609,6 @@
               <w:right w:val="single" w:sz="6" w:space="0" w:color="1F3864"/>
             </w:tcBorders>
             <w:shd w:val="clear" w:color="auto" w:fill="D9E2F3"/>
-            <w:tcMar>
-              <w:top w:w="50" w:type="dxa"/>
-              <w:left w:w="90" w:type="dxa"/>
-              <w:bottom w:w="50" w:type="dxa"/>
-              <w:right w:w="90" w:type="dxa"/>
-            </w:tcMar>
             <w:vAlign w:val="center"/>
           </w:tcPr>
           <w:p>
@@ -19806,12 +17668,6 @@
               <w:right w:val="single" w:sz="6" w:space="0" w:color="1F3864"/>
             </w:tcBorders>
             <w:shd w:val="clear" w:color="auto" w:fill="D9E2F3"/>
-            <w:tcMar>
-              <w:top w:w="50" w:type="dxa"/>
-              <w:left w:w="90" w:type="dxa"/>
-              <w:bottom w:w="50" w:type="dxa"/>
-              <w:right w:w="90" w:type="dxa"/>
-            </w:tcMar>
             <w:vAlign w:val="center"/>
           </w:tcPr>
           <w:p>
@@ -19844,12 +17700,6 @@
               <w:right w:val="single" w:sz="6" w:space="0" w:color="1F3864"/>
             </w:tcBorders>
             <w:shd w:val="clear" w:color="auto" w:fill="D9E2F3"/>
-            <w:tcMar>
-              <w:top w:w="50" w:type="dxa"/>
-              <w:left w:w="90" w:type="dxa"/>
-              <w:bottom w:w="50" w:type="dxa"/>
-              <w:right w:w="90" w:type="dxa"/>
-            </w:tcMar>
             <w:vAlign w:val="center"/>
           </w:tcPr>
           <w:p>
@@ -19882,12 +17732,6 @@
               <w:right w:val="single" w:sz="6" w:space="0" w:color="1F3864"/>
             </w:tcBorders>
             <w:shd w:val="clear" w:color="auto" w:fill="D9E2F3"/>
-            <w:tcMar>
-              <w:top w:w="50" w:type="dxa"/>
-              <w:left w:w="90" w:type="dxa"/>
-              <w:bottom w:w="50" w:type="dxa"/>
-              <w:right w:w="90" w:type="dxa"/>
-            </w:tcMar>
             <w:vAlign w:val="center"/>
           </w:tcPr>
           <w:p>
@@ -19920,12 +17764,6 @@
               <w:right w:val="single" w:sz="6" w:space="0" w:color="1F3864"/>
             </w:tcBorders>
             <w:shd w:val="clear" w:color="auto" w:fill="D9E2F3"/>
-            <w:tcMar>
-              <w:top w:w="50" w:type="dxa"/>
-              <w:left w:w="90" w:type="dxa"/>
-              <w:bottom w:w="50" w:type="dxa"/>
-              <w:right w:w="90" w:type="dxa"/>
-            </w:tcMar>
             <w:vAlign w:val="center"/>
           </w:tcPr>
           <w:p>
@@ -19985,12 +17823,6 @@
               <w:right w:val="single" w:sz="6" w:space="0" w:color="1F3864"/>
             </w:tcBorders>
             <w:shd w:val="clear" w:color="auto" w:fill="D9E2F3"/>
-            <w:tcMar>
-              <w:top w:w="50" w:type="dxa"/>
-              <w:left w:w="90" w:type="dxa"/>
-              <w:bottom w:w="50" w:type="dxa"/>
-              <w:right w:w="90" w:type="dxa"/>
-            </w:tcMar>
             <w:vAlign w:val="center"/>
           </w:tcPr>
           <w:p>
@@ -20023,12 +17855,6 @@
               <w:right w:val="single" w:sz="6" w:space="0" w:color="1F3864"/>
             </w:tcBorders>
             <w:shd w:val="clear" w:color="auto" w:fill="D9E2F3"/>
-            <w:tcMar>
-              <w:top w:w="50" w:type="dxa"/>
-              <w:left w:w="90" w:type="dxa"/>
-              <w:bottom w:w="50" w:type="dxa"/>
-              <w:right w:w="90" w:type="dxa"/>
-            </w:tcMar>
             <w:vAlign w:val="center"/>
           </w:tcPr>
           <w:p>
@@ -20061,12 +17887,6 @@
               <w:right w:val="single" w:sz="6" w:space="0" w:color="1F3864"/>
             </w:tcBorders>
             <w:shd w:val="clear" w:color="auto" w:fill="D9E2F3"/>
-            <w:tcMar>
-              <w:top w:w="50" w:type="dxa"/>
-              <w:left w:w="90" w:type="dxa"/>
-              <w:bottom w:w="50" w:type="dxa"/>
-              <w:right w:w="90" w:type="dxa"/>
-            </w:tcMar>
             <w:vAlign w:val="center"/>
           </w:tcPr>
           <w:p>
@@ -20099,12 +17919,6 @@
               <w:right w:val="single" w:sz="6" w:space="0" w:color="1F3864"/>
             </w:tcBorders>
             <w:shd w:val="clear" w:color="auto" w:fill="D9E2F3"/>
-            <w:tcMar>
-              <w:top w:w="50" w:type="dxa"/>
-              <w:left w:w="90" w:type="dxa"/>
-              <w:bottom w:w="50" w:type="dxa"/>
-              <w:right w:w="90" w:type="dxa"/>
-            </w:tcMar>
             <w:vAlign w:val="center"/>
           </w:tcPr>
           <w:p>
@@ -20164,12 +17978,6 @@
               <w:right w:val="single" w:sz="6" w:space="0" w:color="1F3864"/>
             </w:tcBorders>
             <w:shd w:val="clear" w:color="auto" w:fill="D9E2F3"/>
-            <w:tcMar>
-              <w:top w:w="50" w:type="dxa"/>
-              <w:left w:w="90" w:type="dxa"/>
-              <w:bottom w:w="50" w:type="dxa"/>
-              <w:right w:w="90" w:type="dxa"/>
-            </w:tcMar>
             <w:vAlign w:val="center"/>
           </w:tcPr>
           <w:p>
@@ -20214,12 +18022,6 @@
               <w:right w:val="single" w:sz="6" w:space="0" w:color="1F3864"/>
             </w:tcBorders>
             <w:shd w:val="clear" w:color="auto" w:fill="4472C4"/>
-            <w:tcMar>
-              <w:top w:w="50" w:type="dxa"/>
-              <w:left w:w="90" w:type="dxa"/>
-              <w:bottom w:w="50" w:type="dxa"/>
-              <w:right w:w="90" w:type="dxa"/>
-            </w:tcMar>
             <w:vAlign w:val="center"/>
           </w:tcPr>
           <w:p>
@@ -20286,12 +18088,6 @@
               <w:right w:val="single" w:sz="6" w:space="0" w:color="1F3864"/>
             </w:tcBorders>
             <w:shd w:val="clear" w:color="auto" w:fill="4472C4"/>
-            <w:tcMar>
-              <w:top w:w="50" w:type="dxa"/>
-              <w:left w:w="90" w:type="dxa"/>
-              <w:bottom w:w="50" w:type="dxa"/>
-              <w:right w:w="90" w:type="dxa"/>
-            </w:tcMar>
             <w:vAlign w:val="center"/>
           </w:tcPr>
           <w:p>
@@ -20331,12 +18127,6 @@
               <w:right w:val="single" w:sz="6" w:space="0" w:color="1F3864"/>
             </w:tcBorders>
             <w:shd w:val="clear" w:color="auto" w:fill="4472C4"/>
-            <w:tcMar>
-              <w:top w:w="50" w:type="dxa"/>
-              <w:left w:w="90" w:type="dxa"/>
-              <w:bottom w:w="50" w:type="dxa"/>
-              <w:right w:w="90" w:type="dxa"/>
-            </w:tcMar>
             <w:vAlign w:val="center"/>
           </w:tcPr>
           <w:p>
@@ -20376,12 +18166,6 @@
               <w:right w:val="single" w:sz="6" w:space="0" w:color="1F3864"/>
             </w:tcBorders>
             <w:shd w:val="clear" w:color="auto" w:fill="4472C4"/>
-            <w:tcMar>
-              <w:top w:w="50" w:type="dxa"/>
-              <w:left w:w="90" w:type="dxa"/>
-              <w:bottom w:w="50" w:type="dxa"/>
-              <w:right w:w="90" w:type="dxa"/>
-            </w:tcMar>
             <w:vAlign w:val="center"/>
           </w:tcPr>
           <w:p>
@@ -20421,12 +18205,6 @@
               <w:right w:val="single" w:sz="6" w:space="0" w:color="1F3864"/>
             </w:tcBorders>
             <w:shd w:val="clear" w:color="auto" w:fill="4472C4"/>
-            <w:tcMar>
-              <w:top w:w="50" w:type="dxa"/>
-              <w:left w:w="90" w:type="dxa"/>
-              <w:bottom w:w="50" w:type="dxa"/>
-              <w:right w:w="90" w:type="dxa"/>
-            </w:tcMar>
             <w:vAlign w:val="center"/>
           </w:tcPr>
           <w:p>
@@ -20493,12 +18271,6 @@
               <w:right w:val="single" w:sz="6" w:space="0" w:color="1F3864"/>
             </w:tcBorders>
             <w:shd w:val="clear" w:color="auto" w:fill="D9E2F3"/>
-            <w:tcMar>
-              <w:top w:w="50" w:type="dxa"/>
-              <w:left w:w="90" w:type="dxa"/>
-              <w:bottom w:w="50" w:type="dxa"/>
-              <w:right w:w="90" w:type="dxa"/>
-            </w:tcMar>
             <w:vAlign w:val="center"/>
           </w:tcPr>
           <w:p>
@@ -20531,12 +18303,6 @@
               <w:right w:val="single" w:sz="6" w:space="0" w:color="1F3864"/>
             </w:tcBorders>
             <w:shd w:val="clear" w:color="auto" w:fill="D9E2F3"/>
-            <w:tcMar>
-              <w:top w:w="50" w:type="dxa"/>
-              <w:left w:w="90" w:type="dxa"/>
-              <w:bottom w:w="50" w:type="dxa"/>
-              <w:right w:w="90" w:type="dxa"/>
-            </w:tcMar>
             <w:vAlign w:val="center"/>
           </w:tcPr>
           <w:p>
@@ -20569,12 +18335,6 @@
               <w:right w:val="single" w:sz="6" w:space="0" w:color="1F3864"/>
             </w:tcBorders>
             <w:shd w:val="clear" w:color="auto" w:fill="D9E2F3"/>
-            <w:tcMar>
-              <w:top w:w="50" w:type="dxa"/>
-              <w:left w:w="90" w:type="dxa"/>
-              <w:bottom w:w="50" w:type="dxa"/>
-              <w:right w:w="90" w:type="dxa"/>
-            </w:tcMar>
             <w:vAlign w:val="center"/>
           </w:tcPr>
           <w:p>
@@ -20607,12 +18367,6 @@
               <w:right w:val="single" w:sz="6" w:space="0" w:color="1F3864"/>
             </w:tcBorders>
             <w:shd w:val="clear" w:color="auto" w:fill="D9E2F3"/>
-            <w:tcMar>
-              <w:top w:w="50" w:type="dxa"/>
-              <w:left w:w="90" w:type="dxa"/>
-              <w:bottom w:w="50" w:type="dxa"/>
-              <w:right w:w="90" w:type="dxa"/>
-            </w:tcMar>
             <w:vAlign w:val="center"/>
           </w:tcPr>
           <w:p>
@@ -20672,12 +18426,6 @@
               <w:right w:val="single" w:sz="6" w:space="0" w:color="1F3864"/>
             </w:tcBorders>
             <w:shd w:val="clear" w:color="auto" w:fill="D9E2F3"/>
-            <w:tcMar>
-              <w:top w:w="50" w:type="dxa"/>
-              <w:left w:w="90" w:type="dxa"/>
-              <w:bottom w:w="50" w:type="dxa"/>
-              <w:right w:w="90" w:type="dxa"/>
-            </w:tcMar>
             <w:vAlign w:val="center"/>
           </w:tcPr>
           <w:p>
@@ -20710,12 +18458,6 @@
               <w:right w:val="single" w:sz="6" w:space="0" w:color="1F3864"/>
             </w:tcBorders>
             <w:shd w:val="clear" w:color="auto" w:fill="D9E2F3"/>
-            <w:tcMar>
-              <w:top w:w="50" w:type="dxa"/>
-              <w:left w:w="90" w:type="dxa"/>
-              <w:bottom w:w="50" w:type="dxa"/>
-              <w:right w:w="90" w:type="dxa"/>
-            </w:tcMar>
             <w:vAlign w:val="center"/>
           </w:tcPr>
           <w:p>
@@ -20748,12 +18490,6 @@
               <w:right w:val="single" w:sz="6" w:space="0" w:color="1F3864"/>
             </w:tcBorders>
             <w:shd w:val="clear" w:color="auto" w:fill="D9E2F3"/>
-            <w:tcMar>
-              <w:top w:w="50" w:type="dxa"/>
-              <w:left w:w="90" w:type="dxa"/>
-              <w:bottom w:w="50" w:type="dxa"/>
-              <w:right w:w="90" w:type="dxa"/>
-            </w:tcMar>
             <w:vAlign w:val="center"/>
           </w:tcPr>
           <w:p>
@@ -20786,12 +18522,6 @@
               <w:right w:val="single" w:sz="6" w:space="0" w:color="1F3864"/>
             </w:tcBorders>
             <w:shd w:val="clear" w:color="auto" w:fill="D9E2F3"/>
-            <w:tcMar>
-              <w:top w:w="50" w:type="dxa"/>
-              <w:left w:w="90" w:type="dxa"/>
-              <w:bottom w:w="50" w:type="dxa"/>
-              <w:right w:w="90" w:type="dxa"/>
-            </w:tcMar>
             <w:vAlign w:val="center"/>
           </w:tcPr>
           <w:p>
@@ -20851,12 +18581,6 @@
               <w:right w:val="single" w:sz="6" w:space="0" w:color="1F3864"/>
             </w:tcBorders>
             <w:shd w:val="clear" w:color="auto" w:fill="D9E2F3"/>
-            <w:tcMar>
-              <w:top w:w="50" w:type="dxa"/>
-              <w:left w:w="90" w:type="dxa"/>
-              <w:bottom w:w="50" w:type="dxa"/>
-              <w:right w:w="90" w:type="dxa"/>
-            </w:tcMar>
             <w:vAlign w:val="center"/>
           </w:tcPr>
           <w:p>
@@ -20889,12 +18613,6 @@
               <w:right w:val="single" w:sz="6" w:space="0" w:color="1F3864"/>
             </w:tcBorders>
             <w:shd w:val="clear" w:color="auto" w:fill="D9E2F3"/>
-            <w:tcMar>
-              <w:top w:w="50" w:type="dxa"/>
-              <w:left w:w="90" w:type="dxa"/>
-              <w:bottom w:w="50" w:type="dxa"/>
-              <w:right w:w="90" w:type="dxa"/>
-            </w:tcMar>
             <w:vAlign w:val="center"/>
           </w:tcPr>
           <w:p>
@@ -20927,12 +18645,6 @@
               <w:right w:val="single" w:sz="6" w:space="0" w:color="1F3864"/>
             </w:tcBorders>
             <w:shd w:val="clear" w:color="auto" w:fill="D9E2F3"/>
-            <w:tcMar>
-              <w:top w:w="50" w:type="dxa"/>
-              <w:left w:w="90" w:type="dxa"/>
-              <w:bottom w:w="50" w:type="dxa"/>
-              <w:right w:w="90" w:type="dxa"/>
-            </w:tcMar>
             <w:vAlign w:val="center"/>
           </w:tcPr>
           <w:p>
@@ -20965,12 +18677,6 @@
               <w:right w:val="single" w:sz="6" w:space="0" w:color="1F3864"/>
             </w:tcBorders>
             <w:shd w:val="clear" w:color="auto" w:fill="D9E2F3"/>
-            <w:tcMar>
-              <w:top w:w="50" w:type="dxa"/>
-              <w:left w:w="90" w:type="dxa"/>
-              <w:bottom w:w="50" w:type="dxa"/>
-              <w:right w:w="90" w:type="dxa"/>
-            </w:tcMar>
             <w:vAlign w:val="center"/>
           </w:tcPr>
           <w:p>
@@ -21030,12 +18736,6 @@
               <w:right w:val="single" w:sz="6" w:space="0" w:color="1F3864"/>
             </w:tcBorders>
             <w:shd w:val="clear" w:color="auto" w:fill="D9E2F3"/>
-            <w:tcMar>
-              <w:top w:w="50" w:type="dxa"/>
-              <w:left w:w="90" w:type="dxa"/>
-              <w:bottom w:w="50" w:type="dxa"/>
-              <w:right w:w="90" w:type="dxa"/>
-            </w:tcMar>
             <w:vAlign w:val="center"/>
           </w:tcPr>
           <w:p>
@@ -21080,12 +18780,6 @@
               <w:right w:val="single" w:sz="6" w:space="0" w:color="1F3864"/>
             </w:tcBorders>
             <w:shd w:val="clear" w:color="auto" w:fill="4472C4"/>
-            <w:tcMar>
-              <w:top w:w="50" w:type="dxa"/>
-              <w:left w:w="90" w:type="dxa"/>
-              <w:bottom w:w="50" w:type="dxa"/>
-              <w:right w:w="90" w:type="dxa"/>
-            </w:tcMar>
             <w:vAlign w:val="center"/>
           </w:tcPr>
           <w:p>
@@ -21152,12 +18846,6 @@
               <w:right w:val="single" w:sz="6" w:space="0" w:color="1F3864"/>
             </w:tcBorders>
             <w:shd w:val="clear" w:color="auto" w:fill="4472C4"/>
-            <w:tcMar>
-              <w:top w:w="50" w:type="dxa"/>
-              <w:left w:w="90" w:type="dxa"/>
-              <w:bottom w:w="50" w:type="dxa"/>
-              <w:right w:w="90" w:type="dxa"/>
-            </w:tcMar>
             <w:vAlign w:val="center"/>
           </w:tcPr>
           <w:p>
@@ -21197,12 +18885,6 @@
               <w:right w:val="single" w:sz="6" w:space="0" w:color="1F3864"/>
             </w:tcBorders>
             <w:shd w:val="clear" w:color="auto" w:fill="4472C4"/>
-            <w:tcMar>
-              <w:top w:w="50" w:type="dxa"/>
-              <w:left w:w="90" w:type="dxa"/>
-              <w:bottom w:w="50" w:type="dxa"/>
-              <w:right w:w="90" w:type="dxa"/>
-            </w:tcMar>
             <w:vAlign w:val="center"/>
           </w:tcPr>
           <w:p>
@@ -21242,12 +18924,6 @@
               <w:right w:val="single" w:sz="6" w:space="0" w:color="1F3864"/>
             </w:tcBorders>
             <w:shd w:val="clear" w:color="auto" w:fill="4472C4"/>
-            <w:tcMar>
-              <w:top w:w="50" w:type="dxa"/>
-              <w:left w:w="90" w:type="dxa"/>
-              <w:bottom w:w="50" w:type="dxa"/>
-              <w:right w:w="90" w:type="dxa"/>
-            </w:tcMar>
             <w:vAlign w:val="center"/>
           </w:tcPr>
           <w:p>
@@ -21287,12 +18963,6 @@
               <w:right w:val="single" w:sz="6" w:space="0" w:color="1F3864"/>
             </w:tcBorders>
             <w:shd w:val="clear" w:color="auto" w:fill="4472C4"/>
-            <w:tcMar>
-              <w:top w:w="50" w:type="dxa"/>
-              <w:left w:w="90" w:type="dxa"/>
-              <w:bottom w:w="50" w:type="dxa"/>
-              <w:right w:w="90" w:type="dxa"/>
-            </w:tcMar>
             <w:vAlign w:val="center"/>
           </w:tcPr>
           <w:p>
@@ -21359,12 +19029,6 @@
               <w:right w:val="single" w:sz="6" w:space="0" w:color="1F3864"/>
             </w:tcBorders>
             <w:shd w:val="clear" w:color="auto" w:fill="D9E2F3"/>
-            <w:tcMar>
-              <w:top w:w="50" w:type="dxa"/>
-              <w:left w:w="90" w:type="dxa"/>
-              <w:bottom w:w="50" w:type="dxa"/>
-              <w:right w:w="90" w:type="dxa"/>
-            </w:tcMar>
             <w:vAlign w:val="center"/>
           </w:tcPr>
           <w:p>
@@ -21397,12 +19061,6 @@
               <w:right w:val="single" w:sz="6" w:space="0" w:color="1F3864"/>
             </w:tcBorders>
             <w:shd w:val="clear" w:color="auto" w:fill="D9E2F3"/>
-            <w:tcMar>
-              <w:top w:w="50" w:type="dxa"/>
-              <w:left w:w="90" w:type="dxa"/>
-              <w:bottom w:w="50" w:type="dxa"/>
-              <w:right w:w="90" w:type="dxa"/>
-            </w:tcMar>
             <w:vAlign w:val="center"/>
           </w:tcPr>
           <w:p>
@@ -21435,12 +19093,6 @@
               <w:right w:val="single" w:sz="6" w:space="0" w:color="1F3864"/>
             </w:tcBorders>
             <w:shd w:val="clear" w:color="auto" w:fill="D9E2F3"/>
-            <w:tcMar>
-              <w:top w:w="50" w:type="dxa"/>
-              <w:left w:w="90" w:type="dxa"/>
-              <w:bottom w:w="50" w:type="dxa"/>
-              <w:right w:w="90" w:type="dxa"/>
-            </w:tcMar>
             <w:vAlign w:val="center"/>
           </w:tcPr>
           <w:p>
@@ -21473,12 +19125,6 @@
               <w:right w:val="single" w:sz="6" w:space="0" w:color="1F3864"/>
             </w:tcBorders>
             <w:shd w:val="clear" w:color="auto" w:fill="D9E2F3"/>
-            <w:tcMar>
-              <w:top w:w="50" w:type="dxa"/>
-              <w:left w:w="90" w:type="dxa"/>
-              <w:bottom w:w="50" w:type="dxa"/>
-              <w:right w:w="90" w:type="dxa"/>
-            </w:tcMar>
             <w:vAlign w:val="center"/>
           </w:tcPr>
           <w:p>
@@ -21538,12 +19184,6 @@
               <w:right w:val="single" w:sz="6" w:space="0" w:color="1F3864"/>
             </w:tcBorders>
             <w:shd w:val="clear" w:color="auto" w:fill="D9E2F3"/>
-            <w:tcMar>
-              <w:top w:w="50" w:type="dxa"/>
-              <w:left w:w="90" w:type="dxa"/>
-              <w:bottom w:w="50" w:type="dxa"/>
-              <w:right w:w="90" w:type="dxa"/>
-            </w:tcMar>
             <w:vAlign w:val="center"/>
           </w:tcPr>
           <w:p>
@@ -21576,12 +19216,6 @@
               <w:right w:val="single" w:sz="6" w:space="0" w:color="1F3864"/>
             </w:tcBorders>
             <w:shd w:val="clear" w:color="auto" w:fill="D9E2F3"/>
-            <w:tcMar>
-              <w:top w:w="50" w:type="dxa"/>
-              <w:left w:w="90" w:type="dxa"/>
-              <w:bottom w:w="50" w:type="dxa"/>
-              <w:right w:w="90" w:type="dxa"/>
-            </w:tcMar>
             <w:vAlign w:val="center"/>
           </w:tcPr>
           <w:p>
@@ -21614,12 +19248,6 @@
               <w:right w:val="single" w:sz="6" w:space="0" w:color="1F3864"/>
             </w:tcBorders>
             <w:shd w:val="clear" w:color="auto" w:fill="D9E2F3"/>
-            <w:tcMar>
-              <w:top w:w="50" w:type="dxa"/>
-              <w:left w:w="90" w:type="dxa"/>
-              <w:bottom w:w="50" w:type="dxa"/>
-              <w:right w:w="90" w:type="dxa"/>
-            </w:tcMar>
             <w:vAlign w:val="center"/>
           </w:tcPr>
           <w:p>
@@ -21652,12 +19280,6 @@
               <w:right w:val="single" w:sz="6" w:space="0" w:color="1F3864"/>
             </w:tcBorders>
             <w:shd w:val="clear" w:color="auto" w:fill="D9E2F3"/>
-            <w:tcMar>
-              <w:top w:w="50" w:type="dxa"/>
-              <w:left w:w="90" w:type="dxa"/>
-              <w:bottom w:w="50" w:type="dxa"/>
-              <w:right w:w="90" w:type="dxa"/>
-            </w:tcMar>
             <w:vAlign w:val="center"/>
           </w:tcPr>
           <w:p>
@@ -21717,12 +19339,6 @@
               <w:right w:val="single" w:sz="6" w:space="0" w:color="1F3864"/>
             </w:tcBorders>
             <w:shd w:val="clear" w:color="auto" w:fill="D9E2F3"/>
-            <w:tcMar>
-              <w:top w:w="50" w:type="dxa"/>
-              <w:left w:w="90" w:type="dxa"/>
-              <w:bottom w:w="50" w:type="dxa"/>
-              <w:right w:w="90" w:type="dxa"/>
-            </w:tcMar>
             <w:vAlign w:val="center"/>
           </w:tcPr>
           <w:p>
@@ -21755,12 +19371,6 @@
               <w:right w:val="single" w:sz="6" w:space="0" w:color="1F3864"/>
             </w:tcBorders>
             <w:shd w:val="clear" w:color="auto" w:fill="D9E2F3"/>
-            <w:tcMar>
-              <w:top w:w="50" w:type="dxa"/>
-              <w:left w:w="90" w:type="dxa"/>
-              <w:bottom w:w="50" w:type="dxa"/>
-              <w:right w:w="90" w:type="dxa"/>
-            </w:tcMar>
             <w:vAlign w:val="center"/>
           </w:tcPr>
           <w:p>
@@ -21793,12 +19403,6 @@
               <w:right w:val="single" w:sz="6" w:space="0" w:color="1F3864"/>
             </w:tcBorders>
             <w:shd w:val="clear" w:color="auto" w:fill="D9E2F3"/>
-            <w:tcMar>
-              <w:top w:w="50" w:type="dxa"/>
-              <w:left w:w="90" w:type="dxa"/>
-              <w:bottom w:w="50" w:type="dxa"/>
-              <w:right w:w="90" w:type="dxa"/>
-            </w:tcMar>
             <w:vAlign w:val="center"/>
           </w:tcPr>
           <w:p>
@@ -21831,12 +19435,6 @@
               <w:right w:val="single" w:sz="6" w:space="0" w:color="1F3864"/>
             </w:tcBorders>
             <w:shd w:val="clear" w:color="auto" w:fill="D9E2F3"/>
-            <w:tcMar>
-              <w:top w:w="50" w:type="dxa"/>
-              <w:left w:w="90" w:type="dxa"/>
-              <w:bottom w:w="50" w:type="dxa"/>
-              <w:right w:w="90" w:type="dxa"/>
-            </w:tcMar>
             <w:vAlign w:val="center"/>
           </w:tcPr>
           <w:p>
@@ -21895,12 +19493,6 @@
               <w:right w:val="single" w:sz="6" w:space="0" w:color="1F3864"/>
             </w:tcBorders>
             <w:shd w:val="clear" w:color="auto" w:fill="4472C4"/>
-            <w:tcMar>
-              <w:top w:w="50" w:type="dxa"/>
-              <w:left w:w="90" w:type="dxa"/>
-              <w:bottom w:w="50" w:type="dxa"/>
-              <w:right w:w="90" w:type="dxa"/>
-            </w:tcMar>
             <w:vAlign w:val="center"/>
           </w:tcPr>
           <w:p>
@@ -21939,12 +19531,6 @@
               <w:right w:val="single" w:sz="6" w:space="0" w:color="1F3864"/>
             </w:tcBorders>
             <w:shd w:val="clear" w:color="auto" w:fill="4472C4"/>
-            <w:tcMar>
-              <w:top w:w="50" w:type="dxa"/>
-              <w:left w:w="90" w:type="dxa"/>
-              <w:bottom w:w="50" w:type="dxa"/>
-              <w:right w:w="90" w:type="dxa"/>
-            </w:tcMar>
             <w:vAlign w:val="center"/>
           </w:tcPr>
           <w:p>
@@ -21974,6 +19560,55 @@
           </w:p>
         </w:tc>
       </w:tr>
+    </w:tbl>
+    <w:p>
+      <w:pPr>
+        <w:spacing w:before="0" w:after="0" w:line="240" w:lineRule="auto"/>
+        <w:rPr>
+          <w:sz w:val="18"/>
+          <w:szCs w:val="18"/>
+        </w:rPr>
+      </w:pPr>
+    </w:p>
+    <w:tbl>
+      <w:tblPr>
+        <w:tblW w:w="9405" w:type="dxa"/>
+        <w:jc w:val="center"/>
+        <w:tblBorders>
+          <w:top w:val="single" w:sz="6" w:space="0" w:color="1F3864"/>
+          <w:left w:val="single" w:sz="6" w:space="0" w:color="1F3864"/>
+          <w:bottom w:val="single" w:sz="6" w:space="0" w:color="1F3864"/>
+          <w:right w:val="single" w:sz="6" w:space="0" w:color="1F3864"/>
+          <w:insideH w:val="single" w:sz="6" w:space="0" w:color="1F3864"/>
+          <w:insideV w:val="single" w:sz="6" w:space="0" w:color="1F3864"/>
+        </w:tblBorders>
+        <w:tblLayout w:type="fixed"/>
+        <w:tblCellMar>
+          <w:top w:w="40" w:type="dxa"/>
+          <w:left w:w="90" w:type="dxa"/>
+          <w:bottom w:w="40" w:type="dxa"/>
+          <w:right w:w="90" w:type="dxa"/>
+        </w:tblCellMar>
+        <w:tblLook w:val="0000" w:firstRow="0" w:lastRow="0" w:firstColumn="0" w:lastColumn="0" w:noHBand="0" w:noVBand="0"/>
+      </w:tblPr>
+      <w:tblGrid>
+        <w:gridCol w:w="1175"/>
+        <w:gridCol w:w="391"/>
+        <w:gridCol w:w="391"/>
+        <w:gridCol w:w="391"/>
+        <w:gridCol w:w="783"/>
+        <w:gridCol w:w="391"/>
+        <w:gridCol w:w="391"/>
+        <w:gridCol w:w="783"/>
+        <w:gridCol w:w="783"/>
+        <w:gridCol w:w="391"/>
+        <w:gridCol w:w="391"/>
+        <w:gridCol w:w="391"/>
+        <w:gridCol w:w="391"/>
+        <w:gridCol w:w="391"/>
+        <w:gridCol w:w="391"/>
+        <w:gridCol w:w="1567"/>
+      </w:tblGrid>
       <w:tr>
         <w:tc>
           <w:tcPr>
@@ -21986,12 +19621,6 @@
               <w:right w:val="single" w:sz="6" w:space="0" w:color="1F3864"/>
             </w:tcBorders>
             <w:shd w:val="clear" w:color="auto" w:fill="D9E2F3"/>
-            <w:tcMar>
-              <w:top w:w="50" w:type="dxa"/>
-              <w:left w:w="90" w:type="dxa"/>
-              <w:bottom w:w="50" w:type="dxa"/>
-              <w:right w:w="90" w:type="dxa"/>
-            </w:tcMar>
           </w:tcPr>
           <w:p>
             <w:pPr>
@@ -22346,12 +19975,6 @@
               <w:right w:val="single" w:sz="6" w:space="0" w:color="1F3864"/>
             </w:tcBorders>
             <w:shd w:val="clear" w:color="auto" w:fill="D9E2F3"/>
-            <w:tcMar>
-              <w:top w:w="50" w:type="dxa"/>
-              <w:left w:w="90" w:type="dxa"/>
-              <w:bottom w:w="50" w:type="dxa"/>
-              <w:right w:w="90" w:type="dxa"/>
-            </w:tcMar>
           </w:tcPr>
           <w:p>
             <w:pPr>
